--- a/pr-preview/pr-261/model-validation-handout.docx
+++ b/pr-preview/pr-261/model-validation-handout.docx
@@ -15,7 +15,7 @@
         <w:pStyle w:val="Date"/>
       </w:pPr>
       <w:r>
-        <w:t xml:space="preserve">Last modified: 2026-10-16 14:10:48 (PDT)</w:t>
+        <w:t xml:space="preserve">Last modified: 2026-10-16 18:35:04 (PDT)</w:t>
       </w:r>
     </w:p>
     <w:bookmarkStart w:id="17" w:name="sec-data-sets"/>
@@ -98,62 +98,9 @@
       <w:r>
         <w:t xml:space="preserve"> </w:t>
       </w:r>
-      <m:oMath>
-        <m:r>
-          <m:rPr>
-            <m:sty m:val="p"/>
-          </m:rPr>
-          <m:t>(</m:t>
-        </m:r>
-        <m:sSub>
-          <m:e>
-            <m:limLow>
-              <m:e>
-                <m:r>
-                  <m:t>x</m:t>
-                </m:r>
-              </m:e>
-              <m:lim>
-                <m:r>
-                  <m:rPr>
-                    <m:sty m:val="p"/>
-                  </m:rPr>
-                  <m:t>∼</m:t>
-                </m:r>
-              </m:lim>
-            </m:limLow>
-          </m:e>
-          <m:sub>
-            <m:r>
-              <m:t>i</m:t>
-            </m:r>
-          </m:sub>
-        </m:sSub>
-        <m:r>
-          <m:rPr>
-            <m:sty m:val="p"/>
-          </m:rPr>
-          <m:t>,</m:t>
-        </m:r>
-        <m:sSub>
-          <m:e>
-            <m:r>
-              <m:t>y</m:t>
-            </m:r>
-          </m:e>
-          <m:sub>
-            <m:r>
-              <m:t>i</m:t>
-            </m:r>
-          </m:sub>
-        </m:sSub>
-        <m:r>
-          <m:rPr>
-            <m:sty m:val="p"/>
-          </m:rPr>
-          <m:t>)</m:t>
-        </m:r>
-      </m:oMath>
+      <w:r>
+        <w:t xml:space="preserve">$(\mathord{\smash[b]{\underset{\raise.3ex\hbox{$\scriptstyle\sim$}}{x}}\vphantom{x}}_i, y_i)$</w:t>
+      </w:r>
       <w:r>
         <w:t xml:space="preserve">,</w:t>
       </w:r>
@@ -166,32 +113,9 @@
       <w:r>
         <w:t xml:space="preserve"> </w:t>
       </w:r>
-      <m:oMath>
-        <m:sSub>
-          <m:e>
-            <m:limLow>
-              <m:e>
-                <m:r>
-                  <m:t>x</m:t>
-                </m:r>
-              </m:e>
-              <m:lim>
-                <m:r>
-                  <m:rPr>
-                    <m:sty m:val="p"/>
-                  </m:rPr>
-                  <m:t>∼</m:t>
-                </m:r>
-              </m:lim>
-            </m:limLow>
-          </m:e>
-          <m:sub>
-            <m:r>
-              <m:t>i</m:t>
-            </m:r>
-          </m:sub>
-        </m:sSub>
-      </m:oMath>
+      <w:r>
+        <w:t xml:space="preserve">$\mathord{\smash[b]{\underset{\raise.3ex\hbox{$\scriptstyle\sim$}}{x}}\vphantom{x}}_i$</w:t>
+      </w:r>
       <w:r>
         <w:t xml:space="preserve"> </w:t>
       </w:r>
@@ -233,172 +157,11 @@
         <w:pStyle w:val="BodyText"/>
       </w:pPr>
       <w:bookmarkStart w:id="9" w:name="eq-data-set"/>
-      <m:oMathPara>
-        <m:oMathParaPr>
-          <m:jc m:val="center"/>
-        </m:oMathParaPr>
-        <m:oMath>
-          <m:r>
-            <m:rPr>
-              <m:scr m:val="script"/>
-              <m:sty m:val="p"/>
-            </m:rPr>
-            <m:t>D</m:t>
-          </m:r>
-          <m:limUpp>
-            <m:e>
-              <m:r>
-                <m:rPr>
-                  <m:sty m:val="p"/>
-                </m:rPr>
-                <m:t>=</m:t>
-              </m:r>
-            </m:e>
-            <m:lim>
-              <m:r>
-                <m:rPr>
-                  <m:nor/>
-                  <m:sty m:val="p"/>
-                </m:rPr>
-                <m:t>def</m:t>
-              </m:r>
-            </m:lim>
-          </m:limUpp>
-          <m:r>
-            <m:t>​</m:t>
-          </m:r>
-          <m:d>
-            <m:dPr>
-              <m:begChr m:val="{"/>
-              <m:sepChr m:val=""/>
-              <m:endChr m:val="}"/>
-              <m:grow/>
-            </m:dPr>
-            <m:e>
-              <m:r>
-                <m:rPr>
-                  <m:sty m:val="p"/>
-                </m:rPr>
-                <m:t>(</m:t>
-              </m:r>
-              <m:sSub>
-                <m:e>
-                  <m:limLow>
-                    <m:e>
-                      <m:r>
-                        <m:t>x</m:t>
-                      </m:r>
-                    </m:e>
-                    <m:lim>
-                      <m:r>
-                        <m:rPr>
-                          <m:sty m:val="p"/>
-                        </m:rPr>
-                        <m:t>∼</m:t>
-                      </m:r>
-                    </m:lim>
-                  </m:limLow>
-                </m:e>
-                <m:sub>
-                  <m:r>
-                    <m:t>i</m:t>
-                  </m:r>
-                </m:sub>
-              </m:sSub>
-              <m:r>
-                <m:rPr>
-                  <m:sty m:val="p"/>
-                </m:rPr>
-                <m:t>,</m:t>
-              </m:r>
-              <m:sSub>
-                <m:e>
-                  <m:r>
-                    <m:t>y</m:t>
-                  </m:r>
-                </m:e>
-                <m:sub>
-                  <m:r>
-                    <m:t>i</m:t>
-                  </m:r>
-                </m:sub>
-              </m:sSub>
-              <m:r>
-                <m:rPr>
-                  <m:sty m:val="p"/>
-                </m:rPr>
-                <m:t>)</m:t>
-              </m:r>
-              <m:r>
-                <m:rPr>
-                  <m:sty m:val="p"/>
-                </m:rPr>
-                <m:t>:</m:t>
-              </m:r>
-              <m:r>
-                <m:t>i</m:t>
-              </m:r>
-              <m:r>
-                <m:rPr>
-                  <m:sty m:val="p"/>
-                </m:rPr>
-                <m:t>=</m:t>
-              </m:r>
-              <m:r>
-                <m:t>1</m:t>
-              </m:r>
-              <m:r>
-                <m:rPr>
-                  <m:sty m:val="p"/>
-                </m:rPr>
-                <m:t>,</m:t>
-              </m:r>
-              <m:r>
-                <m:rPr>
-                  <m:sty m:val="p"/>
-                </m:rPr>
-                <m:t>…</m:t>
-              </m:r>
-              <m:r>
-                <m:rPr>
-                  <m:sty m:val="p"/>
-                </m:rPr>
-                <m:t>,</m:t>
-              </m:r>
-              <m:r>
-                <m:t>n</m:t>
-              </m:r>
-            </m:e>
-          </m:d>
-          <m:r>
-            <m:t>​</m:t>
-          </m:r>
-          <m:r>
-            <m:rPr>
-              <m:sty m:val="p"/>
-            </m:rPr>
-            <m:t>.</m:t>
-          </m:r>
-          <m:r>
-            <m:t>  </m:t>
-          </m:r>
-          <m:r>
-            <m:rPr>
-              <m:sty m:val="p"/>
-            </m:rPr>
-            <m:t>(</m:t>
-          </m:r>
-          <m:r>
-            <m:t>1</m:t>
-          </m:r>
-          <m:r>
-            <m:rPr>
-              <m:sty m:val="p"/>
-            </m:rPr>
-            <m:t>)</m:t>
-          </m:r>
-        </m:oMath>
-      </m:oMathPara>
+      <w:r>
+        <w:t xml:space="preserve">$$
+    \mathcal{D}\stackrel{\text{def}}{=}\mathopen{}\left\{(\mathord{\smash[b]{\underset{\raise.3ex\hbox{$\scriptstyle\sim$}}{x}}\vphantom{x}}_i, y_i) : i = 1, \ldots, n\right\}\mathclose{} .
+     \qquad(1)$$</w:t>
+      </w:r>
       <w:bookmarkEnd w:id="9"/>
     </w:p>
     <w:bookmarkEnd w:id="10"/>
@@ -597,32 +360,9 @@
       <w:r>
         <w:t xml:space="preserve"> </w:t>
       </w:r>
-      <m:oMath>
-        <m:sSub>
-          <m:e>
-            <m:limLow>
-              <m:e>
-                <m:r>
-                  <m:t>x</m:t>
-                </m:r>
-              </m:e>
-              <m:lim>
-                <m:r>
-                  <m:rPr>
-                    <m:sty m:val="p"/>
-                  </m:rPr>
-                  <m:t>∼</m:t>
-                </m:r>
-              </m:lim>
-            </m:limLow>
-          </m:e>
-          <m:sub>
-            <m:r>
-              <m:t>i</m:t>
-            </m:r>
-          </m:sub>
-        </m:sSub>
-      </m:oMath>
+      <w:r>
+        <w:t xml:space="preserve">$\mathord{\smash[b]{\underset{\raise.3ex\hbox{$\scriptstyle\sim$}}{x}}\vphantom{x}}_i$</w:t>
+      </w:r>
       <w:r>
         <w:t xml:space="preserve"> </w:t>
       </w:r>
@@ -655,163 +395,15 @@
         <w:pStyle w:val="BodyText"/>
       </w:pPr>
       <w:bookmarkStart w:id="12" w:name="eq-input-matrix"/>
-      <m:oMathPara>
-        <m:oMathParaPr>
-          <m:jc m:val="center"/>
-        </m:oMathParaPr>
-        <m:oMath>
-          <m:r>
-            <m:rPr>
-              <m:sty m:val="bi"/>
-            </m:rPr>
-            <m:t>X</m:t>
-          </m:r>
-          <m:r>
-            <m:rPr>
-              <m:sty m:val="p"/>
-            </m:rPr>
-            <m:t>=</m:t>
-          </m:r>
-          <m:d>
-            <m:dPr>
-              <m:begChr m:val="["/>
-              <m:sepChr m:val=""/>
-              <m:endChr m:val="]"/>
-              <m:grow/>
-            </m:dPr>
-            <m:e>
-              <m:m>
-                <m:mPr>
-                  <m:baseJc m:val="center"/>
-                  <m:plcHide m:val="on"/>
-                  <m:mcs>
-                    <m:mc>
-                      <m:mcPr>
-                        <m:mcJc m:val="center"/>
-                        <m:count m:val="1"/>
-                      </m:mcPr>
-                    </m:mc>
-                  </m:mcs>
-                </m:mPr>
-                <m:mr>
-                  <m:e>
-                    <m:sSup>
-                      <m:e>
-                        <m:sSub>
-                          <m:e>
-                            <m:limLow>
-                              <m:e>
-                                <m:r>
-                                  <m:t>x</m:t>
-                                </m:r>
-                              </m:e>
-                              <m:lim>
-                                <m:r>
-                                  <m:rPr>
-                                    <m:sty m:val="p"/>
-                                  </m:rPr>
-                                  <m:t>∼</m:t>
-                                </m:r>
-                              </m:lim>
-                            </m:limLow>
-                          </m:e>
-                          <m:sub>
-                            <m:r>
-                              <m:t>1</m:t>
-                            </m:r>
-                          </m:sub>
-                        </m:sSub>
-                      </m:e>
-                      <m:sup>
-                        <m:r>
-                          <m:rPr>
-                            <m:sty m:val="p"/>
-                          </m:rPr>
-                          <m:t>⊤</m:t>
-                        </m:r>
-                      </m:sup>
-                    </m:sSup>
-                  </m:e>
-                </m:mr>
-                <m:mr>
-                  <m:e>
-                    <m:r>
-                      <m:rPr>
-                        <m:sty m:val="p"/>
-                      </m:rPr>
-                      <m:t>⋮</m:t>
-                    </m:r>
-                  </m:e>
-                </m:mr>
-                <m:mr>
-                  <m:e>
-                    <m:sSup>
-                      <m:e>
-                        <m:sSub>
-                          <m:e>
-                            <m:limLow>
-                              <m:e>
-                                <m:r>
-                                  <m:t>x</m:t>
-                                </m:r>
-                              </m:e>
-                              <m:lim>
-                                <m:r>
-                                  <m:rPr>
-                                    <m:sty m:val="p"/>
-                                  </m:rPr>
-                                  <m:t>∼</m:t>
-                                </m:r>
-                              </m:lim>
-                            </m:limLow>
-                          </m:e>
-                          <m:sub>
-                            <m:r>
-                              <m:t>n</m:t>
-                            </m:r>
-                          </m:sub>
-                        </m:sSub>
-                      </m:e>
-                      <m:sup>
-                        <m:r>
-                          <m:rPr>
-                            <m:sty m:val="p"/>
-                          </m:rPr>
-                          <m:t>⊤</m:t>
-                        </m:r>
-                      </m:sup>
-                    </m:sSup>
-                  </m:e>
-                </m:mr>
-              </m:m>
-            </m:e>
-          </m:d>
-          <m:r>
-            <m:rPr>
-              <m:sty m:val="p"/>
-            </m:rPr>
-            <m:t>.</m:t>
-          </m:r>
-          <m:r>
-            <m:t>  </m:t>
-          </m:r>
-          <m:r>
-            <m:rPr>
-              <m:sty m:val="p"/>
-            </m:rPr>
-            <m:t>(</m:t>
-          </m:r>
-          <m:r>
-            <m:t>2</m:t>
-          </m:r>
-          <m:r>
-            <m:rPr>
-              <m:sty m:val="p"/>
-            </m:rPr>
-            <m:t>)</m:t>
-          </m:r>
-        </m:oMath>
-      </m:oMathPara>
+      <w:r>
+        <w:t xml:space="preserve">$$
+    \mathbf{X}= \begin{bmatrix}
+      {\mathord{\smash[b]{\underset{\raise.3ex\hbox{$\scriptstyle\sim$}}{x}}\vphantom{x}}_1}^{\top} \\
+      \vdots \\
+      {\mathord{\smash[b]{\underset{\raise.3ex\hbox{$\scriptstyle\sim$}}{x}}\vphantom{x}}_{n}}^{\top}
+    \end{bmatrix} .
+     \qquad(2)$$</w:t>
+      </w:r>
       <w:bookmarkEnd w:id="12"/>
     </w:p>
     <w:bookmarkEnd w:id="13"/>
@@ -846,23 +438,9 @@
       <w:r>
         <w:t xml:space="preserve"> </w:t>
       </w:r>
-      <m:oMath>
-        <m:limLow>
-          <m:e>
-            <m:r>
-              <m:t>y</m:t>
-            </m:r>
-          </m:e>
-          <m:lim>
-            <m:r>
-              <m:rPr>
-                <m:sty m:val="p"/>
-              </m:rPr>
-              <m:t>∼</m:t>
-            </m:r>
-          </m:lim>
-        </m:limLow>
-      </m:oMath>
+      <w:r>
+        <w:t xml:space="preserve">$\mathord{\smash[b]{\underset{\raise.3ex\hbox{$\scriptstyle\sim$}}{y}}\vphantom{y}}$</w:t>
+      </w:r>
       <w:r>
         <w:t xml:space="preserve"> </w:t>
       </w:r>
@@ -938,124 +516,11 @@
         <w:pStyle w:val="BodyText"/>
       </w:pPr>
       <w:bookmarkStart w:id="14" w:name="eq-outcome-vector"/>
-      <m:oMathPara>
-        <m:oMathParaPr>
-          <m:jc m:val="center"/>
-        </m:oMathParaPr>
-        <m:oMath>
-          <m:limLow>
-            <m:e>
-              <m:r>
-                <m:t>y</m:t>
-              </m:r>
-            </m:e>
-            <m:lim>
-              <m:r>
-                <m:rPr>
-                  <m:sty m:val="p"/>
-                </m:rPr>
-                <m:t>∼</m:t>
-              </m:r>
-            </m:lim>
-          </m:limLow>
-          <m:r>
-            <m:rPr>
-              <m:sty m:val="p"/>
-            </m:rPr>
-            <m:t>=</m:t>
-          </m:r>
-          <m:d>
-            <m:dPr>
-              <m:begChr m:val="["/>
-              <m:sepChr m:val=""/>
-              <m:endChr m:val="]"/>
-              <m:grow/>
-            </m:dPr>
-            <m:e>
-              <m:m>
-                <m:mPr>
-                  <m:baseJc m:val="center"/>
-                  <m:plcHide m:val="on"/>
-                  <m:mcs>
-                    <m:mc>
-                      <m:mcPr>
-                        <m:mcJc m:val="center"/>
-                        <m:count m:val="1"/>
-                      </m:mcPr>
-                    </m:mc>
-                  </m:mcs>
-                </m:mPr>
-                <m:mr>
-                  <m:e>
-                    <m:sSub>
-                      <m:e>
-                        <m:r>
-                          <m:t>y</m:t>
-                        </m:r>
-                      </m:e>
-                      <m:sub>
-                        <m:r>
-                          <m:t>1</m:t>
-                        </m:r>
-                      </m:sub>
-                    </m:sSub>
-                  </m:e>
-                </m:mr>
-                <m:mr>
-                  <m:e>
-                    <m:r>
-                      <m:rPr>
-                        <m:sty m:val="p"/>
-                      </m:rPr>
-                      <m:t>⋮</m:t>
-                    </m:r>
-                  </m:e>
-                </m:mr>
-                <m:mr>
-                  <m:e>
-                    <m:sSub>
-                      <m:e>
-                        <m:r>
-                          <m:t>y</m:t>
-                        </m:r>
-                      </m:e>
-                      <m:sub>
-                        <m:r>
-                          <m:t>n</m:t>
-                        </m:r>
-                      </m:sub>
-                    </m:sSub>
-                  </m:e>
-                </m:mr>
-              </m:m>
-            </m:e>
-          </m:d>
-          <m:r>
-            <m:rPr>
-              <m:sty m:val="p"/>
-            </m:rPr>
-            <m:t>.</m:t>
-          </m:r>
-          <m:r>
-            <m:t>  </m:t>
-          </m:r>
-          <m:r>
-            <m:rPr>
-              <m:sty m:val="p"/>
-            </m:rPr>
-            <m:t>(</m:t>
-          </m:r>
-          <m:r>
-            <m:t>3</m:t>
-          </m:r>
-          <m:r>
-            <m:rPr>
-              <m:sty m:val="p"/>
-            </m:rPr>
-            <m:t>)</m:t>
-          </m:r>
-        </m:oMath>
-      </m:oMathPara>
+      <w:r>
+        <w:t xml:space="preserve">$$
+    \mathord{\smash[b]{\underset{\raise.3ex\hbox{$\scriptstyle\sim$}}{y}}\vphantom{y}}= \begin{bmatrix} y_1 \\ \vdots \\ y_{n} \end{bmatrix} .
+     \qquad(3)$$</w:t>
+      </w:r>
       <w:bookmarkEnd w:id="14"/>
     </w:p>
     <w:bookmarkEnd w:id="15"/>
@@ -2211,201 +1676,11 @@
         <w:pStyle w:val="BodyText"/>
       </w:pPr>
       <w:bookmarkStart w:id="22" w:name="eq-training-set"/>
-      <m:oMathPara>
-        <m:oMathParaPr>
-          <m:jc m:val="center"/>
-        </m:oMathParaPr>
-        <m:oMath>
-          <m:sSub>
-            <m:e>
-              <m:r>
-                <m:rPr>
-                  <m:scr m:val="script"/>
-                  <m:sty m:val="p"/>
-                </m:rPr>
-                <m:t>D</m:t>
-              </m:r>
-            </m:e>
-            <m:sub>
-              <m:r>
-                <m:rPr>
-                  <m:nor/>
-                  <m:sty m:val="p"/>
-                </m:rPr>
-                <m:t>train</m:t>
-              </m:r>
-            </m:sub>
-          </m:sSub>
-          <m:limUpp>
-            <m:e>
-              <m:r>
-                <m:rPr>
-                  <m:sty m:val="p"/>
-                </m:rPr>
-                <m:t>=</m:t>
-              </m:r>
-            </m:e>
-            <m:lim>
-              <m:r>
-                <m:rPr>
-                  <m:nor/>
-                  <m:sty m:val="p"/>
-                </m:rPr>
-                <m:t>def</m:t>
-              </m:r>
-            </m:lim>
-          </m:limUpp>
-          <m:r>
-            <m:t>​</m:t>
-          </m:r>
-          <m:d>
-            <m:dPr>
-              <m:begChr m:val="("/>
-              <m:sepChr m:val=""/>
-              <m:endChr m:val=")"/>
-              <m:grow/>
-            </m:dPr>
-            <m:e>
-              <m:r>
-                <m:rPr>
-                  <m:sty m:val="p"/>
-                </m:rPr>
-                <m:t>(</m:t>
-              </m:r>
-              <m:sSub>
-                <m:e>
-                  <m:limLow>
-                    <m:e>
-                      <m:r>
-                        <m:t>x</m:t>
-                      </m:r>
-                    </m:e>
-                    <m:lim>
-                      <m:r>
-                        <m:rPr>
-                          <m:sty m:val="p"/>
-                        </m:rPr>
-                        <m:t>∼</m:t>
-                      </m:r>
-                    </m:lim>
-                  </m:limLow>
-                </m:e>
-                <m:sub>
-                  <m:r>
-                    <m:t>i</m:t>
-                  </m:r>
-                </m:sub>
-              </m:sSub>
-              <m:r>
-                <m:rPr>
-                  <m:sty m:val="p"/>
-                </m:rPr>
-                <m:t>,</m:t>
-              </m:r>
-              <m:sSub>
-                <m:e>
-                  <m:r>
-                    <m:t>y</m:t>
-                  </m:r>
-                </m:e>
-                <m:sub>
-                  <m:r>
-                    <m:t>i</m:t>
-                  </m:r>
-                </m:sub>
-              </m:sSub>
-              <m:r>
-                <m:rPr>
-                  <m:sty m:val="p"/>
-                </m:rPr>
-                <m:t>)</m:t>
-              </m:r>
-            </m:e>
-          </m:d>
-          <m:sSub>
-            <m:e>
-              <m:r>
-                <m:t>​</m:t>
-              </m:r>
-            </m:e>
-            <m:sub>
-              <m:r>
-                <m:t>i</m:t>
-              </m:r>
-              <m:r>
-                <m:rPr>
-                  <m:sty m:val="p"/>
-                </m:rPr>
-                <m:t>∈</m:t>
-              </m:r>
-              <m:r>
-                <m:t>I</m:t>
-              </m:r>
-            </m:sub>
-          </m:sSub>
-          <m:r>
-            <m:rPr>
-              <m:sty m:val="p"/>
-            </m:rPr>
-            <m:t>,</m:t>
-          </m:r>
-          <m:r>
-            <m:t> </m:t>
-          </m:r>
-          <m:r>
-            <m:t>​</m:t>
-          </m:r>
-          <m:d>
-            <m:dPr>
-              <m:begChr m:val="|"/>
-              <m:sepChr m:val=""/>
-              <m:endChr m:val="|"/>
-              <m:grow/>
-            </m:dPr>
-            <m:e>
-              <m:r>
-                <m:t>I</m:t>
-              </m:r>
-            </m:e>
-          </m:d>
-          <m:r>
-            <m:t>​</m:t>
-          </m:r>
-          <m:r>
-            <m:rPr>
-              <m:sty m:val="p"/>
-            </m:rPr>
-            <m:t>=</m:t>
-          </m:r>
-          <m:r>
-            <m:t>n</m:t>
-          </m:r>
-          <m:r>
-            <m:rPr>
-              <m:sty m:val="p"/>
-            </m:rPr>
-            <m:t>.</m:t>
-          </m:r>
-          <m:r>
-            <m:t>  </m:t>
-          </m:r>
-          <m:r>
-            <m:rPr>
-              <m:sty m:val="p"/>
-            </m:rPr>
-            <m:t>(</m:t>
-          </m:r>
-          <m:r>
-            <m:t>5</m:t>
-          </m:r>
-          <m:r>
-            <m:rPr>
-              <m:sty m:val="p"/>
-            </m:rPr>
-            <m:t>)</m:t>
-          </m:r>
-        </m:oMath>
-      </m:oMathPara>
+      <w:r>
+        <w:t xml:space="preserve">$$
+    \mathcal{D}_{\text{train}}\stackrel{\text{def}}{=}\mathopen{}\left((\mathord{\smash[b]{\underset{\raise.3ex\hbox{$\scriptstyle\sim$}}{x}}\vphantom{x}}_{i}, y_{i})\right)\mathclose{}_{i\in I}, \quad \mathopen{}\left|I\right|\mathclose{} = n.
+     \qquad(5)$$</w:t>
+      </w:r>
       <w:bookmarkEnd w:id="22"/>
     </w:p>
     <w:bookmarkEnd w:id="23"/>
@@ -3064,62 +2339,9 @@
       <w:r>
         <w:t xml:space="preserve"> </w:t>
       </w:r>
-      <m:oMath>
-        <m:r>
-          <m:rPr>
-            <m:sty m:val="p"/>
-          </m:rPr>
-          <m:t>(</m:t>
-        </m:r>
-        <m:sSub>
-          <m:e>
-            <m:limLow>
-              <m:e>
-                <m:r>
-                  <m:t>x</m:t>
-                </m:r>
-              </m:e>
-              <m:lim>
-                <m:r>
-                  <m:rPr>
-                    <m:sty m:val="p"/>
-                  </m:rPr>
-                  <m:t>∼</m:t>
-                </m:r>
-              </m:lim>
-            </m:limLow>
-          </m:e>
-          <m:sub>
-            <m:r>
-              <m:t>i</m:t>
-            </m:r>
-          </m:sub>
-        </m:sSub>
-        <m:r>
-          <m:rPr>
-            <m:sty m:val="p"/>
-          </m:rPr>
-          <m:t>,</m:t>
-        </m:r>
-        <m:sSub>
-          <m:e>
-            <m:r>
-              <m:t>y</m:t>
-            </m:r>
-          </m:e>
-          <m:sub>
-            <m:r>
-              <m:t>i</m:t>
-            </m:r>
-          </m:sub>
-        </m:sSub>
-        <m:r>
-          <m:rPr>
-            <m:sty m:val="p"/>
-          </m:rPr>
-          <m:t>)</m:t>
-        </m:r>
-      </m:oMath>
+      <w:r>
+        <w:t xml:space="preserve">$(\mathord{\smash[b]{\underset{\raise.3ex\hbox{$\scriptstyle\sim$}}{x}}\vphantom{x}}_{i}, y_{i})$</w:t>
+      </w:r>
       <w:r>
         <w:t xml:space="preserve"> </w:t>
       </w:r>
@@ -10187,7 +9409,33 @@
         <w:t xml:space="preserve">EPE</w:t>
       </w:r>
       <w:r>
-        <w:t xml:space="preserve">; also the expected squared prediction error)</w:t>
+        <w:t xml:space="preserve">; also the</w:t>
+      </w:r>
+      <w:r>
+        <w:t xml:space="preserve"> </w:t>
+      </w:r>
+      <w:r>
+        <w:rPr>
+          <w:b/>
+          <w:bCs/>
+        </w:rPr>
+        <w:t xml:space="preserve">expected squared prediction error</w:t>
+      </w:r>
+      <w:r>
+        <w:t xml:space="preserve">,</w:t>
+      </w:r>
+      <w:r>
+        <w:t xml:space="preserve"> </w:t>
+      </w:r>
+      <w:r>
+        <w:rPr>
+          <w:b/>
+          <w:bCs/>
+        </w:rPr>
+        <w:t xml:space="preserve">ESPE</w:t>
+      </w:r>
+      <w:r>
+        <w:t xml:space="preserve">)</w:t>
       </w:r>
       <w:r>
         <w:t xml:space="preserve"> </w:t>
@@ -12906,16 +12154,18 @@
           <m:jc m:val="center"/>
         </m:oMathParaPr>
         <m:oMath>
-          <m:acc>
-            <m:accPr>
-              <m:chr m:val="‾"/>
-            </m:accPr>
+          <m:sSub>
             <m:e>
               <m:r>
+                <m:t>μ</m:t>
+              </m:r>
+            </m:e>
+            <m:sub>
+              <m:r>
                 <m:t>h</m:t>
               </m:r>
-            </m:e>
-          </m:acc>
+            </m:sub>
+          </m:sSub>
           <m:r>
             <m:t>​</m:t>
           </m:r>
@@ -13254,16 +12504,18 @@
         <m:oMath>
           <m:eqArr>
             <m:e>
-              <m:acc>
-                <m:accPr>
-                  <m:chr m:val="‾"/>
-                </m:accPr>
+              <m:sSub>
                 <m:e>
+                  <m:r>
+                    <m:t>μ</m:t>
+                  </m:r>
+                </m:e>
+                <m:sub>
                   <m:r>
                     <m:t>h</m:t>
                   </m:r>
-                </m:e>
-              </m:acc>
+                </m:sub>
+              </m:sSub>
               <m:r>
                 <m:t>​</m:t>
               </m:r>
@@ -14777,7 +14029,7 @@
           <m:t>+</m:t>
         </m:r>
         <m:r>
-          <m:t>ε</m:t>
+          <m:t>ν</m:t>
         </m:r>
       </m:oMath>
       <w:r>
@@ -14794,7 +14046,7 @@
       </w:r>
       <m:oMath>
         <m:r>
-          <m:t>ε</m:t>
+          <m:t>ν</m:t>
         </m:r>
       </m:oMath>
       <w:r>
@@ -15508,7 +14760,7 @@
       </w:r>
       <m:oMath>
         <m:r>
-          <m:t>ε</m:t>
+          <m:t>ν</m:t>
         </m:r>
       </m:oMath>
       <w:r>
@@ -15625,7 +14877,7 @@
           <m:t>+</m:t>
         </m:r>
         <m:r>
-          <m:t>ε</m:t>
+          <m:t>ν</m:t>
         </m:r>
       </m:oMath>
       <w:r>
@@ -15642,7 +14894,7 @@
       </w:r>
       <m:oMath>
         <m:r>
-          <m:t>ε</m:t>
+          <m:t>ν</m:t>
         </m:r>
       </m:oMath>
       <w:r>
@@ -16374,7 +15626,7 @@
                 <m:t>=</m:t>
               </m:r>
               <m:r>
-                <m:t>ε</m:t>
+                <m:t>ν</m:t>
               </m:r>
               <m:r>
                 <m:rPr>
@@ -16635,7 +15887,7 @@
               <m:sSup>
                 <m:e>
                   <m:r>
-                    <m:t>ε</m:t>
+                    <m:t>ν</m:t>
                   </m:r>
                 </m:e>
                 <m:sup>
@@ -16654,7 +15906,7 @@
                 <m:t>2</m:t>
               </m:r>
               <m:r>
-                <m:t>ε</m:t>
+                <m:t>ν</m:t>
               </m:r>
               <m:r>
                 <m:t>​</m:t>
@@ -16962,7 +16214,7 @@
             <m:sSup>
               <m:e>
                 <m:r>
-                  <m:t>ε</m:t>
+                  <m:t>ν</m:t>
                 </m:r>
               </m:e>
               <m:sup>
@@ -17013,7 +16265,7 @@
                   </m:dPr>
                   <m:e>
                     <m:r>
-                      <m:t>ε</m:t>
+                      <m:t>ν</m:t>
                     </m:r>
                   </m:e>
                 </m:d>
@@ -17068,7 +16320,7 @@
                   <m:sSup>
                     <m:e>
                       <m:r>
-                        <m:t>ε</m:t>
+                        <m:t>ν</m:t>
                       </m:r>
                     </m:e>
                     <m:sup>
@@ -17140,7 +16392,7 @@
                         </m:dPr>
                         <m:e>
                           <m:r>
-                            <m:t>ε</m:t>
+                            <m:t>ν</m:t>
                           </m:r>
                         </m:e>
                       </m:d>
@@ -17363,7 +16615,7 @@
       </w:r>
       <m:oMath>
         <m:r>
-          <m:t>ε</m:t>
+          <m:t>ν</m:t>
         </m:r>
         <m:r>
           <m:rPr>
@@ -17514,7 +16766,7 @@
       </w:r>
       <m:oMath>
         <m:r>
-          <m:t>ε</m:t>
+          <m:t>ν</m:t>
         </m:r>
       </m:oMath>
       <w:r>
@@ -17735,7 +16987,7 @@
                     <m:t>2</m:t>
                   </m:r>
                   <m:r>
-                    <m:t>ε</m:t>
+                    <m:t>ν</m:t>
                   </m:r>
                   <m:r>
                     <m:t>​</m:t>
@@ -17860,7 +17112,7 @@
                 </m:dPr>
                 <m:e>
                   <m:r>
-                    <m:t>ε</m:t>
+                    <m:t>ν</m:t>
                   </m:r>
                   <m:r>
                     <m:t>​</m:t>
@@ -18000,7 +17252,7 @@
                 </m:dPr>
                 <m:e>
                   <m:r>
-                    <m:t>ε</m:t>
+                    <m:t>ν</m:t>
                   </m:r>
                 </m:e>
               </m:d>
@@ -18655,7 +17907,7 @@
           </m:dPr>
           <m:e>
             <m:r>
-              <m:t>ε</m:t>
+              <m:t>ν</m:t>
             </m:r>
           </m:e>
         </m:d>
@@ -18897,7 +18149,7 @@
           <m:t>+</m:t>
         </m:r>
         <m:r>
-          <m:t>ε</m:t>
+          <m:t>ν</m:t>
         </m:r>
       </m:oMath>
       <w:r>
@@ -18914,7 +18166,7 @@
       </w:r>
       <m:oMath>
         <m:r>
-          <m:t>ε</m:t>
+          <m:t>ν</m:t>
         </m:r>
       </m:oMath>
       <w:r>
@@ -19080,14 +18332,14 @@
           <w:rPr>
             <w:rStyle w:val="Hyperlink"/>
           </w:rPr>
-          <w:t xml:space="preserve">expected prediction error</w:t>
+          <w:t xml:space="preserve">expected squared prediction error</w:t>
         </w:r>
       </w:hyperlink>
       <w:r>
         <w:t xml:space="preserve"> </w:t>
       </w:r>
       <w:r>
-        <w:t xml:space="preserve">of</w:t>
+        <w:t xml:space="preserve">(ESPE) of</w:t>
       </w:r>
       <w:r>
         <w:t xml:space="preserve"> </w:t>
@@ -19180,61 +18432,25 @@
         <w:t xml:space="preserve"> </w:t>
       </w:r>
       <w:r>
-        <w:t xml:space="preserve">plus the pMSE of</w:t>
-      </w:r>
-      <w:r>
-        <w:t xml:space="preserve"> </w:t>
-      </w:r>
-      <m:oMath>
-        <m:r>
-          <m:t>g</m:t>
-        </m:r>
-        <m:r>
-          <m:t>​</m:t>
-        </m:r>
-        <m:d>
-          <m:dPr>
-            <m:begChr m:val="("/>
-            <m:sepChr m:val=""/>
-            <m:endChr m:val=")"/>
-            <m:grow/>
-          </m:dPr>
-          <m:e>
-            <m:r>
-              <m:t>x</m:t>
-            </m:r>
-            <m:r>
-              <m:rPr>
-                <m:sty m:val="p"/>
-              </m:rPr>
-              <m:t>;</m:t>
-            </m:r>
-            <m:sSub>
-              <m:e>
-                <m:r>
-                  <m:rPr>
-                    <m:scr m:val="script"/>
-                    <m:sty m:val="p"/>
-                  </m:rPr>
-                  <m:t>D</m:t>
-                </m:r>
-              </m:e>
-              <m:sub>
-                <m:r>
-                  <m:rPr>
-                    <m:nor/>
-                    <m:sty m:val="p"/>
-                  </m:rPr>
-                  <m:t>train</m:t>
-                </m:r>
-              </m:sub>
-            </m:sSub>
-          </m:e>
-        </m:d>
-        <m:r>
-          <m:t>​</m:t>
-        </m:r>
-      </m:oMath>
+        <w:t xml:space="preserve">plus its</w:t>
+      </w:r>
+      <w:r>
+        <w:t xml:space="preserve"> </w:t>
+      </w:r>
+      <w:hyperlink r:id="rId67">
+        <w:r>
+          <w:rPr>
+            <w:rStyle w:val="Hyperlink"/>
+          </w:rPr>
+          <w:t xml:space="preserve">expected squared estimation error</w:t>
+        </w:r>
+      </w:hyperlink>
+      <w:r>
+        <w:t xml:space="preserve"> </w:t>
+      </w:r>
+      <w:r>
+        <w:t xml:space="preserve">(ESEE)</w:t>
+      </w:r>
       <w:r>
         <w:t xml:space="preserve"> </w:t>
       </w:r>
@@ -19299,113 +18515,67 @@
             <m:rPr>
               <m:sty m:val="p"/>
             </m:rPr>
-            <m:t>E</m:t>
+            <m:t>ESPE</m:t>
           </m:r>
           <m:r>
             <m:t>​</m:t>
           </m:r>
           <m:d>
             <m:dPr>
-              <m:begChr m:val="["/>
+              <m:begChr m:val="("/>
               <m:sepChr m:val=""/>
-              <m:endChr m:val="]"/>
+              <m:endChr m:val=")"/>
               <m:grow/>
             </m:dPr>
             <m:e>
-              <m:sSup>
+              <m:r>
+                <m:t>g</m:t>
+              </m:r>
+              <m:r>
+                <m:t>​</m:t>
+              </m:r>
+              <m:d>
+                <m:dPr>
+                  <m:begChr m:val="("/>
+                  <m:sepChr m:val=""/>
+                  <m:endChr m:val=")"/>
+                  <m:grow/>
+                </m:dPr>
                 <m:e>
                   <m:r>
-                    <m:t>​</m:t>
+                    <m:t>x</m:t>
                   </m:r>
-                  <m:d>
-                    <m:dPr>
-                      <m:begChr m:val="("/>
-                      <m:sepChr m:val=""/>
-                      <m:endChr m:val=")"/>
-                      <m:grow/>
-                    </m:dPr>
+                  <m:r>
+                    <m:rPr>
+                      <m:sty m:val="p"/>
+                    </m:rPr>
+                    <m:t>;</m:t>
+                  </m:r>
+                  <m:sSub>
                     <m:e>
-                      <m:sSub>
-                        <m:e>
-                          <m:r>
-                            <m:t>Y</m:t>
-                          </m:r>
-                        </m:e>
-                        <m:sub>
-                          <m:r>
-                            <m:rPr>
-                              <m:sty m:val="p"/>
-                            </m:rPr>
-                            <m:t>*</m:t>
-                          </m:r>
-                        </m:sub>
-                      </m:sSub>
                       <m:r>
                         <m:rPr>
+                          <m:scr m:val="script"/>
                           <m:sty m:val="p"/>
                         </m:rPr>
-                        <m:t>−</m:t>
-                      </m:r>
-                      <m:r>
-                        <m:t>g</m:t>
-                      </m:r>
-                      <m:r>
-                        <m:t>​</m:t>
-                      </m:r>
-                      <m:d>
-                        <m:dPr>
-                          <m:begChr m:val="("/>
-                          <m:sepChr m:val=""/>
-                          <m:endChr m:val=")"/>
-                          <m:grow/>
-                        </m:dPr>
-                        <m:e>
-                          <m:r>
-                            <m:t>x</m:t>
-                          </m:r>
-                          <m:r>
-                            <m:rPr>
-                              <m:sty m:val="p"/>
-                            </m:rPr>
-                            <m:t>;</m:t>
-                          </m:r>
-                          <m:sSub>
-                            <m:e>
-                              <m:r>
-                                <m:rPr>
-                                  <m:scr m:val="script"/>
-                                  <m:sty m:val="p"/>
-                                </m:rPr>
-                                <m:t>D</m:t>
-                              </m:r>
-                            </m:e>
-                            <m:sub>
-                              <m:r>
-                                <m:rPr>
-                                  <m:nor/>
-                                  <m:sty m:val="p"/>
-                                </m:rPr>
-                                <m:t>train</m:t>
-                              </m:r>
-                            </m:sub>
-                          </m:sSub>
-                        </m:e>
-                      </m:d>
-                      <m:r>
-                        <m:t>​</m:t>
+                        <m:t>D</m:t>
                       </m:r>
                     </m:e>
-                  </m:d>
-                  <m:r>
-                    <m:t>​</m:t>
-                  </m:r>
+                    <m:sub>
+                      <m:r>
+                        <m:rPr>
+                          <m:nor/>
+                          <m:sty m:val="p"/>
+                        </m:rPr>
+                        <m:t>train</m:t>
+                      </m:r>
+                    </m:sub>
+                  </m:sSub>
                 </m:e>
-                <m:sup>
-                  <m:r>
-                    <m:t>2</m:t>
-                  </m:r>
-                </m:sup>
-              </m:sSup>
+              </m:d>
+              <m:r>
+                <m:t>​</m:t>
+              </m:r>
             </m:e>
           </m:d>
           <m:r>
@@ -19439,116 +18609,67 @@
             <m:rPr>
               <m:sty m:val="p"/>
             </m:rPr>
-            <m:t>E</m:t>
+            <m:t>ESEE</m:t>
           </m:r>
           <m:r>
             <m:t>​</m:t>
           </m:r>
           <m:d>
             <m:dPr>
-              <m:begChr m:val="["/>
+              <m:begChr m:val="("/>
               <m:sepChr m:val=""/>
-              <m:endChr m:val="]"/>
+              <m:endChr m:val=")"/>
               <m:grow/>
             </m:dPr>
             <m:e>
-              <m:sSup>
+              <m:r>
+                <m:t>g</m:t>
+              </m:r>
+              <m:r>
+                <m:t>​</m:t>
+              </m:r>
+              <m:d>
+                <m:dPr>
+                  <m:begChr m:val="("/>
+                  <m:sepChr m:val=""/>
+                  <m:endChr m:val=")"/>
+                  <m:grow/>
+                </m:dPr>
                 <m:e>
                   <m:r>
-                    <m:t>​</m:t>
+                    <m:t>x</m:t>
                   </m:r>
-                  <m:d>
-                    <m:dPr>
-                      <m:begChr m:val="("/>
-                      <m:sepChr m:val=""/>
-                      <m:endChr m:val=")"/>
-                      <m:grow/>
-                    </m:dPr>
+                  <m:r>
+                    <m:rPr>
+                      <m:sty m:val="p"/>
+                    </m:rPr>
+                    <m:t>;</m:t>
+                  </m:r>
+                  <m:sSub>
                     <m:e>
                       <m:r>
-                        <m:t>μ</m:t>
+                        <m:rPr>
+                          <m:scr m:val="script"/>
+                          <m:sty m:val="p"/>
+                        </m:rPr>
+                        <m:t>D</m:t>
                       </m:r>
+                    </m:e>
+                    <m:sub>
                       <m:r>
                         <m:rPr>
+                          <m:nor/>
                           <m:sty m:val="p"/>
                         </m:rPr>
-                        <m:t>(</m:t>
+                        <m:t>train</m:t>
                       </m:r>
-                      <m:r>
-                        <m:t>x</m:t>
-                      </m:r>
-                      <m:r>
-                        <m:rPr>
-                          <m:sty m:val="p"/>
-                        </m:rPr>
-                        <m:t>)</m:t>
-                      </m:r>
-                      <m:r>
-                        <m:rPr>
-                          <m:sty m:val="p"/>
-                        </m:rPr>
-                        <m:t>−</m:t>
-                      </m:r>
-                      <m:r>
-                        <m:t>g</m:t>
-                      </m:r>
-                      <m:r>
-                        <m:t>​</m:t>
-                      </m:r>
-                      <m:d>
-                        <m:dPr>
-                          <m:begChr m:val="("/>
-                          <m:sepChr m:val=""/>
-                          <m:endChr m:val=")"/>
-                          <m:grow/>
-                        </m:dPr>
-                        <m:e>
-                          <m:r>
-                            <m:t>x</m:t>
-                          </m:r>
-                          <m:r>
-                            <m:rPr>
-                              <m:sty m:val="p"/>
-                            </m:rPr>
-                            <m:t>;</m:t>
-                          </m:r>
-                          <m:sSub>
-                            <m:e>
-                              <m:r>
-                                <m:rPr>
-                                  <m:scr m:val="script"/>
-                                  <m:sty m:val="p"/>
-                                </m:rPr>
-                                <m:t>D</m:t>
-                              </m:r>
-                            </m:e>
-                            <m:sub>
-                              <m:r>
-                                <m:rPr>
-                                  <m:nor/>
-                                  <m:sty m:val="p"/>
-                                </m:rPr>
-                                <m:t>train</m:t>
-                              </m:r>
-                            </m:sub>
-                          </m:sSub>
-                        </m:e>
-                      </m:d>
-                      <m:r>
-                        <m:t>​</m:t>
-                      </m:r>
-                    </m:e>
-                  </m:d>
-                  <m:r>
-                    <m:t>​</m:t>
-                  </m:r>
+                    </m:sub>
+                  </m:sSub>
                 </m:e>
-                <m:sup>
-                  <m:r>
-                    <m:t>2</m:t>
-                  </m:r>
-                </m:sup>
-              </m:sSup>
+              </m:d>
+              <m:r>
+                <m:t>​</m:t>
+              </m:r>
             </m:e>
           </m:d>
           <m:r>
@@ -21199,16 +20320,18 @@
         <w:t xml:space="preserve"> </w:t>
       </w:r>
       <m:oMath>
-        <m:acc>
-          <m:accPr>
-            <m:chr m:val="‾"/>
-          </m:accPr>
+        <m:sSub>
           <m:e>
             <m:r>
+              <m:t>μ</m:t>
+            </m:r>
+          </m:e>
+          <m:sub>
+            <m:r>
               <m:t>h</m:t>
             </m:r>
-          </m:e>
-        </m:acc>
+          </m:sub>
+        </m:sSub>
         <m:r>
           <m:t>​</m:t>
         </m:r>
@@ -21414,16 +20537,18 @@
                     </m:rPr>
                     <m:t>−</m:t>
                   </m:r>
-                  <m:acc>
-                    <m:accPr>
-                      <m:chr m:val="‾"/>
-                    </m:accPr>
+                  <m:sSub>
                     <m:e>
+                      <m:r>
+                        <m:t>μ</m:t>
+                      </m:r>
+                    </m:e>
+                    <m:sub>
                       <m:r>
                         <m:t>h</m:t>
                       </m:r>
-                    </m:e>
-                  </m:acc>
+                    </m:sub>
+                  </m:sSub>
                   <m:r>
                     <m:t>​</m:t>
                   </m:r>
@@ -21465,16 +20590,18 @@
                   <m:grow/>
                 </m:dPr>
                 <m:e>
-                  <m:acc>
-                    <m:accPr>
-                      <m:chr m:val="‾"/>
-                    </m:accPr>
+                  <m:sSub>
                     <m:e>
+                      <m:r>
+                        <m:t>μ</m:t>
+                      </m:r>
+                    </m:e>
+                    <m:sub>
                       <m:r>
                         <m:t>h</m:t>
                       </m:r>
-                    </m:e>
-                  </m:acc>
+                    </m:sub>
+                  </m:sSub>
                   <m:r>
                     <m:t>​</m:t>
                   </m:r>
@@ -21566,16 +20693,18 @@
                 </m:rPr>
                 <m:t>(add and subtract </m:t>
               </m:r>
-              <m:acc>
-                <m:accPr>
-                  <m:chr m:val="‾"/>
-                </m:accPr>
+              <m:sSub>
                 <m:e>
+                  <m:r>
+                    <m:t>μ</m:t>
+                  </m:r>
+                </m:e>
+                <m:sub>
                   <m:r>
                     <m:t>h</m:t>
                   </m:r>
-                </m:e>
-              </m:acc>
+                </m:sub>
+              </m:sSub>
               <m:r>
                 <m:t>​</m:t>
               </m:r>
@@ -21769,16 +20898,18 @@
                         </m:rPr>
                         <m:t>−</m:t>
                       </m:r>
-                      <m:acc>
-                        <m:accPr>
-                          <m:chr m:val="‾"/>
-                        </m:accPr>
+                      <m:sSub>
                         <m:e>
+                          <m:r>
+                            <m:t>μ</m:t>
+                          </m:r>
+                        </m:e>
+                        <m:sub>
                           <m:r>
                             <m:t>h</m:t>
                           </m:r>
-                        </m:e>
-                      </m:acc>
+                        </m:sub>
+                      </m:sSub>
                       <m:r>
                         <m:t>​</m:t>
                       </m:r>
@@ -21854,16 +20985,18 @@
                     </m:rPr>
                     <m:t>−</m:t>
                   </m:r>
-                  <m:acc>
-                    <m:accPr>
-                      <m:chr m:val="‾"/>
-                    </m:accPr>
+                  <m:sSub>
                     <m:e>
+                      <m:r>
+                        <m:t>μ</m:t>
+                      </m:r>
+                    </m:e>
+                    <m:sub>
                       <m:r>
                         <m:t>h</m:t>
                       </m:r>
-                    </m:e>
-                  </m:acc>
+                    </m:sub>
+                  </m:sSub>
                   <m:r>
                     <m:t>​</m:t>
                   </m:r>
@@ -21899,16 +21032,18 @@
                   <m:grow/>
                 </m:dPr>
                 <m:e>
-                  <m:acc>
-                    <m:accPr>
-                      <m:chr m:val="‾"/>
-                    </m:accPr>
+                  <m:sSub>
                     <m:e>
+                      <m:r>
+                        <m:t>μ</m:t>
+                      </m:r>
+                    </m:e>
+                    <m:sub>
                       <m:r>
                         <m:t>h</m:t>
                       </m:r>
-                    </m:e>
-                  </m:acc>
+                    </m:sub>
+                  </m:sSub>
                   <m:r>
                     <m:t>​</m:t>
                   </m:r>
@@ -22006,16 +21141,18 @@
                       <m:grow/>
                     </m:dPr>
                     <m:e>
-                      <m:acc>
-                        <m:accPr>
-                          <m:chr m:val="‾"/>
-                        </m:accPr>
+                      <m:sSub>
                         <m:e>
+                          <m:r>
+                            <m:t>μ</m:t>
+                          </m:r>
+                        </m:e>
+                        <m:sub>
                           <m:r>
                             <m:t>h</m:t>
                           </m:r>
-                        </m:e>
-                      </m:acc>
+                        </m:sub>
+                      </m:sSub>
                       <m:r>
                         <m:t>​</m:t>
                       </m:r>
@@ -22201,16 +21338,18 @@
         <w:t xml:space="preserve"> </w:t>
       </w:r>
       <m:oMath>
-        <m:acc>
-          <m:accPr>
-            <m:chr m:val="‾"/>
-          </m:accPr>
+        <m:sSub>
           <m:e>
             <m:r>
+              <m:t>μ</m:t>
+            </m:r>
+          </m:e>
+          <m:sub>
+            <m:r>
               <m:t>h</m:t>
             </m:r>
-          </m:e>
-        </m:acc>
+          </m:sub>
+        </m:sSub>
         <m:r>
           <m:t>​</m:t>
         </m:r>
@@ -22309,16 +21448,18 @@
                             </m:rPr>
                             <m:t>−</m:t>
                           </m:r>
-                          <m:acc>
-                            <m:accPr>
-                              <m:chr m:val="‾"/>
-                            </m:accPr>
+                          <m:sSub>
                             <m:e>
+                              <m:r>
+                                <m:t>μ</m:t>
+                              </m:r>
+                            </m:e>
+                            <m:sub>
                               <m:r>
                                 <m:t>h</m:t>
                               </m:r>
-                            </m:e>
-                          </m:acc>
+                            </m:sub>
+                          </m:sSub>
                           <m:r>
                             <m:t>​</m:t>
                           </m:r>
@@ -22401,16 +21542,18 @@
                         </m:rPr>
                         <m:t>−</m:t>
                       </m:r>
-                      <m:acc>
-                        <m:accPr>
-                          <m:chr m:val="‾"/>
-                        </m:accPr>
+                      <m:sSub>
                         <m:e>
+                          <m:r>
+                            <m:t>μ</m:t>
+                          </m:r>
+                        </m:e>
+                        <m:sub>
                           <m:r>
                             <m:t>h</m:t>
                           </m:r>
-                        </m:e>
-                      </m:acc>
+                        </m:sub>
+                      </m:sSub>
                       <m:r>
                         <m:t>​</m:t>
                       </m:r>
@@ -22479,16 +21622,18 @@
                       <m:grow/>
                     </m:dPr>
                     <m:e>
-                      <m:acc>
-                        <m:accPr>
-                          <m:chr m:val="‾"/>
-                        </m:accPr>
+                      <m:sSub>
                         <m:e>
+                          <m:r>
+                            <m:t>μ</m:t>
+                          </m:r>
+                        </m:e>
+                        <m:sub>
                           <m:r>
                             <m:t>h</m:t>
                           </m:r>
-                        </m:e>
-                      </m:acc>
+                        </m:sub>
+                      </m:sSub>
                       <m:r>
                         <m:t>​</m:t>
                       </m:r>
@@ -22767,16 +21912,18 @@
                         </m:rPr>
                         <m:t>−</m:t>
                       </m:r>
-                      <m:acc>
-                        <m:accPr>
-                          <m:chr m:val="‾"/>
-                        </m:accPr>
+                      <m:sSub>
                         <m:e>
+                          <m:r>
+                            <m:t>μ</m:t>
+                          </m:r>
+                        </m:e>
+                        <m:sub>
                           <m:r>
                             <m:t>h</m:t>
                           </m:r>
-                        </m:e>
-                      </m:acc>
+                        </m:sub>
+                      </m:sSub>
                       <m:r>
                         <m:t>​</m:t>
                       </m:r>
@@ -22812,16 +21959,18 @@
                       <m:grow/>
                     </m:dPr>
                     <m:e>
-                      <m:acc>
-                        <m:accPr>
-                          <m:chr m:val="‾"/>
-                        </m:accPr>
+                      <m:sSub>
                         <m:e>
+                          <m:r>
+                            <m:t>μ</m:t>
+                          </m:r>
+                        </m:e>
+                        <m:sub>
                           <m:r>
                             <m:t>h</m:t>
                           </m:r>
-                        </m:e>
-                      </m:acc>
+                        </m:sub>
+                      </m:sSub>
                       <m:r>
                         <m:t>​</m:t>
                       </m:r>
@@ -22952,16 +22101,18 @@
                     </m:rPr>
                     <m:t>−</m:t>
                   </m:r>
-                  <m:acc>
-                    <m:accPr>
-                      <m:chr m:val="‾"/>
-                    </m:accPr>
+                  <m:sSub>
                     <m:e>
+                      <m:r>
+                        <m:t>μ</m:t>
+                      </m:r>
+                    </m:e>
+                    <m:sub>
                       <m:r>
                         <m:t>h</m:t>
                       </m:r>
-                    </m:e>
-                  </m:acc>
+                    </m:sub>
+                  </m:sSub>
                   <m:r>
                     <m:t>​</m:t>
                   </m:r>
@@ -23003,16 +22154,18 @@
                   <m:grow/>
                 </m:dPr>
                 <m:e>
-                  <m:acc>
-                    <m:accPr>
-                      <m:chr m:val="‾"/>
-                    </m:accPr>
+                  <m:sSub>
                     <m:e>
+                      <m:r>
+                        <m:t>μ</m:t>
+                      </m:r>
+                    </m:e>
+                    <m:sub>
                       <m:r>
                         <m:t>h</m:t>
                       </m:r>
-                    </m:e>
-                  </m:acc>
+                    </m:sub>
+                  </m:sSub>
                   <m:r>
                     <m:t>​</m:t>
                   </m:r>
@@ -23153,16 +22306,18 @@
                     </m:rPr>
                     <m:t>−</m:t>
                   </m:r>
-                  <m:acc>
-                    <m:accPr>
-                      <m:chr m:val="‾"/>
-                    </m:accPr>
+                  <m:sSub>
                     <m:e>
+                      <m:r>
+                        <m:t>μ</m:t>
+                      </m:r>
+                    </m:e>
+                    <m:sub>
                       <m:r>
                         <m:t>h</m:t>
                       </m:r>
-                    </m:e>
-                  </m:acc>
+                    </m:sub>
+                  </m:sSub>
                   <m:r>
                     <m:t>​</m:t>
                   </m:r>
@@ -23198,16 +22353,18 @@
                   <m:grow/>
                 </m:dPr>
                 <m:e>
-                  <m:acc>
-                    <m:accPr>
-                      <m:chr m:val="‾"/>
-                    </m:accPr>
+                  <m:sSub>
                     <m:e>
+                      <m:r>
+                        <m:t>μ</m:t>
+                      </m:r>
+                    </m:e>
+                    <m:sub>
                       <m:r>
                         <m:t>h</m:t>
                       </m:r>
-                    </m:e>
-                  </m:acc>
+                    </m:sub>
+                  </m:sSub>
                   <m:r>
                     <m:t>​</m:t>
                   </m:r>
@@ -23370,16 +22527,18 @@
                     </m:rPr>
                     <m:t>−</m:t>
                   </m:r>
-                  <m:acc>
-                    <m:accPr>
-                      <m:chr m:val="‾"/>
-                    </m:accPr>
+                  <m:sSub>
                     <m:e>
+                      <m:r>
+                        <m:t>μ</m:t>
+                      </m:r>
+                    </m:e>
+                    <m:sub>
                       <m:r>
                         <m:t>h</m:t>
                       </m:r>
-                    </m:e>
-                  </m:acc>
+                    </m:sub>
+                  </m:sSub>
                   <m:r>
                     <m:t>​</m:t>
                   </m:r>
@@ -23415,16 +22574,18 @@
                   <m:grow/>
                 </m:dPr>
                 <m:e>
-                  <m:acc>
-                    <m:accPr>
-                      <m:chr m:val="‾"/>
-                    </m:accPr>
+                  <m:sSub>
                     <m:e>
+                      <m:r>
+                        <m:t>μ</m:t>
+                      </m:r>
+                    </m:e>
+                    <m:sub>
                       <m:r>
                         <m:t>h</m:t>
                       </m:r>
-                    </m:e>
-                  </m:acc>
+                    </m:sub>
+                  </m:sSub>
                   <m:r>
                     <m:t>​</m:t>
                   </m:r>
@@ -23450,16 +22611,18 @@
                     </m:rPr>
                     <m:t>−</m:t>
                   </m:r>
-                  <m:acc>
-                    <m:accPr>
-                      <m:chr m:val="‾"/>
-                    </m:accPr>
+                  <m:sSub>
                     <m:e>
+                      <m:r>
+                        <m:t>μ</m:t>
+                      </m:r>
+                    </m:e>
+                    <m:sub>
                       <m:r>
                         <m:t>h</m:t>
                       </m:r>
-                    </m:e>
-                  </m:acc>
+                    </m:sub>
+                  </m:sSub>
                   <m:r>
                     <m:t>​</m:t>
                   </m:r>
@@ -23546,16 +22709,18 @@
                     </m:rPr>
                     <m:t>−</m:t>
                   </m:r>
-                  <m:acc>
-                    <m:accPr>
-                      <m:chr m:val="‾"/>
-                    </m:accPr>
+                  <m:sSub>
                     <m:e>
+                      <m:r>
+                        <m:t>μ</m:t>
+                      </m:r>
+                    </m:e>
+                    <m:sub>
                       <m:r>
                         <m:t>h</m:t>
                       </m:r>
-                    </m:e>
-                  </m:acc>
+                    </m:sub>
+                  </m:sSub>
                   <m:r>
                     <m:t>​</m:t>
                   </m:r>
@@ -23734,16 +22899,18 @@
                           <m:grow/>
                         </m:dPr>
                         <m:e>
-                          <m:acc>
-                            <m:accPr>
-                              <m:chr m:val="‾"/>
-                            </m:accPr>
+                          <m:sSub>
                             <m:e>
+                              <m:r>
+                                <m:t>μ</m:t>
+                              </m:r>
+                            </m:e>
+                            <m:sub>
                               <m:r>
                                 <m:t>h</m:t>
                               </m:r>
-                            </m:e>
-                          </m:acc>
+                            </m:sub>
+                          </m:sSub>
                           <m:r>
                             <m:t>​</m:t>
                           </m:r>
@@ -23927,16 +23094,18 @@
                             </m:rPr>
                             <m:t>−</m:t>
                           </m:r>
-                          <m:acc>
-                            <m:accPr>
-                              <m:chr m:val="‾"/>
-                            </m:accPr>
+                          <m:sSub>
                             <m:e>
+                              <m:r>
+                                <m:t>μ</m:t>
+                              </m:r>
+                            </m:e>
+                            <m:sub>
                               <m:r>
                                 <m:t>h</m:t>
                               </m:r>
-                            </m:e>
-                          </m:acc>
+                            </m:sub>
+                          </m:sSub>
                           <m:r>
                             <m:t>​</m:t>
                           </m:r>
@@ -24800,7 +23969,7 @@
           <m:t>+</m:t>
         </m:r>
         <m:r>
-          <m:t>ε</m:t>
+          <m:t>ν</m:t>
         </m:r>
       </m:oMath>
       <w:r>
@@ -24817,7 +23986,7 @@
       </w:r>
       <m:oMath>
         <m:r>
-          <m:t>ε</m:t>
+          <m:t>ν</m:t>
         </m:r>
       </m:oMath>
       <w:r>
@@ -26391,7 +25560,7 @@
           </m:dPr>
           <m:e>
             <m:r>
-              <m:t>ε</m:t>
+              <m:t>ν</m:t>
             </m:r>
           </m:e>
         </m:d>
@@ -59387,32 +58556,9 @@
       <w:r>
         <w:t xml:space="preserve"> </w:t>
       </w:r>
-      <m:oMath>
-        <m:sSub>
-          <m:e>
-            <m:limLow>
-              <m:e>
-                <m:r>
-                  <m:t>t</m:t>
-                </m:r>
-              </m:e>
-              <m:lim>
-                <m:r>
-                  <m:rPr>
-                    <m:sty m:val="p"/>
-                  </m:rPr>
-                  <m:t>∼</m:t>
-                </m:r>
-              </m:lim>
-            </m:limLow>
-          </m:e>
-          <m:sub>
-            <m:r>
-              <m:t>i</m:t>
-            </m:r>
-          </m:sub>
-        </m:sSub>
-      </m:oMath>
+      <w:r>
+        <w:t xml:space="preserve">$\mathord{\smash[b]{\underset{\raise.3ex\hbox{$\scriptstyle\sim$}}{t}}\vphantom{t}}_{i}$</w:t>
+      </w:r>
       <w:r>
         <w:t xml:space="preserve"> </w:t>
       </w:r>
@@ -59439,210 +58585,11 @@
         <w:pStyle w:val="BodyText"/>
       </w:pPr>
       <w:bookmarkStart w:id="208" w:name="eq-term-vector"/>
-      <m:oMathPara>
-        <m:oMathParaPr>
-          <m:jc m:val="center"/>
-        </m:oMathParaPr>
-        <m:oMath>
-          <m:sSub>
-            <m:e>
-              <m:limLow>
-                <m:e>
-                  <m:r>
-                    <m:t>t</m:t>
-                  </m:r>
-                </m:e>
-                <m:lim>
-                  <m:r>
-                    <m:rPr>
-                      <m:sty m:val="p"/>
-                    </m:rPr>
-                    <m:t>∼</m:t>
-                  </m:r>
-                </m:lim>
-              </m:limLow>
-            </m:e>
-            <m:sub>
-              <m:r>
-                <m:t>i</m:t>
-              </m:r>
-            </m:sub>
-          </m:sSub>
-          <m:limUpp>
-            <m:e>
-              <m:r>
-                <m:rPr>
-                  <m:sty m:val="p"/>
-                </m:rPr>
-                <m:t>=</m:t>
-              </m:r>
-            </m:e>
-            <m:lim>
-              <m:r>
-                <m:rPr>
-                  <m:nor/>
-                  <m:sty m:val="p"/>
-                </m:rPr>
-                <m:t>def</m:t>
-              </m:r>
-            </m:lim>
-          </m:limUpp>
-          <m:sSup>
-            <m:e>
-              <m:r>
-                <m:t>​</m:t>
-              </m:r>
-              <m:d>
-                <m:dPr>
-                  <m:begChr m:val="("/>
-                  <m:sepChr m:val=""/>
-                  <m:endChr m:val=")"/>
-                  <m:grow/>
-                </m:dPr>
-                <m:e>
-                  <m:sSub>
-                    <m:e>
-                      <m:r>
-                        <m:t>t</m:t>
-                      </m:r>
-                    </m:e>
-                    <m:sub>
-                      <m:r>
-                        <m:t>1</m:t>
-                      </m:r>
-                    </m:sub>
-                  </m:sSub>
-                  <m:r>
-                    <m:rPr>
-                      <m:sty m:val="p"/>
-                    </m:rPr>
-                    <m:t>(</m:t>
-                  </m:r>
-                  <m:sSub>
-                    <m:e>
-                      <m:r>
-                        <m:t>x</m:t>
-                      </m:r>
-                    </m:e>
-                    <m:sub>
-                      <m:r>
-                        <m:t>i</m:t>
-                      </m:r>
-                    </m:sub>
-                  </m:sSub>
-                  <m:r>
-                    <m:rPr>
-                      <m:sty m:val="p"/>
-                    </m:rPr>
-                    <m:t>)</m:t>
-                  </m:r>
-                  <m:r>
-                    <m:rPr>
-                      <m:sty m:val="p"/>
-                    </m:rPr>
-                    <m:t>,</m:t>
-                  </m:r>
-                  <m:r>
-                    <m:rPr>
-                      <m:sty m:val="p"/>
-                    </m:rPr>
-                    <m:t>…</m:t>
-                  </m:r>
-                  <m:r>
-                    <m:rPr>
-                      <m:sty m:val="p"/>
-                    </m:rPr>
-                    <m:t>,</m:t>
-                  </m:r>
-                  <m:sSub>
-                    <m:e>
-                      <m:r>
-                        <m:t>t</m:t>
-                      </m:r>
-                    </m:e>
-                    <m:sub>
-                      <m:sSup>
-                        <m:e>
-                          <m:r>
-                            <m:t>p</m:t>
-                          </m:r>
-                        </m:e>
-                        <m:sup>
-                          <m:r>
-                            <m:rPr>
-                              <m:sty m:val="p"/>
-                            </m:rPr>
-                            <m:t>*</m:t>
-                          </m:r>
-                        </m:sup>
-                      </m:sSup>
-                    </m:sub>
-                  </m:sSub>
-                  <m:r>
-                    <m:rPr>
-                      <m:sty m:val="p"/>
-                    </m:rPr>
-                    <m:t>(</m:t>
-                  </m:r>
-                  <m:sSub>
-                    <m:e>
-                      <m:r>
-                        <m:t>x</m:t>
-                      </m:r>
-                    </m:e>
-                    <m:sub>
-                      <m:r>
-                        <m:t>i</m:t>
-                      </m:r>
-                    </m:sub>
-                  </m:sSub>
-                  <m:r>
-                    <m:rPr>
-                      <m:sty m:val="p"/>
-                    </m:rPr>
-                    <m:t>)</m:t>
-                  </m:r>
-                </m:e>
-              </m:d>
-              <m:r>
-                <m:t>​</m:t>
-              </m:r>
-            </m:e>
-            <m:sup>
-              <m:r>
-                <m:rPr>
-                  <m:sty m:val="p"/>
-                </m:rPr>
-                <m:t>⊤</m:t>
-              </m:r>
-            </m:sup>
-          </m:sSup>
-          <m:r>
-            <m:rPr>
-              <m:sty m:val="p"/>
-            </m:rPr>
-            <m:t>.</m:t>
-          </m:r>
-          <m:r>
-            <m:t>  </m:t>
-          </m:r>
-          <m:r>
-            <m:rPr>
-              <m:sty m:val="p"/>
-            </m:rPr>
-            <m:t>(</m:t>
-          </m:r>
-          <m:r>
-            <m:t>40</m:t>
-          </m:r>
-          <m:r>
-            <m:rPr>
-              <m:sty m:val="p"/>
-            </m:rPr>
-            <m:t>)</m:t>
-          </m:r>
-        </m:oMath>
-      </m:oMathPara>
+      <w:r>
+        <w:t xml:space="preserve">$$
+    \mathord{\smash[b]{\underset{\raise.3ex\hbox{$\scriptstyle\sim$}}{t}}\vphantom{t}}_{i} \stackrel{\text{def}}{=}{\mathopen{}\left(t_{1}(x_{i}), \ldots, t_{p^{*}}(x_{i})\right)\mathclose{}}^{\top}.
+     \qquad(40)$$</w:t>
+      </w:r>
       <w:bookmarkEnd w:id="208"/>
     </w:p>
     <w:bookmarkEnd w:id="209"/>
@@ -59709,32 +58656,9 @@
       <w:r>
         <w:t xml:space="preserve"> </w:t>
       </w:r>
-      <m:oMath>
-        <m:sSub>
-          <m:e>
-            <m:limLow>
-              <m:e>
-                <m:r>
-                  <m:t>t</m:t>
-                </m:r>
-              </m:e>
-              <m:lim>
-                <m:r>
-                  <m:rPr>
-                    <m:sty m:val="p"/>
-                  </m:rPr>
-                  <m:t>∼</m:t>
-                </m:r>
-              </m:lim>
-            </m:limLow>
-          </m:e>
-          <m:sub>
-            <m:r>
-              <m:t>i</m:t>
-            </m:r>
-          </m:sub>
-        </m:sSub>
-      </m:oMath>
+      <w:r>
+        <w:t xml:space="preserve">$\mathord{\smash[b]{\underset{\raise.3ex\hbox{$\scriptstyle\sim$}}{t}}\vphantom{t}}_{i}$</w:t>
+      </w:r>
       <w:r>
         <w:t xml:space="preserve"> </w:t>
       </w:r>
@@ -59755,32 +58679,9 @@
       <w:r>
         <w:t xml:space="preserve"> </w:t>
       </w:r>
-      <m:oMath>
-        <m:sSub>
-          <m:e>
-            <m:limLow>
-              <m:e>
-                <m:r>
-                  <m:t>x</m:t>
-                </m:r>
-              </m:e>
-              <m:lim>
-                <m:r>
-                  <m:rPr>
-                    <m:sty m:val="p"/>
-                  </m:rPr>
-                  <m:t>∼</m:t>
-                </m:r>
-              </m:lim>
-            </m:limLow>
-          </m:e>
-          <m:sub>
-            <m:r>
-              <m:t>i</m:t>
-            </m:r>
-          </m:sub>
-        </m:sSub>
-      </m:oMath>
+      <w:r>
+        <w:t xml:space="preserve">$\mathord{\smash[b]{\underset{\raise.3ex\hbox{$\scriptstyle\sim$}}{x}}\vphantom{x}}_i$</w:t>
+      </w:r>
       <w:r>
         <w:t xml:space="preserve">.</w:t>
       </w:r>
@@ -59842,32 +58743,9 @@
       <w:r>
         <w:t xml:space="preserve"> </w:t>
       </w:r>
-      <m:oMath>
-        <m:sSub>
-          <m:e>
-            <m:limLow>
-              <m:e>
-                <m:r>
-                  <m:t>t</m:t>
-                </m:r>
-              </m:e>
-              <m:lim>
-                <m:r>
-                  <m:rPr>
-                    <m:sty m:val="p"/>
-                  </m:rPr>
-                  <m:t>∼</m:t>
-                </m:r>
-              </m:lim>
-            </m:limLow>
-          </m:e>
-          <m:sub>
-            <m:r>
-              <m:t>i</m:t>
-            </m:r>
-          </m:sub>
-        </m:sSub>
-      </m:oMath>
+      <w:r>
+        <w:t xml:space="preserve">$\mathord{\smash[b]{\underset{\raise.3ex\hbox{$\scriptstyle\sim$}}{t}}\vphantom{t}}_{i}$</w:t>
+      </w:r>
       <w:r>
         <w:t xml:space="preserve">,</w:t>
       </w:r>
@@ -59914,148 +58792,11 @@
         <w:pStyle w:val="BodyText"/>
       </w:pPr>
       <w:bookmarkStart w:id="212" w:name="eq-cross-product-matrix"/>
-      <m:oMathPara>
-        <m:oMathParaPr>
-          <m:jc m:val="center"/>
-        </m:oMathParaPr>
-        <m:oMath>
-          <m:r>
-            <m:t>A</m:t>
-          </m:r>
-          <m:limUpp>
-            <m:e>
-              <m:r>
-                <m:rPr>
-                  <m:sty m:val="p"/>
-                </m:rPr>
-                <m:t>=</m:t>
-              </m:r>
-            </m:e>
-            <m:lim>
-              <m:r>
-                <m:rPr>
-                  <m:nor/>
-                  <m:sty m:val="p"/>
-                </m:rPr>
-                <m:t>def</m:t>
-              </m:r>
-            </m:lim>
-          </m:limUpp>
-          <m:nary>
-            <m:naryPr>
-              <m:chr m:val="∑"/>
-              <m:limLoc m:val="undOvr"/>
-              <m:subHide m:val="off"/>
-              <m:supHide m:val="on"/>
-            </m:naryPr>
-            <m:sub>
-              <m:r>
-                <m:t>i</m:t>
-              </m:r>
-              <m:r>
-                <m:rPr>
-                  <m:sty m:val="p"/>
-                </m:rPr>
-                <m:t>∈</m:t>
-              </m:r>
-              <m:r>
-                <m:t>I</m:t>
-              </m:r>
-            </m:sub>
-            <m:sup>
-              <m:r>
-                <m:t>​</m:t>
-              </m:r>
-            </m:sup>
-            <m:e>
-              <m:sSub>
-                <m:e>
-                  <m:limLow>
-                    <m:e>
-                      <m:r>
-                        <m:t>t</m:t>
-                      </m:r>
-                    </m:e>
-                    <m:lim>
-                      <m:r>
-                        <m:rPr>
-                          <m:sty m:val="p"/>
-                        </m:rPr>
-                        <m:t>∼</m:t>
-                      </m:r>
-                    </m:lim>
-                  </m:limLow>
-                </m:e>
-                <m:sub>
-                  <m:r>
-                    <m:t>i</m:t>
-                  </m:r>
-                </m:sub>
-              </m:sSub>
-            </m:e>
-          </m:nary>
-          <m:sSup>
-            <m:e>
-              <m:sSub>
-                <m:e>
-                  <m:limLow>
-                    <m:e>
-                      <m:r>
-                        <m:t>t</m:t>
-                      </m:r>
-                    </m:e>
-                    <m:lim>
-                      <m:r>
-                        <m:rPr>
-                          <m:sty m:val="p"/>
-                        </m:rPr>
-                        <m:t>∼</m:t>
-                      </m:r>
-                    </m:lim>
-                  </m:limLow>
-                </m:e>
-                <m:sub>
-                  <m:r>
-                    <m:t>i</m:t>
-                  </m:r>
-                </m:sub>
-              </m:sSub>
-            </m:e>
-            <m:sup>
-              <m:r>
-                <m:rPr>
-                  <m:sty m:val="p"/>
-                </m:rPr>
-                <m:t>⊤</m:t>
-              </m:r>
-            </m:sup>
-          </m:sSup>
-          <m:r>
-            <m:rPr>
-              <m:sty m:val="p"/>
-            </m:rPr>
-            <m:t>.</m:t>
-          </m:r>
-          <m:r>
-            <m:t>  </m:t>
-          </m:r>
-          <m:r>
-            <m:rPr>
-              <m:sty m:val="p"/>
-            </m:rPr>
-            <m:t>(</m:t>
-          </m:r>
-          <m:r>
-            <m:t>41</m:t>
-          </m:r>
-          <m:r>
-            <m:rPr>
-              <m:sty m:val="p"/>
-            </m:rPr>
-            <m:t>)</m:t>
-          </m:r>
-        </m:oMath>
-      </m:oMathPara>
+      <w:r>
+        <w:t xml:space="preserve">$$
+    A\stackrel{\text{def}}{=}\sum_{i\in I} \mathord{\smash[b]{\underset{\raise.3ex\hbox{$\scriptstyle\sim$}}{t}}\vphantom{t}}_{i} {\mathord{\smash[b]{\underset{\raise.3ex\hbox{$\scriptstyle\sim$}}{t}}\vphantom{t}}_{i}}^{\top}.
+     \qquad(41)$$</w:t>
+      </w:r>
       <w:bookmarkEnd w:id="212"/>
     </w:p>
     <w:bookmarkEnd w:id="213"/>
@@ -60167,44 +58908,9 @@
       <w:r>
         <w:t xml:space="preserve"> </w:t>
       </w:r>
-      <m:oMath>
-        <m:sSup>
-          <m:e>
-            <m:sSub>
-              <m:e>
-                <m:limLow>
-                  <m:e>
-                    <m:r>
-                      <m:t>t</m:t>
-                    </m:r>
-                  </m:e>
-                  <m:lim>
-                    <m:r>
-                      <m:rPr>
-                        <m:sty m:val="p"/>
-                      </m:rPr>
-                      <m:t>∼</m:t>
-                    </m:r>
-                  </m:lim>
-                </m:limLow>
-              </m:e>
-              <m:sub>
-                <m:r>
-                  <m:t>i</m:t>
-                </m:r>
-              </m:sub>
-            </m:sSub>
-          </m:e>
-          <m:sup>
-            <m:r>
-              <m:rPr>
-                <m:sty m:val="p"/>
-              </m:rPr>
-              <m:t>⊤</m:t>
-            </m:r>
-          </m:sup>
-        </m:sSup>
-      </m:oMath>
+      <w:r>
+        <w:t xml:space="preserve">${\mathord{\smash[b]{\underset{\raise.3ex\hbox{$\scriptstyle\sim$}}{t}}\vphantom{t}}_{i}}^{\top}$</w:t>
+      </w:r>
       <w:r>
         <w:t xml:space="preserve">,</w:t>
       </w:r>
@@ -60607,32 +59313,9 @@
       <w:r>
         <w:t xml:space="preserve"> </w:t>
       </w:r>
-      <m:oMath>
-        <m:sSub>
-          <m:e>
-            <m:limLow>
-              <m:e>
-                <m:r>
-                  <m:t>t</m:t>
-                </m:r>
-              </m:e>
-              <m:lim>
-                <m:r>
-                  <m:rPr>
-                    <m:sty m:val="p"/>
-                  </m:rPr>
-                  <m:t>∼</m:t>
-                </m:r>
-              </m:lim>
-            </m:limLow>
-          </m:e>
-          <m:sub>
-            <m:r>
-              <m:t>i</m:t>
-            </m:r>
-          </m:sub>
-        </m:sSub>
-      </m:oMath>
+      <w:r>
+        <w:t xml:space="preserve">$\mathord{\smash[b]{\underset{\raise.3ex\hbox{$\scriptstyle\sim$}}{t}}\vphantom{t}}_{i}$</w:t>
+      </w:r>
       <w:r>
         <w:t xml:space="preserve">,</w:t>
       </w:r>
@@ -60726,146 +59409,11 @@
         <w:pStyle w:val="BodyText"/>
       </w:pPr>
       <w:bookmarkStart w:id="220" w:name="eq-leverage"/>
-      <m:oMathPara>
-        <m:oMathParaPr>
-          <m:jc m:val="center"/>
-        </m:oMathParaPr>
-        <m:oMath>
-          <m:sSub>
-            <m:e>
-              <m:r>
-                <m:t>h</m:t>
-              </m:r>
-            </m:e>
-            <m:sub>
-              <m:r>
-                <m:t>i</m:t>
-              </m:r>
-            </m:sub>
-          </m:sSub>
-          <m:limUpp>
-            <m:e>
-              <m:r>
-                <m:rPr>
-                  <m:sty m:val="p"/>
-                </m:rPr>
-                <m:t>=</m:t>
-              </m:r>
-            </m:e>
-            <m:lim>
-              <m:r>
-                <m:rPr>
-                  <m:nor/>
-                  <m:sty m:val="p"/>
-                </m:rPr>
-                <m:t>def</m:t>
-              </m:r>
-            </m:lim>
-          </m:limUpp>
-          <m:sSup>
-            <m:e>
-              <m:sSub>
-                <m:e>
-                  <m:limLow>
-                    <m:e>
-                      <m:r>
-                        <m:t>t</m:t>
-                      </m:r>
-                    </m:e>
-                    <m:lim>
-                      <m:r>
-                        <m:rPr>
-                          <m:sty m:val="p"/>
-                        </m:rPr>
-                        <m:t>∼</m:t>
-                      </m:r>
-                    </m:lim>
-                  </m:limLow>
-                </m:e>
-                <m:sub>
-                  <m:r>
-                    <m:t>i</m:t>
-                  </m:r>
-                </m:sub>
-              </m:sSub>
-            </m:e>
-            <m:sup>
-              <m:r>
-                <m:rPr>
-                  <m:sty m:val="p"/>
-                </m:rPr>
-                <m:t>⊤</m:t>
-              </m:r>
-            </m:sup>
-          </m:sSup>
-          <m:sSup>
-            <m:e>
-              <m:r>
-                <m:t>A</m:t>
-              </m:r>
-            </m:e>
-            <m:sup>
-              <m:r>
-                <m:rPr>
-                  <m:sty m:val="p"/>
-                </m:rPr>
-                <m:t>−</m:t>
-              </m:r>
-              <m:r>
-                <m:t>1</m:t>
-              </m:r>
-            </m:sup>
-          </m:sSup>
-          <m:sSub>
-            <m:e>
-              <m:limLow>
-                <m:e>
-                  <m:r>
-                    <m:t>t</m:t>
-                  </m:r>
-                </m:e>
-                <m:lim>
-                  <m:r>
-                    <m:rPr>
-                      <m:sty m:val="p"/>
-                    </m:rPr>
-                    <m:t>∼</m:t>
-                  </m:r>
-                </m:lim>
-              </m:limLow>
-            </m:e>
-            <m:sub>
-              <m:r>
-                <m:t>i</m:t>
-              </m:r>
-            </m:sub>
-          </m:sSub>
-          <m:r>
-            <m:rPr>
-              <m:sty m:val="p"/>
-            </m:rPr>
-            <m:t>.</m:t>
-          </m:r>
-          <m:r>
-            <m:t>  </m:t>
-          </m:r>
-          <m:r>
-            <m:rPr>
-              <m:sty m:val="p"/>
-            </m:rPr>
-            <m:t>(</m:t>
-          </m:r>
-          <m:r>
-            <m:t>42</m:t>
-          </m:r>
-          <m:r>
-            <m:rPr>
-              <m:sty m:val="p"/>
-            </m:rPr>
-            <m:t>)</m:t>
-          </m:r>
-        </m:oMath>
-      </m:oMathPara>
+      <w:r>
+        <w:t xml:space="preserve">$$
+    h_{i} \stackrel{\text{def}}{=}{\mathord{\smash[b]{\underset{\raise.3ex\hbox{$\scriptstyle\sim$}}{t}}\vphantom{t}}_{i}}^{\top} A^{-1} \mathord{\smash[b]{\underset{\raise.3ex\hbox{$\scriptstyle\sim$}}{t}}\vphantom{t}}_{i}.
+     \qquad(42)$$</w:t>
+      </w:r>
       <w:bookmarkEnd w:id="220"/>
     </w:p>
     <w:bookmarkEnd w:id="221"/>
@@ -61426,68 +59974,9 @@
       <w:r>
         <w:t xml:space="preserve"> </w:t>
       </w:r>
-      <m:oMath>
-        <m:sSub>
-          <m:e>
-            <m:limLow>
-              <m:e>
-                <m:r>
-                  <m:t>t</m:t>
-                </m:r>
-              </m:e>
-              <m:lim>
-                <m:r>
-                  <m:rPr>
-                    <m:sty m:val="p"/>
-                  </m:rPr>
-                  <m:t>∼</m:t>
-                </m:r>
-              </m:lim>
-            </m:limLow>
-          </m:e>
-          <m:sub>
-            <m:r>
-              <m:t>i</m:t>
-            </m:r>
-          </m:sub>
-        </m:sSub>
-        <m:sSup>
-          <m:e>
-            <m:sSub>
-              <m:e>
-                <m:limLow>
-                  <m:e>
-                    <m:r>
-                      <m:t>t</m:t>
-                    </m:r>
-                  </m:e>
-                  <m:lim>
-                    <m:r>
-                      <m:rPr>
-                        <m:sty m:val="p"/>
-                      </m:rPr>
-                      <m:t>∼</m:t>
-                    </m:r>
-                  </m:lim>
-                </m:limLow>
-              </m:e>
-              <m:sub>
-                <m:r>
-                  <m:t>i</m:t>
-                </m:r>
-              </m:sub>
-            </m:sSub>
-          </m:e>
-          <m:sup>
-            <m:r>
-              <m:rPr>
-                <m:sty m:val="p"/>
-              </m:rPr>
-              <m:t>⊤</m:t>
-            </m:r>
-          </m:sup>
-        </m:sSup>
-      </m:oMath>
+      <w:r>
+        <w:t xml:space="preserve">$\mathord{\smash[b]{\underset{\raise.3ex\hbox{$\scriptstyle\sim$}}{t}}\vphantom{t}}_{i} {\mathord{\smash[b]{\underset{\raise.3ex\hbox{$\scriptstyle\sim$}}{t}}\vphantom{t}}_{i}}^{\top}$</w:t>
+      </w:r>
       <w:r>
         <w:t xml:space="preserve"> </w:t>
       </w:r>
@@ -62639,7 +61128,7 @@
         <w:rPr>
           <w:rStyle w:val="CommentTok"/>
         </w:rPr>
-        <w:t xml:space="preserve">#&gt;    7.10543e-15    2.00000e+00</w:t>
+        <w:t xml:space="preserve">#&gt;    8.88178e-15    2.00000e+00</w:t>
       </w:r>
     </w:p>
     <w:p>
@@ -62647,7 +61136,7 @@
         <w:pStyle w:val="FirstParagraph"/>
       </w:pPr>
       <w:r>
-        <w:t xml:space="preserve">The two columns differ by at most 7.1e-15,</w:t>
+        <w:t xml:space="preserve">The two columns differ by at most 8.9e-15,</w:t>
       </w:r>
       <w:r>
         <w:t xml:space="preserve"> </w:t>

--- a/pr-preview/pr-261/model-validation-handout.docx
+++ b/pr-preview/pr-261/model-validation-handout.docx
@@ -15,7 +15,7 @@
         <w:pStyle w:val="Date"/>
       </w:pPr>
       <w:r>
-        <w:t xml:space="preserve">Last modified: 2026-10-17 08:55:52 (PDT)</w:t>
+        <w:t xml:space="preserve">Last modified: 2026-10-17 10:19:46 (PDT)</w:t>
       </w:r>
     </w:p>
     <w:bookmarkStart w:id="17" w:name="sec-data-sets"/>
@@ -18026,6 +18026,25 @@
         <m:r>
           <m:t>μ</m:t>
         </m:r>
+        <m:r>
+          <m:t>​</m:t>
+        </m:r>
+        <m:d>
+          <m:dPr>
+            <m:begChr m:val="("/>
+            <m:sepChr m:val=""/>
+            <m:endChr m:val=")"/>
+            <m:grow/>
+          </m:dPr>
+          <m:e>
+            <m:r>
+              <m:t>x</m:t>
+            </m:r>
+          </m:e>
+        </m:d>
+        <m:r>
+          <m:t>​</m:t>
+        </m:r>
       </m:oMath>
       <w:r>
         <w:t xml:space="preserve">,</w:t>
@@ -18262,6 +18281,25 @@
           <m:t>μ</m:t>
         </m:r>
         <m:r>
+          <m:t>​</m:t>
+        </m:r>
+        <m:d>
+          <m:dPr>
+            <m:begChr m:val="("/>
+            <m:sepChr m:val=""/>
+            <m:endChr m:val=")"/>
+            <m:grow/>
+          </m:dPr>
+          <m:e>
+            <m:r>
+              <m:t>x</m:t>
+            </m:r>
+          </m:e>
+        </m:d>
+        <m:r>
+          <m:t>​</m:t>
+        </m:r>
+        <m:r>
           <m:rPr>
             <m:sty m:val="p"/>
           </m:rPr>
@@ -18528,6 +18566,25 @@
               <m:r>
                 <m:t>μ</m:t>
               </m:r>
+              <m:r>
+                <m:t>​</m:t>
+              </m:r>
+              <m:d>
+                <m:dPr>
+                  <m:begChr m:val="("/>
+                  <m:sepChr m:val=""/>
+                  <m:endChr m:val=")"/>
+                  <m:grow/>
+                </m:dPr>
+                <m:e>
+                  <m:r>
+                    <m:t>x</m:t>
+                  </m:r>
+                </m:e>
+              </m:d>
+              <m:r>
+                <m:t>​</m:t>
+              </m:r>
             </m:e>
             <m:e>
               <m:r>
@@ -18848,6 +18905,25 @@
         </m:r>
         <m:r>
           <m:t>μ</m:t>
+        </m:r>
+        <m:r>
+          <m:t>​</m:t>
+        </m:r>
+        <m:d>
+          <m:dPr>
+            <m:begChr m:val="("/>
+            <m:sepChr m:val=""/>
+            <m:endChr m:val=")"/>
+            <m:grow/>
+          </m:dPr>
+          <m:e>
+            <m:r>
+              <m:t>x</m:t>
+            </m:r>
+          </m:e>
+        </m:d>
+        <m:r>
+          <m:t>​</m:t>
         </m:r>
         <m:r>
           <m:rPr>
@@ -20148,7 +20224,7 @@
                     </m:accPr>
                     <m:e>
                       <m:r>
-                        <m:t>y</m:t>
+                        <m:t>μ</m:t>
                       </m:r>
                     </m:e>
                   </m:acc>
@@ -20283,7 +20359,7 @@
                     </m:accPr>
                     <m:e>
                       <m:r>
-                        <m:t>y</m:t>
+                        <m:t>μ</m:t>
                       </m:r>
                     </m:e>
                   </m:acc>
@@ -20523,7 +20599,7 @@
                     </m:accPr>
                     <m:e>
                       <m:r>
-                        <m:t>y</m:t>
+                        <m:t>μ</m:t>
                       </m:r>
                     </m:e>
                   </m:acc>
@@ -20604,7 +20680,7 @@
                         </m:accPr>
                         <m:e>
                           <m:r>
-                            <m:t>y</m:t>
+                            <m:t>μ</m:t>
                           </m:r>
                         </m:e>
                       </m:acc>
@@ -21431,7 +21507,7 @@
           </m:accPr>
           <m:e>
             <m:r>
-              <m:t>y</m:t>
+              <m:t>μ</m:t>
             </m:r>
           </m:e>
         </m:acc>
@@ -21544,7 +21620,7 @@
                         </m:accPr>
                         <m:e>
                           <m:r>
-                            <m:t>y</m:t>
+                            <m:t>μ</m:t>
                           </m:r>
                         </m:e>
                       </m:acc>
@@ -21654,7 +21730,7 @@
                         </m:accPr>
                         <m:e>
                           <m:r>
-                            <m:t>y</m:t>
+                            <m:t>μ</m:t>
                           </m:r>
                         </m:e>
                       </m:acc>
@@ -21790,7 +21866,7 @@
                     </m:accPr>
                     <m:e>
                       <m:r>
-                        <m:t>y</m:t>
+                        <m:t>μ</m:t>
                       </m:r>
                     </m:e>
                   </m:acc>
@@ -21911,7 +21987,7 @@
                     </m:accPr>
                     <m:e>
                       <m:r>
-                        <m:t>y</m:t>
+                        <m:t>μ</m:t>
                       </m:r>
                     </m:e>
                   </m:acc>
@@ -22197,7 +22273,7 @@
                         </m:accPr>
                         <m:e>
                           <m:r>
-                            <m:t>y</m:t>
+                            <m:t>μ</m:t>
                           </m:r>
                         </m:e>
                       </m:acc>
@@ -22392,7 +22468,7 @@
               </m:accPr>
               <m:e>
                 <m:r>
-                  <m:t>y</m:t>
+                  <m:t>μ</m:t>
                 </m:r>
               </m:e>
             </m:acc>
@@ -22999,7 +23075,7 @@
                 </m:accPr>
                 <m:e>
                   <m:r>
-                    <m:t>y</m:t>
+                    <m:t>μ</m:t>
                   </m:r>
                 </m:e>
               </m:acc>
@@ -24477,6 +24553,25 @@
                     <m:e>
                       <m:r>
                         <m:t>μ</m:t>
+                      </m:r>
+                      <m:r>
+                        <m:t>​</m:t>
+                      </m:r>
+                      <m:d>
+                        <m:dPr>
+                          <m:begChr m:val="("/>
+                          <m:sepChr m:val=""/>
+                          <m:endChr m:val=")"/>
+                          <m:grow/>
+                        </m:dPr>
+                        <m:e>
+                          <m:r>
+                            <m:t>x</m:t>
+                          </m:r>
+                        </m:e>
+                      </m:d>
+                      <m:r>
+                        <m:t>​</m:t>
                       </m:r>
                       <m:r>
                         <m:rPr>
@@ -24534,6 +24629,25 @@
         <m:r>
           <m:t>μ</m:t>
         </m:r>
+        <m:r>
+          <m:t>​</m:t>
+        </m:r>
+        <m:d>
+          <m:dPr>
+            <m:begChr m:val="("/>
+            <m:sepChr m:val=""/>
+            <m:endChr m:val=")"/>
+            <m:grow/>
+          </m:dPr>
+          <m:e>
+            <m:r>
+              <m:t>x</m:t>
+            </m:r>
+          </m:e>
+        </m:d>
+        <m:r>
+          <m:t>​</m:t>
+        </m:r>
       </m:oMath>
       <w:r>
         <w:t xml:space="preserve"> </w:t>
@@ -24597,15 +24711,61 @@
         <m:sSub>
           <m:e>
             <m:r>
-              <m:t>μ</m:t>
+              <m:rPr>
+                <m:sty m:val="p"/>
+              </m:rPr>
+              <m:t>E</m:t>
             </m:r>
           </m:e>
           <m:sub>
-            <m:r>
-              <m:t>h</m:t>
-            </m:r>
+            <m:sSub>
+              <m:e>
+                <m:r>
+                  <m:rPr>
+                    <m:scr m:val="script"/>
+                    <m:sty m:val="p"/>
+                  </m:rPr>
+                  <m:t>D</m:t>
+                </m:r>
+              </m:e>
+              <m:sub>
+                <m:r>
+                  <m:rPr>
+                    <m:nor/>
+                    <m:sty m:val="p"/>
+                  </m:rPr>
+                  <m:t>train</m:t>
+                </m:r>
+              </m:sub>
+            </m:sSub>
           </m:sub>
         </m:sSub>
+        <m:r>
+          <m:t>​</m:t>
+        </m:r>
+        <m:d>
+          <m:dPr>
+            <m:begChr m:val="["/>
+            <m:sepChr m:val=""/>
+            <m:endChr m:val="]"/>
+            <m:grow/>
+          </m:dPr>
+          <m:e>
+            <m:acc>
+              <m:accPr>
+                <m:chr m:val="̂"/>
+              </m:accPr>
+              <m:e>
+                <m:r>
+                  <m:t>y</m:t>
+                </m:r>
+              </m:e>
+            </m:acc>
+          </m:e>
+        </m:d>
+        <m:r>
+          <m:t>​</m:t>
+        </m:r>
       </m:oMath>
       <w:r>
         <w:t xml:space="preserve"> </w:t>
@@ -24680,6 +24840,25 @@
                 <m:t>μ</m:t>
               </m:r>
               <m:r>
+                <m:t>​</m:t>
+              </m:r>
+              <m:d>
+                <m:dPr>
+                  <m:begChr m:val="("/>
+                  <m:sepChr m:val=""/>
+                  <m:endChr m:val=")"/>
+                  <m:grow/>
+                </m:dPr>
+                <m:e>
+                  <m:r>
+                    <m:t>x</m:t>
+                  </m:r>
+                </m:e>
+              </m:d>
+              <m:r>
+                <m:t>​</m:t>
+              </m:r>
+              <m:r>
                 <m:rPr>
                   <m:sty m:val="p"/>
                 </m:rPr>
@@ -24717,848 +24896,6 @@
                 <m:e>
                   <m:r>
                     <m:t>μ</m:t>
-                  </m:r>
-                  <m:r>
-                    <m:rPr>
-                      <m:sty m:val="p"/>
-                    </m:rPr>
-                    <m:t>−</m:t>
-                  </m:r>
-                  <m:sSub>
-                    <m:e>
-                      <m:r>
-                        <m:t>μ</m:t>
-                      </m:r>
-                    </m:e>
-                    <m:sub>
-                      <m:r>
-                        <m:t>h</m:t>
-                      </m:r>
-                    </m:sub>
-                  </m:sSub>
-                </m:e>
-              </m:d>
-              <m:r>
-                <m:t>​</m:t>
-              </m:r>
-              <m:r>
-                <m:rPr>
-                  <m:sty m:val="p"/>
-                </m:rPr>
-                <m:t>+</m:t>
-              </m:r>
-              <m:r>
-                <m:t>​</m:t>
-              </m:r>
-              <m:d>
-                <m:dPr>
-                  <m:begChr m:val="("/>
-                  <m:sepChr m:val=""/>
-                  <m:endChr m:val=")"/>
-                  <m:grow/>
-                </m:dPr>
-                <m:e>
-                  <m:sSub>
-                    <m:e>
-                      <m:r>
-                        <m:t>μ</m:t>
-                      </m:r>
-                    </m:e>
-                    <m:sub>
-                      <m:r>
-                        <m:t>h</m:t>
-                      </m:r>
-                    </m:sub>
-                  </m:sSub>
-                  <m:r>
-                    <m:rPr>
-                      <m:sty m:val="p"/>
-                    </m:rPr>
-                    <m:t>−</m:t>
-                  </m:r>
-                  <m:acc>
-                    <m:accPr>
-                      <m:chr m:val="̂"/>
-                    </m:accPr>
-                    <m:e>
-                      <m:r>
-                        <m:t>y</m:t>
-                      </m:r>
-                    </m:e>
-                  </m:acc>
-                </m:e>
-              </m:d>
-              <m:r>
-                <m:t>​</m:t>
-              </m:r>
-              <m:r>
-                <m:t>&amp;</m:t>
-              </m:r>
-              <m:r>
-                <m:t>&amp;</m:t>
-              </m:r>
-              <m:r>
-                <m:rPr>
-                  <m:nor/>
-                  <m:sty m:val="p"/>
-                </m:rPr>
-                <m:t>(add and subtract </m:t>
-              </m:r>
-              <m:sSub>
-                <m:e>
-                  <m:r>
-                    <m:t>μ</m:t>
-                  </m:r>
-                </m:e>
-                <m:sub>
-                  <m:r>
-                    <m:t>h</m:t>
-                  </m:r>
-                </m:sub>
-              </m:sSub>
-              <m:r>
-                <m:rPr>
-                  <m:nor/>
-                  <m:sty m:val="p"/>
-                </m:rPr>
-                <m:t>)</m:t>
-              </m:r>
-            </m:e>
-          </m:eqArr>
-        </m:oMath>
-      </m:oMathPara>
-    </w:p>
-    <w:p>
-      <w:pPr>
-        <w:pStyle w:val="FirstParagraph"/>
-      </w:pPr>
-      <w:r>
-        <w:t xml:space="preserve">Square it:</w:t>
-      </w:r>
-    </w:p>
-    <w:p>
-      <w:pPr>
-        <w:pStyle w:val="BodyText"/>
-      </w:pPr>
-      <m:oMathPara>
-        <m:oMathParaPr>
-          <m:jc m:val="center"/>
-        </m:oMathParaPr>
-        <m:oMath>
-          <m:eqArr>
-            <m:e>
-              <m:sSup>
-                <m:e>
-                  <m:r>
-                    <m:t>​</m:t>
-                  </m:r>
-                  <m:d>
-                    <m:dPr>
-                      <m:begChr m:val="("/>
-                      <m:sepChr m:val=""/>
-                      <m:endChr m:val=")"/>
-                      <m:grow/>
-                    </m:dPr>
-                    <m:e>
-                      <m:r>
-                        <m:t>μ</m:t>
-                      </m:r>
-                      <m:r>
-                        <m:rPr>
-                          <m:sty m:val="p"/>
-                        </m:rPr>
-                        <m:t>−</m:t>
-                      </m:r>
-                      <m:acc>
-                        <m:accPr>
-                          <m:chr m:val="̂"/>
-                        </m:accPr>
-                        <m:e>
-                          <m:r>
-                            <m:t>y</m:t>
-                          </m:r>
-                        </m:e>
-                      </m:acc>
-                    </m:e>
-                  </m:d>
-                  <m:r>
-                    <m:t>​</m:t>
-                  </m:r>
-                </m:e>
-                <m:sup>
-                  <m:r>
-                    <m:t>2</m:t>
-                  </m:r>
-                </m:sup>
-              </m:sSup>
-              <m:r>
-                <m:t>&amp;</m:t>
-              </m:r>
-              <m:r>
-                <m:rPr>
-                  <m:sty m:val="p"/>
-                </m:rPr>
-                <m:t>=</m:t>
-              </m:r>
-              <m:sSup>
-                <m:e>
-                  <m:r>
-                    <m:t>​</m:t>
-                  </m:r>
-                  <m:d>
-                    <m:dPr>
-                      <m:begChr m:val="("/>
-                      <m:sepChr m:val=""/>
-                      <m:endChr m:val=")"/>
-                      <m:grow/>
-                    </m:dPr>
-                    <m:e>
-                      <m:r>
-                        <m:t>μ</m:t>
-                      </m:r>
-                      <m:r>
-                        <m:rPr>
-                          <m:sty m:val="p"/>
-                        </m:rPr>
-                        <m:t>−</m:t>
-                      </m:r>
-                      <m:sSub>
-                        <m:e>
-                          <m:r>
-                            <m:t>μ</m:t>
-                          </m:r>
-                        </m:e>
-                        <m:sub>
-                          <m:r>
-                            <m:t>h</m:t>
-                          </m:r>
-                        </m:sub>
-                      </m:sSub>
-                    </m:e>
-                  </m:d>
-                  <m:r>
-                    <m:t>​</m:t>
-                  </m:r>
-                </m:e>
-                <m:sup>
-                  <m:r>
-                    <m:t>2</m:t>
-                  </m:r>
-                </m:sup>
-              </m:sSup>
-              <m:r>
-                <m:rPr>
-                  <m:sty m:val="p"/>
-                </m:rPr>
-                <m:t>+</m:t>
-              </m:r>
-              <m:r>
-                <m:t>2</m:t>
-              </m:r>
-              <m:r>
-                <m:t>​</m:t>
-              </m:r>
-              <m:d>
-                <m:dPr>
-                  <m:begChr m:val="("/>
-                  <m:sepChr m:val=""/>
-                  <m:endChr m:val=")"/>
-                  <m:grow/>
-                </m:dPr>
-                <m:e>
-                  <m:r>
-                    <m:t>μ</m:t>
-                  </m:r>
-                  <m:r>
-                    <m:rPr>
-                      <m:sty m:val="p"/>
-                    </m:rPr>
-                    <m:t>−</m:t>
-                  </m:r>
-                  <m:sSub>
-                    <m:e>
-                      <m:r>
-                        <m:t>μ</m:t>
-                      </m:r>
-                    </m:e>
-                    <m:sub>
-                      <m:r>
-                        <m:t>h</m:t>
-                      </m:r>
-                    </m:sub>
-                  </m:sSub>
-                </m:e>
-              </m:d>
-              <m:r>
-                <m:t>​</m:t>
-              </m:r>
-              <m:r>
-                <m:t>​</m:t>
-              </m:r>
-              <m:d>
-                <m:dPr>
-                  <m:begChr m:val="("/>
-                  <m:sepChr m:val=""/>
-                  <m:endChr m:val=")"/>
-                  <m:grow/>
-                </m:dPr>
-                <m:e>
-                  <m:sSub>
-                    <m:e>
-                      <m:r>
-                        <m:t>μ</m:t>
-                      </m:r>
-                    </m:e>
-                    <m:sub>
-                      <m:r>
-                        <m:t>h</m:t>
-                      </m:r>
-                    </m:sub>
-                  </m:sSub>
-                  <m:r>
-                    <m:rPr>
-                      <m:sty m:val="p"/>
-                    </m:rPr>
-                    <m:t>−</m:t>
-                  </m:r>
-                  <m:acc>
-                    <m:accPr>
-                      <m:chr m:val="̂"/>
-                    </m:accPr>
-                    <m:e>
-                      <m:r>
-                        <m:t>y</m:t>
-                      </m:r>
-                    </m:e>
-                  </m:acc>
-                </m:e>
-              </m:d>
-              <m:r>
-                <m:t>​</m:t>
-              </m:r>
-              <m:r>
-                <m:rPr>
-                  <m:sty m:val="p"/>
-                </m:rPr>
-                <m:t>+</m:t>
-              </m:r>
-              <m:sSup>
-                <m:e>
-                  <m:r>
-                    <m:t>​</m:t>
-                  </m:r>
-                  <m:d>
-                    <m:dPr>
-                      <m:begChr m:val="("/>
-                      <m:sepChr m:val=""/>
-                      <m:endChr m:val=")"/>
-                      <m:grow/>
-                    </m:dPr>
-                    <m:e>
-                      <m:sSub>
-                        <m:e>
-                          <m:r>
-                            <m:t>μ</m:t>
-                          </m:r>
-                        </m:e>
-                        <m:sub>
-                          <m:r>
-                            <m:t>h</m:t>
-                          </m:r>
-                        </m:sub>
-                      </m:sSub>
-                      <m:r>
-                        <m:rPr>
-                          <m:sty m:val="p"/>
-                        </m:rPr>
-                        <m:t>−</m:t>
-                      </m:r>
-                      <m:acc>
-                        <m:accPr>
-                          <m:chr m:val="̂"/>
-                        </m:accPr>
-                        <m:e>
-                          <m:r>
-                            <m:t>y</m:t>
-                          </m:r>
-                        </m:e>
-                      </m:acc>
-                    </m:e>
-                  </m:d>
-                  <m:r>
-                    <m:t>​</m:t>
-                  </m:r>
-                </m:e>
-                <m:sup>
-                  <m:r>
-                    <m:t>2</m:t>
-                  </m:r>
-                </m:sup>
-              </m:sSup>
-              <m:r>
-                <m:t>&amp;</m:t>
-              </m:r>
-              <m:r>
-                <m:t>&amp;</m:t>
-              </m:r>
-              <m:r>
-                <m:rPr>
-                  <m:nor/>
-                  <m:sty m:val="p"/>
-                </m:rPr>
-                <m:t>(expand the square of a sum)</m:t>
-              </m:r>
-            </m:e>
-          </m:eqArr>
-        </m:oMath>
-      </m:oMathPara>
-    </w:p>
-    <w:p>
-      <w:pPr>
-        <w:pStyle w:val="FirstParagraph"/>
-      </w:pPr>
-      <w:r>
-        <w:t xml:space="preserve">Take the expectation of each term in turn.</w:t>
-      </w:r>
-    </w:p>
-    <w:p>
-      <w:pPr>
-        <w:pStyle w:val="BodyText"/>
-      </w:pPr>
-      <w:r>
-        <w:t xml:space="preserve">The first term does not depend on</w:t>
-      </w:r>
-      <w:r>
-        <w:t xml:space="preserve"> </w:t>
-      </w:r>
-      <m:oMath>
-        <m:sSub>
-          <m:e>
-            <m:r>
-              <m:rPr>
-                <m:scr m:val="script"/>
-                <m:sty m:val="p"/>
-              </m:rPr>
-              <m:t>D</m:t>
-            </m:r>
-          </m:e>
-          <m:sub>
-            <m:r>
-              <m:rPr>
-                <m:nor/>
-                <m:sty m:val="p"/>
-              </m:rPr>
-              <m:t>train</m:t>
-            </m:r>
-          </m:sub>
-        </m:sSub>
-      </m:oMath>
-      <w:r>
-        <w:t xml:space="preserve">:</w:t>
-      </w:r>
-      <w:r>
-        <w:t xml:space="preserve"> </w:t>
-      </w:r>
-      <m:oMath>
-        <m:r>
-          <m:t>μ</m:t>
-        </m:r>
-      </m:oMath>
-      <w:r>
-        <w:t xml:space="preserve"> </w:t>
-      </w:r>
-      <w:r>
-        <w:t xml:space="preserve">is a constant,</w:t>
-      </w:r>
-      <w:r>
-        <w:t xml:space="preserve"> </w:t>
-      </w:r>
-      <w:r>
-        <w:t xml:space="preserve">and</w:t>
-      </w:r>
-      <w:r>
-        <w:t xml:space="preserve"> </w:t>
-      </w:r>
-      <m:oMath>
-        <m:sSub>
-          <m:e>
-            <m:r>
-              <m:t>μ</m:t>
-            </m:r>
-          </m:e>
-          <m:sub>
-            <m:r>
-              <m:t>h</m:t>
-            </m:r>
-          </m:sub>
-        </m:sSub>
-      </m:oMath>
-      <w:r>
-        <w:t xml:space="preserve"> </w:t>
-      </w:r>
-      <w:r>
-        <w:t xml:space="preserve">has already been averaged over training sets.</w:t>
-      </w:r>
-      <w:r>
-        <w:t xml:space="preserve"> </w:t>
-      </w:r>
-      <w:r>
-        <w:t xml:space="preserve">The expectation of a constant is that constant:</w:t>
-      </w:r>
-    </w:p>
-    <w:p>
-      <w:pPr>
-        <w:pStyle w:val="BodyText"/>
-      </w:pPr>
-      <m:oMathPara>
-        <m:oMathParaPr>
-          <m:jc m:val="center"/>
-        </m:oMathParaPr>
-        <m:oMath>
-          <m:eqArr>
-            <m:e>
-              <m:r>
-                <m:rPr>
-                  <m:sty m:val="p"/>
-                </m:rPr>
-                <m:t>E</m:t>
-              </m:r>
-              <m:r>
-                <m:t>​</m:t>
-              </m:r>
-              <m:d>
-                <m:dPr>
-                  <m:begChr m:val="["/>
-                  <m:sepChr m:val=""/>
-                  <m:endChr m:val="]"/>
-                  <m:grow/>
-                </m:dPr>
-                <m:e>
-                  <m:sSup>
-                    <m:e>
-                      <m:r>
-                        <m:t>​</m:t>
-                      </m:r>
-                      <m:d>
-                        <m:dPr>
-                          <m:begChr m:val="("/>
-                          <m:sepChr m:val=""/>
-                          <m:endChr m:val=")"/>
-                          <m:grow/>
-                        </m:dPr>
-                        <m:e>
-                          <m:r>
-                            <m:t>μ</m:t>
-                          </m:r>
-                          <m:r>
-                            <m:rPr>
-                              <m:sty m:val="p"/>
-                            </m:rPr>
-                            <m:t>−</m:t>
-                          </m:r>
-                          <m:sSub>
-                            <m:e>
-                              <m:r>
-                                <m:t>μ</m:t>
-                              </m:r>
-                            </m:e>
-                            <m:sub>
-                              <m:r>
-                                <m:t>h</m:t>
-                              </m:r>
-                            </m:sub>
-                          </m:sSub>
-                        </m:e>
-                      </m:d>
-                      <m:r>
-                        <m:t>​</m:t>
-                      </m:r>
-                    </m:e>
-                    <m:sup>
-                      <m:r>
-                        <m:t>2</m:t>
-                      </m:r>
-                    </m:sup>
-                  </m:sSup>
-                </m:e>
-              </m:d>
-              <m:r>
-                <m:t>​</m:t>
-              </m:r>
-              <m:r>
-                <m:t>&amp;</m:t>
-              </m:r>
-              <m:r>
-                <m:rPr>
-                  <m:sty m:val="p"/>
-                </m:rPr>
-                <m:t>=</m:t>
-              </m:r>
-              <m:sSup>
-                <m:e>
-                  <m:r>
-                    <m:t>​</m:t>
-                  </m:r>
-                  <m:d>
-                    <m:dPr>
-                      <m:begChr m:val="("/>
-                      <m:sepChr m:val=""/>
-                      <m:endChr m:val=")"/>
-                      <m:grow/>
-                    </m:dPr>
-                    <m:e>
-                      <m:r>
-                        <m:t>μ</m:t>
-                      </m:r>
-                      <m:r>
-                        <m:rPr>
-                          <m:sty m:val="p"/>
-                        </m:rPr>
-                        <m:t>−</m:t>
-                      </m:r>
-                      <m:sSub>
-                        <m:e>
-                          <m:r>
-                            <m:t>μ</m:t>
-                          </m:r>
-                        </m:e>
-                        <m:sub>
-                          <m:r>
-                            <m:t>h</m:t>
-                          </m:r>
-                        </m:sub>
-                      </m:sSub>
-                    </m:e>
-                  </m:d>
-                  <m:r>
-                    <m:t>​</m:t>
-                  </m:r>
-                </m:e>
-                <m:sup>
-                  <m:r>
-                    <m:t>2</m:t>
-                  </m:r>
-                </m:sup>
-              </m:sSup>
-              <m:r>
-                <m:t>&amp;</m:t>
-              </m:r>
-              <m:r>
-                <m:t>&amp;</m:t>
-              </m:r>
-              <m:r>
-                <m:rPr>
-                  <m:nor/>
-                  <m:sty m:val="p"/>
-                </m:rPr>
-                <m:t>(expectation of a constant)</m:t>
-              </m:r>
-            </m:e>
-            <m:e>
-              <m:r>
-                <m:t>&amp;</m:t>
-              </m:r>
-              <m:r>
-                <m:rPr>
-                  <m:sty m:val="p"/>
-                </m:rPr>
-                <m:t>=</m:t>
-              </m:r>
-              <m:sSup>
-                <m:e>
-                  <m:r>
-                    <m:t>​</m:t>
-                  </m:r>
-                  <m:d>
-                    <m:dPr>
-                      <m:begChr m:val="("/>
-                      <m:sepChr m:val=""/>
-                      <m:endChr m:val=")"/>
-                      <m:grow/>
-                    </m:dPr>
-                    <m:e>
-                      <m:sSub>
-                        <m:e>
-                          <m:r>
-                            <m:t>μ</m:t>
-                          </m:r>
-                        </m:e>
-                        <m:sub>
-                          <m:r>
-                            <m:t>h</m:t>
-                          </m:r>
-                        </m:sub>
-                      </m:sSub>
-                      <m:r>
-                        <m:rPr>
-                          <m:sty m:val="p"/>
-                        </m:rPr>
-                        <m:t>−</m:t>
-                      </m:r>
-                      <m:r>
-                        <m:t>μ</m:t>
-                      </m:r>
-                    </m:e>
-                  </m:d>
-                  <m:r>
-                    <m:t>​</m:t>
-                  </m:r>
-                </m:e>
-                <m:sup>
-                  <m:r>
-                    <m:t>2</m:t>
-                  </m:r>
-                </m:sup>
-              </m:sSup>
-              <m:r>
-                <m:t>&amp;</m:t>
-              </m:r>
-              <m:r>
-                <m:t>&amp;</m:t>
-              </m:r>
-              <m:r>
-                <m:rPr>
-                  <m:nor/>
-                  <m:sty m:val="p"/>
-                </m:rPr>
-                <m:t>(a number and its negative have the same square)</m:t>
-              </m:r>
-            </m:e>
-            <m:e>
-              <m:r>
-                <m:t>&amp;</m:t>
-              </m:r>
-              <m:r>
-                <m:rPr>
-                  <m:sty m:val="p"/>
-                </m:rPr>
-                <m:t>=</m:t>
-              </m:r>
-              <m:sSup>
-                <m:e>
-                  <m:r>
-                    <m:t>​</m:t>
-                  </m:r>
-                  <m:d>
-                    <m:dPr>
-                      <m:begChr m:val="("/>
-                      <m:sepChr m:val=""/>
-                      <m:endChr m:val=")"/>
-                      <m:grow/>
-                    </m:dPr>
-                    <m:e>
-                      <m:r>
-                        <m:rPr>
-                          <m:sty m:val="p"/>
-                        </m:rPr>
-                        <m:t>Bias</m:t>
-                      </m:r>
-                      <m:r>
-                        <m:t>​</m:t>
-                      </m:r>
-                      <m:d>
-                        <m:dPr>
-                          <m:begChr m:val="("/>
-                          <m:sepChr m:val=""/>
-                          <m:endChr m:val=")"/>
-                          <m:grow/>
-                        </m:dPr>
-                        <m:e>
-                          <m:acc>
-                            <m:accPr>
-                              <m:chr m:val="̂"/>
-                            </m:accPr>
-                            <m:e>
-                              <m:r>
-                                <m:t>y</m:t>
-                              </m:r>
-                            </m:e>
-                          </m:acc>
-                        </m:e>
-                      </m:d>
-                      <m:r>
-                        <m:t>​</m:t>
-                      </m:r>
-                    </m:e>
-                  </m:d>
-                  <m:r>
-                    <m:t>​</m:t>
-                  </m:r>
-                </m:e>
-                <m:sup>
-                  <m:r>
-                    <m:t>2</m:t>
-                  </m:r>
-                </m:sup>
-              </m:sSup>
-              <m:r>
-                <m:t>&amp;</m:t>
-              </m:r>
-              <m:r>
-                <m:t>&amp;</m:t>
-              </m:r>
-              <m:r>
-                <m:rPr>
-                  <m:nor/>
-                  <m:sty m:val="p"/>
-                </m:rPr>
-                <m:t>(definitions of the expected prediction and of bias)</m:t>
-              </m:r>
-            </m:e>
-          </m:eqArr>
-        </m:oMath>
-      </m:oMathPara>
-    </w:p>
-    <w:p>
-      <w:pPr>
-        <w:pStyle w:val="FirstParagraph"/>
-      </w:pPr>
-      <w:r>
-        <w:t xml:space="preserve">The cross term vanishes, and this time not by independence</w:t>
-      </w:r>
-      <w:r>
-        <w:t xml:space="preserve"> </w:t>
-      </w:r>
-      <w:r>
-        <w:t xml:space="preserve">but by the definition of the expected prediction.</w:t>
-      </w:r>
-      <w:r>
-        <w:t xml:space="preserve"> </w:t>
-      </w:r>
-      <w:r>
-        <w:t xml:space="preserve">The first factor is a constant, so it comes out of the expectation:</w:t>
-      </w:r>
-    </w:p>
-    <w:p>
-      <w:pPr>
-        <w:pStyle w:val="BodyText"/>
-      </w:pPr>
-      <m:oMathPara>
-        <m:oMathParaPr>
-          <m:jc m:val="center"/>
-        </m:oMathParaPr>
-        <m:oMath>
-          <m:eqArr>
-            <m:e>
-              <m:r>
-                <m:rPr>
-                  <m:sty m:val="p"/>
-                </m:rPr>
-                <m:t>E</m:t>
-              </m:r>
-              <m:r>
-                <m:t>​</m:t>
-              </m:r>
-              <m:d>
-                <m:dPr>
-                  <m:begChr m:val="["/>
-                  <m:sepChr m:val=""/>
-                  <m:endChr m:val="]"/>
-                  <m:grow/>
-                </m:dPr>
-                <m:e>
-                  <m:r>
-                    <m:t>2</m:t>
                   </m:r>
                   <m:r>
                     <m:t>​</m:t>
@@ -25572,266 +24909,13 @@
                     </m:dPr>
                     <m:e>
                       <m:r>
-                        <m:t>μ</m:t>
+                        <m:t>x</m:t>
                       </m:r>
-                      <m:r>
-                        <m:rPr>
-                          <m:sty m:val="p"/>
-                        </m:rPr>
-                        <m:t>−</m:t>
-                      </m:r>
-                      <m:sSub>
-                        <m:e>
-                          <m:r>
-                            <m:t>μ</m:t>
-                          </m:r>
-                        </m:e>
-                        <m:sub>
-                          <m:r>
-                            <m:t>h</m:t>
-                          </m:r>
-                        </m:sub>
-                      </m:sSub>
                     </m:e>
                   </m:d>
                   <m:r>
                     <m:t>​</m:t>
                   </m:r>
-                  <m:r>
-                    <m:t>​</m:t>
-                  </m:r>
-                  <m:d>
-                    <m:dPr>
-                      <m:begChr m:val="("/>
-                      <m:sepChr m:val=""/>
-                      <m:endChr m:val=")"/>
-                      <m:grow/>
-                    </m:dPr>
-                    <m:e>
-                      <m:sSub>
-                        <m:e>
-                          <m:r>
-                            <m:t>μ</m:t>
-                          </m:r>
-                        </m:e>
-                        <m:sub>
-                          <m:r>
-                            <m:t>h</m:t>
-                          </m:r>
-                        </m:sub>
-                      </m:sSub>
-                      <m:r>
-                        <m:rPr>
-                          <m:sty m:val="p"/>
-                        </m:rPr>
-                        <m:t>−</m:t>
-                      </m:r>
-                      <m:acc>
-                        <m:accPr>
-                          <m:chr m:val="̂"/>
-                        </m:accPr>
-                        <m:e>
-                          <m:r>
-                            <m:t>y</m:t>
-                          </m:r>
-                        </m:e>
-                      </m:acc>
-                    </m:e>
-                  </m:d>
-                  <m:r>
-                    <m:t>​</m:t>
-                  </m:r>
-                </m:e>
-              </m:d>
-              <m:r>
-                <m:t>​</m:t>
-              </m:r>
-              <m:r>
-                <m:t>&amp;</m:t>
-              </m:r>
-              <m:r>
-                <m:rPr>
-                  <m:sty m:val="p"/>
-                </m:rPr>
-                <m:t>=</m:t>
-              </m:r>
-              <m:r>
-                <m:t>2</m:t>
-              </m:r>
-              <m:r>
-                <m:t>​</m:t>
-              </m:r>
-              <m:d>
-                <m:dPr>
-                  <m:begChr m:val="("/>
-                  <m:sepChr m:val=""/>
-                  <m:endChr m:val=")"/>
-                  <m:grow/>
-                </m:dPr>
-                <m:e>
-                  <m:r>
-                    <m:t>μ</m:t>
-                  </m:r>
-                  <m:r>
-                    <m:rPr>
-                      <m:sty m:val="p"/>
-                    </m:rPr>
-                    <m:t>−</m:t>
-                  </m:r>
-                  <m:sSub>
-                    <m:e>
-                      <m:r>
-                        <m:t>μ</m:t>
-                      </m:r>
-                    </m:e>
-                    <m:sub>
-                      <m:r>
-                        <m:t>h</m:t>
-                      </m:r>
-                    </m:sub>
-                  </m:sSub>
-                </m:e>
-              </m:d>
-              <m:r>
-                <m:t>​</m:t>
-              </m:r>
-              <m:r>
-                <m:rPr>
-                  <m:sty m:val="p"/>
-                </m:rPr>
-                <m:t>E</m:t>
-              </m:r>
-              <m:r>
-                <m:t>​</m:t>
-              </m:r>
-              <m:d>
-                <m:dPr>
-                  <m:begChr m:val="["/>
-                  <m:sepChr m:val=""/>
-                  <m:endChr m:val="]"/>
-                  <m:grow/>
-                </m:dPr>
-                <m:e>
-                  <m:sSub>
-                    <m:e>
-                      <m:r>
-                        <m:t>μ</m:t>
-                      </m:r>
-                    </m:e>
-                    <m:sub>
-                      <m:r>
-                        <m:t>h</m:t>
-                      </m:r>
-                    </m:sub>
-                  </m:sSub>
-                  <m:r>
-                    <m:rPr>
-                      <m:sty m:val="p"/>
-                    </m:rPr>
-                    <m:t>−</m:t>
-                  </m:r>
-                  <m:acc>
-                    <m:accPr>
-                      <m:chr m:val="̂"/>
-                    </m:accPr>
-                    <m:e>
-                      <m:r>
-                        <m:t>y</m:t>
-                      </m:r>
-                    </m:e>
-                  </m:acc>
-                </m:e>
-              </m:d>
-              <m:r>
-                <m:t>​</m:t>
-              </m:r>
-              <m:r>
-                <m:t>&amp;</m:t>
-              </m:r>
-              <m:r>
-                <m:t>&amp;</m:t>
-              </m:r>
-              <m:r>
-                <m:rPr>
-                  <m:nor/>
-                  <m:sty m:val="p"/>
-                </m:rPr>
-                <m:t>(constant factors)</m:t>
-              </m:r>
-            </m:e>
-            <m:e>
-              <m:r>
-                <m:t>&amp;</m:t>
-              </m:r>
-              <m:r>
-                <m:rPr>
-                  <m:sty m:val="p"/>
-                </m:rPr>
-                <m:t>=</m:t>
-              </m:r>
-              <m:r>
-                <m:t>2</m:t>
-              </m:r>
-              <m:r>
-                <m:t>​</m:t>
-              </m:r>
-              <m:d>
-                <m:dPr>
-                  <m:begChr m:val="("/>
-                  <m:sepChr m:val=""/>
-                  <m:endChr m:val=")"/>
-                  <m:grow/>
-                </m:dPr>
-                <m:e>
-                  <m:r>
-                    <m:t>μ</m:t>
-                  </m:r>
-                  <m:r>
-                    <m:rPr>
-                      <m:sty m:val="p"/>
-                    </m:rPr>
-                    <m:t>−</m:t>
-                  </m:r>
-                  <m:sSub>
-                    <m:e>
-                      <m:r>
-                        <m:t>μ</m:t>
-                      </m:r>
-                    </m:e>
-                    <m:sub>
-                      <m:r>
-                        <m:t>h</m:t>
-                      </m:r>
-                    </m:sub>
-                  </m:sSub>
-                </m:e>
-              </m:d>
-              <m:r>
-                <m:t>​</m:t>
-              </m:r>
-              <m:r>
-                <m:t>​</m:t>
-              </m:r>
-              <m:d>
-                <m:dPr>
-                  <m:begChr m:val="("/>
-                  <m:sepChr m:val=""/>
-                  <m:endChr m:val=")"/>
-                  <m:grow/>
-                </m:dPr>
-                <m:e>
-                  <m:sSub>
-                    <m:e>
-                      <m:r>
-                        <m:t>μ</m:t>
-                      </m:r>
-                    </m:e>
-                    <m:sub>
-                      <m:r>
-                        <m:t>h</m:t>
-                      </m:r>
-                    </m:sub>
-                  </m:sSub>
                   <m:r>
                     <m:rPr>
                       <m:sty m:val="p"/>
@@ -25902,6 +24986,102 @@
                 <m:t>​</m:t>
               </m:r>
               <m:r>
+                <m:rPr>
+                  <m:sty m:val="p"/>
+                </m:rPr>
+                <m:t>+</m:t>
+              </m:r>
+              <m:r>
+                <m:t>​</m:t>
+              </m:r>
+              <m:d>
+                <m:dPr>
+                  <m:begChr m:val="("/>
+                  <m:sepChr m:val=""/>
+                  <m:endChr m:val=")"/>
+                  <m:grow/>
+                </m:dPr>
+                <m:e>
+                  <m:sSub>
+                    <m:e>
+                      <m:r>
+                        <m:rPr>
+                          <m:sty m:val="p"/>
+                        </m:rPr>
+                        <m:t>E</m:t>
+                      </m:r>
+                    </m:e>
+                    <m:sub>
+                      <m:sSub>
+                        <m:e>
+                          <m:r>
+                            <m:rPr>
+                              <m:scr m:val="script"/>
+                              <m:sty m:val="p"/>
+                            </m:rPr>
+                            <m:t>D</m:t>
+                          </m:r>
+                        </m:e>
+                        <m:sub>
+                          <m:r>
+                            <m:rPr>
+                              <m:nor/>
+                              <m:sty m:val="p"/>
+                            </m:rPr>
+                            <m:t>train</m:t>
+                          </m:r>
+                        </m:sub>
+                      </m:sSub>
+                    </m:sub>
+                  </m:sSub>
+                  <m:r>
+                    <m:t>​</m:t>
+                  </m:r>
+                  <m:d>
+                    <m:dPr>
+                      <m:begChr m:val="["/>
+                      <m:sepChr m:val=""/>
+                      <m:endChr m:val="]"/>
+                      <m:grow/>
+                    </m:dPr>
+                    <m:e>
+                      <m:acc>
+                        <m:accPr>
+                          <m:chr m:val="̂"/>
+                        </m:accPr>
+                        <m:e>
+                          <m:r>
+                            <m:t>y</m:t>
+                          </m:r>
+                        </m:e>
+                      </m:acc>
+                    </m:e>
+                  </m:d>
+                  <m:r>
+                    <m:t>​</m:t>
+                  </m:r>
+                  <m:r>
+                    <m:rPr>
+                      <m:sty m:val="p"/>
+                    </m:rPr>
+                    <m:t>−</m:t>
+                  </m:r>
+                  <m:acc>
+                    <m:accPr>
+                      <m:chr m:val="̂"/>
+                    </m:accPr>
+                    <m:e>
+                      <m:r>
+                        <m:t>y</m:t>
+                      </m:r>
+                    </m:e>
+                  </m:acc>
+                </m:e>
+              </m:d>
+              <m:r>
+                <m:t>​</m:t>
+              </m:r>
+              <m:r>
                 <m:t>&amp;</m:t>
               </m:r>
               <m:r>
@@ -25912,10 +25092,160 @@
                   <m:nor/>
                   <m:sty m:val="p"/>
                 </m:rPr>
-                <m:t>(expectation of a difference of a constant and a variable)</m:t>
+                <m:t>(add and subtract </m:t>
+              </m:r>
+              <m:sSub>
+                <m:e>
+                  <m:r>
+                    <m:rPr>
+                      <m:sty m:val="p"/>
+                    </m:rPr>
+                    <m:t>E</m:t>
+                  </m:r>
+                </m:e>
+                <m:sub>
+                  <m:sSub>
+                    <m:e>
+                      <m:r>
+                        <m:rPr>
+                          <m:scr m:val="script"/>
+                          <m:sty m:val="p"/>
+                        </m:rPr>
+                        <m:t>D</m:t>
+                      </m:r>
+                    </m:e>
+                    <m:sub>
+                      <m:r>
+                        <m:rPr>
+                          <m:nor/>
+                          <m:sty m:val="p"/>
+                        </m:rPr>
+                        <m:t>train</m:t>
+                      </m:r>
+                    </m:sub>
+                  </m:sSub>
+                </m:sub>
+              </m:sSub>
+              <m:r>
+                <m:t>​</m:t>
+              </m:r>
+              <m:d>
+                <m:dPr>
+                  <m:begChr m:val="["/>
+                  <m:sepChr m:val=""/>
+                  <m:endChr m:val="]"/>
+                  <m:grow/>
+                </m:dPr>
+                <m:e>
+                  <m:acc>
+                    <m:accPr>
+                      <m:chr m:val="̂"/>
+                    </m:accPr>
+                    <m:e>
+                      <m:r>
+                        <m:t>y</m:t>
+                      </m:r>
+                    </m:e>
+                  </m:acc>
+                </m:e>
+              </m:d>
+              <m:r>
+                <m:t>​</m:t>
+              </m:r>
+              <m:r>
+                <m:rPr>
+                  <m:nor/>
+                  <m:sty m:val="p"/>
+                </m:rPr>
+                <m:t>)</m:t>
               </m:r>
             </m:e>
+          </m:eqArr>
+        </m:oMath>
+      </m:oMathPara>
+    </w:p>
+    <w:p>
+      <w:pPr>
+        <w:pStyle w:val="FirstParagraph"/>
+      </w:pPr>
+      <w:r>
+        <w:t xml:space="preserve">Square it:</w:t>
+      </w:r>
+    </w:p>
+    <w:p>
+      <w:pPr>
+        <w:pStyle w:val="BodyText"/>
+      </w:pPr>
+      <m:oMathPara>
+        <m:oMathParaPr>
+          <m:jc m:val="center"/>
+        </m:oMathParaPr>
+        <m:oMath>
+          <m:eqArr>
             <m:e>
+              <m:sSup>
+                <m:e>
+                  <m:r>
+                    <m:t>​</m:t>
+                  </m:r>
+                  <m:d>
+                    <m:dPr>
+                      <m:begChr m:val="("/>
+                      <m:sepChr m:val=""/>
+                      <m:endChr m:val=")"/>
+                      <m:grow/>
+                    </m:dPr>
+                    <m:e>
+                      <m:r>
+                        <m:t>μ</m:t>
+                      </m:r>
+                      <m:r>
+                        <m:t>​</m:t>
+                      </m:r>
+                      <m:d>
+                        <m:dPr>
+                          <m:begChr m:val="("/>
+                          <m:sepChr m:val=""/>
+                          <m:endChr m:val=")"/>
+                          <m:grow/>
+                        </m:dPr>
+                        <m:e>
+                          <m:r>
+                            <m:t>x</m:t>
+                          </m:r>
+                        </m:e>
+                      </m:d>
+                      <m:r>
+                        <m:t>​</m:t>
+                      </m:r>
+                      <m:r>
+                        <m:rPr>
+                          <m:sty m:val="p"/>
+                        </m:rPr>
+                        <m:t>−</m:t>
+                      </m:r>
+                      <m:acc>
+                        <m:accPr>
+                          <m:chr m:val="̂"/>
+                        </m:accPr>
+                        <m:e>
+                          <m:r>
+                            <m:t>y</m:t>
+                          </m:r>
+                        </m:e>
+                      </m:acc>
+                    </m:e>
+                  </m:d>
+                  <m:r>
+                    <m:t>​</m:t>
+                  </m:r>
+                </m:e>
+                <m:sup>
+                  <m:r>
+                    <m:t>2</m:t>
+                  </m:r>
+                </m:sup>
+              </m:sSup>
               <m:r>
                 <m:t>&amp;</m:t>
               </m:r>
@@ -25924,6 +25254,123 @@
                   <m:sty m:val="p"/>
                 </m:rPr>
                 <m:t>=</m:t>
+              </m:r>
+              <m:sSup>
+                <m:e>
+                  <m:r>
+                    <m:t>​</m:t>
+                  </m:r>
+                  <m:d>
+                    <m:dPr>
+                      <m:begChr m:val="("/>
+                      <m:sepChr m:val=""/>
+                      <m:endChr m:val=")"/>
+                      <m:grow/>
+                    </m:dPr>
+                    <m:e>
+                      <m:r>
+                        <m:t>μ</m:t>
+                      </m:r>
+                      <m:r>
+                        <m:t>​</m:t>
+                      </m:r>
+                      <m:d>
+                        <m:dPr>
+                          <m:begChr m:val="("/>
+                          <m:sepChr m:val=""/>
+                          <m:endChr m:val=")"/>
+                          <m:grow/>
+                        </m:dPr>
+                        <m:e>
+                          <m:r>
+                            <m:t>x</m:t>
+                          </m:r>
+                        </m:e>
+                      </m:d>
+                      <m:r>
+                        <m:t>​</m:t>
+                      </m:r>
+                      <m:r>
+                        <m:rPr>
+                          <m:sty m:val="p"/>
+                        </m:rPr>
+                        <m:t>−</m:t>
+                      </m:r>
+                      <m:sSub>
+                        <m:e>
+                          <m:r>
+                            <m:rPr>
+                              <m:sty m:val="p"/>
+                            </m:rPr>
+                            <m:t>E</m:t>
+                          </m:r>
+                        </m:e>
+                        <m:sub>
+                          <m:sSub>
+                            <m:e>
+                              <m:r>
+                                <m:rPr>
+                                  <m:scr m:val="script"/>
+                                  <m:sty m:val="p"/>
+                                </m:rPr>
+                                <m:t>D</m:t>
+                              </m:r>
+                            </m:e>
+                            <m:sub>
+                              <m:r>
+                                <m:rPr>
+                                  <m:nor/>
+                                  <m:sty m:val="p"/>
+                                </m:rPr>
+                                <m:t>train</m:t>
+                              </m:r>
+                            </m:sub>
+                          </m:sSub>
+                        </m:sub>
+                      </m:sSub>
+                      <m:r>
+                        <m:t>​</m:t>
+                      </m:r>
+                      <m:d>
+                        <m:dPr>
+                          <m:begChr m:val="["/>
+                          <m:sepChr m:val=""/>
+                          <m:endChr m:val="]"/>
+                          <m:grow/>
+                        </m:dPr>
+                        <m:e>
+                          <m:acc>
+                            <m:accPr>
+                              <m:chr m:val="̂"/>
+                            </m:accPr>
+                            <m:e>
+                              <m:r>
+                                <m:t>y</m:t>
+                              </m:r>
+                            </m:e>
+                          </m:acc>
+                        </m:e>
+                      </m:d>
+                      <m:r>
+                        <m:t>​</m:t>
+                      </m:r>
+                    </m:e>
+                  </m:d>
+                  <m:r>
+                    <m:t>​</m:t>
+                  </m:r>
+                </m:e>
+                <m:sup>
+                  <m:r>
+                    <m:t>2</m:t>
+                  </m:r>
+                </m:sup>
+              </m:sSup>
+              <m:r>
+                <m:rPr>
+                  <m:sty m:val="p"/>
+                </m:rPr>
+                <m:t>+</m:t>
               </m:r>
               <m:r>
                 <m:t>2</m:t>
@@ -25943,6 +25390,25 @@
                     <m:t>μ</m:t>
                   </m:r>
                   <m:r>
+                    <m:t>​</m:t>
+                  </m:r>
+                  <m:d>
+                    <m:dPr>
+                      <m:begChr m:val="("/>
+                      <m:sepChr m:val=""/>
+                      <m:endChr m:val=")"/>
+                      <m:grow/>
+                    </m:dPr>
+                    <m:e>
+                      <m:r>
+                        <m:t>x</m:t>
+                      </m:r>
+                    </m:e>
+                  </m:d>
+                  <m:r>
+                    <m:t>​</m:t>
+                  </m:r>
+                  <m:r>
                     <m:rPr>
                       <m:sty m:val="p"/>
                     </m:rPr>
@@ -25951,15 +25417,61 @@
                   <m:sSub>
                     <m:e>
                       <m:r>
-                        <m:t>μ</m:t>
+                        <m:rPr>
+                          <m:sty m:val="p"/>
+                        </m:rPr>
+                        <m:t>E</m:t>
                       </m:r>
                     </m:e>
                     <m:sub>
-                      <m:r>
-                        <m:t>h</m:t>
-                      </m:r>
+                      <m:sSub>
+                        <m:e>
+                          <m:r>
+                            <m:rPr>
+                              <m:scr m:val="script"/>
+                              <m:sty m:val="p"/>
+                            </m:rPr>
+                            <m:t>D</m:t>
+                          </m:r>
+                        </m:e>
+                        <m:sub>
+                          <m:r>
+                            <m:rPr>
+                              <m:nor/>
+                              <m:sty m:val="p"/>
+                            </m:rPr>
+                            <m:t>train</m:t>
+                          </m:r>
+                        </m:sub>
+                      </m:sSub>
                     </m:sub>
                   </m:sSub>
+                  <m:r>
+                    <m:t>​</m:t>
+                  </m:r>
+                  <m:d>
+                    <m:dPr>
+                      <m:begChr m:val="["/>
+                      <m:sepChr m:val=""/>
+                      <m:endChr m:val="]"/>
+                      <m:grow/>
+                    </m:dPr>
+                    <m:e>
+                      <m:acc>
+                        <m:accPr>
+                          <m:chr m:val="̂"/>
+                        </m:accPr>
+                        <m:e>
+                          <m:r>
+                            <m:t>y</m:t>
+                          </m:r>
+                        </m:e>
+                      </m:acc>
+                    </m:e>
+                  </m:d>
+                  <m:r>
+                    <m:t>​</m:t>
+                  </m:r>
                 </m:e>
               </m:d>
               <m:r>
@@ -25979,38 +25491,627 @@
                   <m:sSub>
                     <m:e>
                       <m:r>
-                        <m:t>μ</m:t>
+                        <m:rPr>
+                          <m:sty m:val="p"/>
+                        </m:rPr>
+                        <m:t>E</m:t>
                       </m:r>
                     </m:e>
                     <m:sub>
-                      <m:r>
-                        <m:t>h</m:t>
-                      </m:r>
+                      <m:sSub>
+                        <m:e>
+                          <m:r>
+                            <m:rPr>
+                              <m:scr m:val="script"/>
+                              <m:sty m:val="p"/>
+                            </m:rPr>
+                            <m:t>D</m:t>
+                          </m:r>
+                        </m:e>
+                        <m:sub>
+                          <m:r>
+                            <m:rPr>
+                              <m:nor/>
+                              <m:sty m:val="p"/>
+                            </m:rPr>
+                            <m:t>train</m:t>
+                          </m:r>
+                        </m:sub>
+                      </m:sSub>
                     </m:sub>
                   </m:sSub>
+                  <m:r>
+                    <m:t>​</m:t>
+                  </m:r>
+                  <m:d>
+                    <m:dPr>
+                      <m:begChr m:val="["/>
+                      <m:sepChr m:val=""/>
+                      <m:endChr m:val="]"/>
+                      <m:grow/>
+                    </m:dPr>
+                    <m:e>
+                      <m:acc>
+                        <m:accPr>
+                          <m:chr m:val="̂"/>
+                        </m:accPr>
+                        <m:e>
+                          <m:r>
+                            <m:t>y</m:t>
+                          </m:r>
+                        </m:e>
+                      </m:acc>
+                    </m:e>
+                  </m:d>
+                  <m:r>
+                    <m:t>​</m:t>
+                  </m:r>
                   <m:r>
                     <m:rPr>
                       <m:sty m:val="p"/>
                     </m:rPr>
                     <m:t>−</m:t>
                   </m:r>
-                  <m:sSub>
+                  <m:acc>
+                    <m:accPr>
+                      <m:chr m:val="̂"/>
+                    </m:accPr>
+                    <m:e>
+                      <m:r>
+                        <m:t>y</m:t>
+                      </m:r>
+                    </m:e>
+                  </m:acc>
+                </m:e>
+              </m:d>
+              <m:r>
+                <m:t>​</m:t>
+              </m:r>
+              <m:r>
+                <m:rPr>
+                  <m:sty m:val="p"/>
+                </m:rPr>
+                <m:t>+</m:t>
+              </m:r>
+              <m:sSup>
+                <m:e>
+                  <m:r>
+                    <m:t>​</m:t>
+                  </m:r>
+                  <m:d>
+                    <m:dPr>
+                      <m:begChr m:val="("/>
+                      <m:sepChr m:val=""/>
+                      <m:endChr m:val=")"/>
+                      <m:grow/>
+                    </m:dPr>
+                    <m:e>
+                      <m:sSub>
+                        <m:e>
+                          <m:r>
+                            <m:rPr>
+                              <m:sty m:val="p"/>
+                            </m:rPr>
+                            <m:t>E</m:t>
+                          </m:r>
+                        </m:e>
+                        <m:sub>
+                          <m:sSub>
+                            <m:e>
+                              <m:r>
+                                <m:rPr>
+                                  <m:scr m:val="script"/>
+                                  <m:sty m:val="p"/>
+                                </m:rPr>
+                                <m:t>D</m:t>
+                              </m:r>
+                            </m:e>
+                            <m:sub>
+                              <m:r>
+                                <m:rPr>
+                                  <m:nor/>
+                                  <m:sty m:val="p"/>
+                                </m:rPr>
+                                <m:t>train</m:t>
+                              </m:r>
+                            </m:sub>
+                          </m:sSub>
+                        </m:sub>
+                      </m:sSub>
+                      <m:r>
+                        <m:t>​</m:t>
+                      </m:r>
+                      <m:d>
+                        <m:dPr>
+                          <m:begChr m:val="["/>
+                          <m:sepChr m:val=""/>
+                          <m:endChr m:val="]"/>
+                          <m:grow/>
+                        </m:dPr>
+                        <m:e>
+                          <m:acc>
+                            <m:accPr>
+                              <m:chr m:val="̂"/>
+                            </m:accPr>
+                            <m:e>
+                              <m:r>
+                                <m:t>y</m:t>
+                              </m:r>
+                            </m:e>
+                          </m:acc>
+                        </m:e>
+                      </m:d>
+                      <m:r>
+                        <m:t>​</m:t>
+                      </m:r>
+                      <m:r>
+                        <m:rPr>
+                          <m:sty m:val="p"/>
+                        </m:rPr>
+                        <m:t>−</m:t>
+                      </m:r>
+                      <m:acc>
+                        <m:accPr>
+                          <m:chr m:val="̂"/>
+                        </m:accPr>
+                        <m:e>
+                          <m:r>
+                            <m:t>y</m:t>
+                          </m:r>
+                        </m:e>
+                      </m:acc>
+                    </m:e>
+                  </m:d>
+                  <m:r>
+                    <m:t>​</m:t>
+                  </m:r>
+                </m:e>
+                <m:sup>
+                  <m:r>
+                    <m:t>2</m:t>
+                  </m:r>
+                </m:sup>
+              </m:sSup>
+              <m:r>
+                <m:t>&amp;</m:t>
+              </m:r>
+              <m:r>
+                <m:t>&amp;</m:t>
+              </m:r>
+              <m:r>
+                <m:rPr>
+                  <m:nor/>
+                  <m:sty m:val="p"/>
+                </m:rPr>
+                <m:t>(expand the square of a sum)</m:t>
+              </m:r>
+            </m:e>
+          </m:eqArr>
+        </m:oMath>
+      </m:oMathPara>
+    </w:p>
+    <w:p>
+      <w:pPr>
+        <w:pStyle w:val="FirstParagraph"/>
+      </w:pPr>
+      <w:r>
+        <w:t xml:space="preserve">Take the expectation of each term in turn.</w:t>
+      </w:r>
+    </w:p>
+    <w:p>
+      <w:pPr>
+        <w:pStyle w:val="BodyText"/>
+      </w:pPr>
+      <w:r>
+        <w:t xml:space="preserve">The first term does not depend on</w:t>
+      </w:r>
+      <w:r>
+        <w:t xml:space="preserve"> </w:t>
+      </w:r>
+      <m:oMath>
+        <m:sSub>
+          <m:e>
+            <m:r>
+              <m:rPr>
+                <m:scr m:val="script"/>
+                <m:sty m:val="p"/>
+              </m:rPr>
+              <m:t>D</m:t>
+            </m:r>
+          </m:e>
+          <m:sub>
+            <m:r>
+              <m:rPr>
+                <m:nor/>
+                <m:sty m:val="p"/>
+              </m:rPr>
+              <m:t>train</m:t>
+            </m:r>
+          </m:sub>
+        </m:sSub>
+      </m:oMath>
+      <w:r>
+        <w:t xml:space="preserve">:</w:t>
+      </w:r>
+      <w:r>
+        <w:t xml:space="preserve"> </w:t>
+      </w:r>
+      <m:oMath>
+        <m:r>
+          <m:t>μ</m:t>
+        </m:r>
+        <m:r>
+          <m:t>​</m:t>
+        </m:r>
+        <m:d>
+          <m:dPr>
+            <m:begChr m:val="("/>
+            <m:sepChr m:val=""/>
+            <m:endChr m:val=")"/>
+            <m:grow/>
+          </m:dPr>
+          <m:e>
+            <m:r>
+              <m:t>x</m:t>
+            </m:r>
+          </m:e>
+        </m:d>
+        <m:r>
+          <m:t>​</m:t>
+        </m:r>
+      </m:oMath>
+      <w:r>
+        <w:t xml:space="preserve"> </w:t>
+      </w:r>
+      <w:r>
+        <w:t xml:space="preserve">is a constant,</w:t>
+      </w:r>
+      <w:r>
+        <w:t xml:space="preserve"> </w:t>
+      </w:r>
+      <w:r>
+        <w:t xml:space="preserve">and</w:t>
+      </w:r>
+      <w:r>
+        <w:t xml:space="preserve"> </w:t>
+      </w:r>
+      <m:oMath>
+        <m:sSub>
+          <m:e>
+            <m:r>
+              <m:rPr>
+                <m:sty m:val="p"/>
+              </m:rPr>
+              <m:t>E</m:t>
+            </m:r>
+          </m:e>
+          <m:sub>
+            <m:sSub>
+              <m:e>
+                <m:r>
+                  <m:rPr>
+                    <m:scr m:val="script"/>
+                    <m:sty m:val="p"/>
+                  </m:rPr>
+                  <m:t>D</m:t>
+                </m:r>
+              </m:e>
+              <m:sub>
+                <m:r>
+                  <m:rPr>
+                    <m:nor/>
+                    <m:sty m:val="p"/>
+                  </m:rPr>
+                  <m:t>train</m:t>
+                </m:r>
+              </m:sub>
+            </m:sSub>
+          </m:sub>
+        </m:sSub>
+        <m:r>
+          <m:t>​</m:t>
+        </m:r>
+        <m:d>
+          <m:dPr>
+            <m:begChr m:val="["/>
+            <m:sepChr m:val=""/>
+            <m:endChr m:val="]"/>
+            <m:grow/>
+          </m:dPr>
+          <m:e>
+            <m:acc>
+              <m:accPr>
+                <m:chr m:val="̂"/>
+              </m:accPr>
+              <m:e>
+                <m:r>
+                  <m:t>y</m:t>
+                </m:r>
+              </m:e>
+            </m:acc>
+          </m:e>
+        </m:d>
+        <m:r>
+          <m:t>​</m:t>
+        </m:r>
+      </m:oMath>
+      <w:r>
+        <w:t xml:space="preserve"> </w:t>
+      </w:r>
+      <w:r>
+        <w:t xml:space="preserve">has already been averaged over training sets.</w:t>
+      </w:r>
+      <w:r>
+        <w:t xml:space="preserve"> </w:t>
+      </w:r>
+      <w:r>
+        <w:t xml:space="preserve">The expectation of a constant is that constant:</w:t>
+      </w:r>
+    </w:p>
+    <w:p>
+      <w:pPr>
+        <w:pStyle w:val="BodyText"/>
+      </w:pPr>
+      <m:oMathPara>
+        <m:oMathParaPr>
+          <m:jc m:val="center"/>
+        </m:oMathParaPr>
+        <m:oMath>
+          <m:eqArr>
+            <m:e>
+              <m:r>
+                <m:rPr>
+                  <m:sty m:val="p"/>
+                </m:rPr>
+                <m:t>E</m:t>
+              </m:r>
+              <m:r>
+                <m:t>​</m:t>
+              </m:r>
+              <m:d>
+                <m:dPr>
+                  <m:begChr m:val="["/>
+                  <m:sepChr m:val=""/>
+                  <m:endChr m:val="]"/>
+                  <m:grow/>
+                </m:dPr>
+                <m:e>
+                  <m:sSup>
+                    <m:e>
+                      <m:r>
+                        <m:t>​</m:t>
+                      </m:r>
+                      <m:d>
+                        <m:dPr>
+                          <m:begChr m:val="("/>
+                          <m:sepChr m:val=""/>
+                          <m:endChr m:val=")"/>
+                          <m:grow/>
+                        </m:dPr>
+                        <m:e>
+                          <m:r>
+                            <m:t>μ</m:t>
+                          </m:r>
+                          <m:r>
+                            <m:t>​</m:t>
+                          </m:r>
+                          <m:d>
+                            <m:dPr>
+                              <m:begChr m:val="("/>
+                              <m:sepChr m:val=""/>
+                              <m:endChr m:val=")"/>
+                              <m:grow/>
+                            </m:dPr>
+                            <m:e>
+                              <m:r>
+                                <m:t>x</m:t>
+                              </m:r>
+                            </m:e>
+                          </m:d>
+                          <m:r>
+                            <m:t>​</m:t>
+                          </m:r>
+                          <m:r>
+                            <m:rPr>
+                              <m:sty m:val="p"/>
+                            </m:rPr>
+                            <m:t>−</m:t>
+                          </m:r>
+                          <m:sSub>
+                            <m:e>
+                              <m:r>
+                                <m:rPr>
+                                  <m:sty m:val="p"/>
+                                </m:rPr>
+                                <m:t>E</m:t>
+                              </m:r>
+                            </m:e>
+                            <m:sub>
+                              <m:sSub>
+                                <m:e>
+                                  <m:r>
+                                    <m:rPr>
+                                      <m:scr m:val="script"/>
+                                      <m:sty m:val="p"/>
+                                    </m:rPr>
+                                    <m:t>D</m:t>
+                                  </m:r>
+                                </m:e>
+                                <m:sub>
+                                  <m:r>
+                                    <m:rPr>
+                                      <m:nor/>
+                                      <m:sty m:val="p"/>
+                                    </m:rPr>
+                                    <m:t>train</m:t>
+                                  </m:r>
+                                </m:sub>
+                              </m:sSub>
+                            </m:sub>
+                          </m:sSub>
+                          <m:r>
+                            <m:t>​</m:t>
+                          </m:r>
+                          <m:d>
+                            <m:dPr>
+                              <m:begChr m:val="["/>
+                              <m:sepChr m:val=""/>
+                              <m:endChr m:val="]"/>
+                              <m:grow/>
+                            </m:dPr>
+                            <m:e>
+                              <m:acc>
+                                <m:accPr>
+                                  <m:chr m:val="̂"/>
+                                </m:accPr>
+                                <m:e>
+                                  <m:r>
+                                    <m:t>y</m:t>
+                                  </m:r>
+                                </m:e>
+                              </m:acc>
+                            </m:e>
+                          </m:d>
+                          <m:r>
+                            <m:t>​</m:t>
+                          </m:r>
+                        </m:e>
+                      </m:d>
+                      <m:r>
+                        <m:t>​</m:t>
+                      </m:r>
+                    </m:e>
+                    <m:sup>
+                      <m:r>
+                        <m:t>2</m:t>
+                      </m:r>
+                    </m:sup>
+                  </m:sSup>
+                </m:e>
+              </m:d>
+              <m:r>
+                <m:t>​</m:t>
+              </m:r>
+              <m:r>
+                <m:t>&amp;</m:t>
+              </m:r>
+              <m:r>
+                <m:rPr>
+                  <m:sty m:val="p"/>
+                </m:rPr>
+                <m:t>=</m:t>
+              </m:r>
+              <m:sSup>
+                <m:e>
+                  <m:r>
+                    <m:t>​</m:t>
+                  </m:r>
+                  <m:d>
+                    <m:dPr>
+                      <m:begChr m:val="("/>
+                      <m:sepChr m:val=""/>
+                      <m:endChr m:val=")"/>
+                      <m:grow/>
+                    </m:dPr>
                     <m:e>
                       <m:r>
                         <m:t>μ</m:t>
                       </m:r>
+                      <m:r>
+                        <m:t>​</m:t>
+                      </m:r>
+                      <m:d>
+                        <m:dPr>
+                          <m:begChr m:val="("/>
+                          <m:sepChr m:val=""/>
+                          <m:endChr m:val=")"/>
+                          <m:grow/>
+                        </m:dPr>
+                        <m:e>
+                          <m:r>
+                            <m:t>x</m:t>
+                          </m:r>
+                        </m:e>
+                      </m:d>
+                      <m:r>
+                        <m:t>​</m:t>
+                      </m:r>
+                      <m:r>
+                        <m:rPr>
+                          <m:sty m:val="p"/>
+                        </m:rPr>
+                        <m:t>−</m:t>
+                      </m:r>
+                      <m:sSub>
+                        <m:e>
+                          <m:r>
+                            <m:rPr>
+                              <m:sty m:val="p"/>
+                            </m:rPr>
+                            <m:t>E</m:t>
+                          </m:r>
+                        </m:e>
+                        <m:sub>
+                          <m:sSub>
+                            <m:e>
+                              <m:r>
+                                <m:rPr>
+                                  <m:scr m:val="script"/>
+                                  <m:sty m:val="p"/>
+                                </m:rPr>
+                                <m:t>D</m:t>
+                              </m:r>
+                            </m:e>
+                            <m:sub>
+                              <m:r>
+                                <m:rPr>
+                                  <m:nor/>
+                                  <m:sty m:val="p"/>
+                                </m:rPr>
+                                <m:t>train</m:t>
+                              </m:r>
+                            </m:sub>
+                          </m:sSub>
+                        </m:sub>
+                      </m:sSub>
+                      <m:r>
+                        <m:t>​</m:t>
+                      </m:r>
+                      <m:d>
+                        <m:dPr>
+                          <m:begChr m:val="["/>
+                          <m:sepChr m:val=""/>
+                          <m:endChr m:val="]"/>
+                          <m:grow/>
+                        </m:dPr>
+                        <m:e>
+                          <m:acc>
+                            <m:accPr>
+                              <m:chr m:val="̂"/>
+                            </m:accPr>
+                            <m:e>
+                              <m:r>
+                                <m:t>y</m:t>
+                              </m:r>
+                            </m:e>
+                          </m:acc>
+                        </m:e>
+                      </m:d>
+                      <m:r>
+                        <m:t>​</m:t>
+                      </m:r>
                     </m:e>
-                    <m:sub>
-                      <m:r>
-                        <m:t>h</m:t>
-                      </m:r>
-                    </m:sub>
-                  </m:sSub>
+                  </m:d>
+                  <m:r>
+                    <m:t>​</m:t>
+                  </m:r>
                 </m:e>
-              </m:d>
-              <m:r>
-                <m:t>​</m:t>
-              </m:r>
+                <m:sup>
+                  <m:r>
+                    <m:t>2</m:t>
+                  </m:r>
+                </m:sup>
+              </m:sSup>
               <m:r>
                 <m:t>&amp;</m:t>
               </m:r>
@@ -26022,10 +26123,477 @@
                   <m:nor/>
                   <m:sty m:val="p"/>
                 </m:rPr>
-                <m:t>(definition of the expected prediction)</m:t>
+                <m:t>(expectation of a constant)</m:t>
               </m:r>
             </m:e>
             <m:e>
+              <m:r>
+                <m:t>&amp;</m:t>
+              </m:r>
+              <m:r>
+                <m:rPr>
+                  <m:sty m:val="p"/>
+                </m:rPr>
+                <m:t>=</m:t>
+              </m:r>
+              <m:sSup>
+                <m:e>
+                  <m:r>
+                    <m:t>​</m:t>
+                  </m:r>
+                  <m:d>
+                    <m:dPr>
+                      <m:begChr m:val="("/>
+                      <m:sepChr m:val=""/>
+                      <m:endChr m:val=")"/>
+                      <m:grow/>
+                    </m:dPr>
+                    <m:e>
+                      <m:sSub>
+                        <m:e>
+                          <m:r>
+                            <m:rPr>
+                              <m:sty m:val="p"/>
+                            </m:rPr>
+                            <m:t>E</m:t>
+                          </m:r>
+                        </m:e>
+                        <m:sub>
+                          <m:sSub>
+                            <m:e>
+                              <m:r>
+                                <m:rPr>
+                                  <m:scr m:val="script"/>
+                                  <m:sty m:val="p"/>
+                                </m:rPr>
+                                <m:t>D</m:t>
+                              </m:r>
+                            </m:e>
+                            <m:sub>
+                              <m:r>
+                                <m:rPr>
+                                  <m:nor/>
+                                  <m:sty m:val="p"/>
+                                </m:rPr>
+                                <m:t>train</m:t>
+                              </m:r>
+                            </m:sub>
+                          </m:sSub>
+                        </m:sub>
+                      </m:sSub>
+                      <m:r>
+                        <m:t>​</m:t>
+                      </m:r>
+                      <m:d>
+                        <m:dPr>
+                          <m:begChr m:val="["/>
+                          <m:sepChr m:val=""/>
+                          <m:endChr m:val="]"/>
+                          <m:grow/>
+                        </m:dPr>
+                        <m:e>
+                          <m:acc>
+                            <m:accPr>
+                              <m:chr m:val="̂"/>
+                            </m:accPr>
+                            <m:e>
+                              <m:r>
+                                <m:t>y</m:t>
+                              </m:r>
+                            </m:e>
+                          </m:acc>
+                        </m:e>
+                      </m:d>
+                      <m:r>
+                        <m:t>​</m:t>
+                      </m:r>
+                      <m:r>
+                        <m:rPr>
+                          <m:sty m:val="p"/>
+                        </m:rPr>
+                        <m:t>−</m:t>
+                      </m:r>
+                      <m:r>
+                        <m:t>μ</m:t>
+                      </m:r>
+                      <m:r>
+                        <m:t>​</m:t>
+                      </m:r>
+                      <m:d>
+                        <m:dPr>
+                          <m:begChr m:val="("/>
+                          <m:sepChr m:val=""/>
+                          <m:endChr m:val=")"/>
+                          <m:grow/>
+                        </m:dPr>
+                        <m:e>
+                          <m:r>
+                            <m:t>x</m:t>
+                          </m:r>
+                        </m:e>
+                      </m:d>
+                      <m:r>
+                        <m:t>​</m:t>
+                      </m:r>
+                    </m:e>
+                  </m:d>
+                  <m:r>
+                    <m:t>​</m:t>
+                  </m:r>
+                </m:e>
+                <m:sup>
+                  <m:r>
+                    <m:t>2</m:t>
+                  </m:r>
+                </m:sup>
+              </m:sSup>
+              <m:r>
+                <m:t>&amp;</m:t>
+              </m:r>
+              <m:r>
+                <m:t>&amp;</m:t>
+              </m:r>
+              <m:r>
+                <m:rPr>
+                  <m:nor/>
+                  <m:sty m:val="p"/>
+                </m:rPr>
+                <m:t>(a number and its negative have the same square)</m:t>
+              </m:r>
+            </m:e>
+            <m:e>
+              <m:r>
+                <m:t>&amp;</m:t>
+              </m:r>
+              <m:r>
+                <m:rPr>
+                  <m:sty m:val="p"/>
+                </m:rPr>
+                <m:t>=</m:t>
+              </m:r>
+              <m:sSup>
+                <m:e>
+                  <m:r>
+                    <m:t>​</m:t>
+                  </m:r>
+                  <m:d>
+                    <m:dPr>
+                      <m:begChr m:val="("/>
+                      <m:sepChr m:val=""/>
+                      <m:endChr m:val=")"/>
+                      <m:grow/>
+                    </m:dPr>
+                    <m:e>
+                      <m:r>
+                        <m:rPr>
+                          <m:sty m:val="p"/>
+                        </m:rPr>
+                        <m:t>Bias</m:t>
+                      </m:r>
+                      <m:r>
+                        <m:t>​</m:t>
+                      </m:r>
+                      <m:d>
+                        <m:dPr>
+                          <m:begChr m:val="("/>
+                          <m:sepChr m:val=""/>
+                          <m:endChr m:val=")"/>
+                          <m:grow/>
+                        </m:dPr>
+                        <m:e>
+                          <m:acc>
+                            <m:accPr>
+                              <m:chr m:val="̂"/>
+                            </m:accPr>
+                            <m:e>
+                              <m:r>
+                                <m:t>y</m:t>
+                              </m:r>
+                            </m:e>
+                          </m:acc>
+                        </m:e>
+                      </m:d>
+                      <m:r>
+                        <m:t>​</m:t>
+                      </m:r>
+                    </m:e>
+                  </m:d>
+                  <m:r>
+                    <m:t>​</m:t>
+                  </m:r>
+                </m:e>
+                <m:sup>
+                  <m:r>
+                    <m:t>2</m:t>
+                  </m:r>
+                </m:sup>
+              </m:sSup>
+              <m:r>
+                <m:t>&amp;</m:t>
+              </m:r>
+              <m:r>
+                <m:t>&amp;</m:t>
+              </m:r>
+              <m:r>
+                <m:rPr>
+                  <m:nor/>
+                  <m:sty m:val="p"/>
+                </m:rPr>
+                <m:t>(definition of bias)</m:t>
+              </m:r>
+            </m:e>
+          </m:eqArr>
+        </m:oMath>
+      </m:oMathPara>
+    </w:p>
+    <w:p>
+      <w:pPr>
+        <w:pStyle w:val="FirstParagraph"/>
+      </w:pPr>
+      <w:r>
+        <w:t xml:space="preserve">The cross term vanishes, and this time not by independence</w:t>
+      </w:r>
+      <w:r>
+        <w:t xml:space="preserve"> </w:t>
+      </w:r>
+      <w:r>
+        <w:t xml:space="preserve">but because the expected prediction is the expectation of the prediction.</w:t>
+      </w:r>
+      <w:r>
+        <w:t xml:space="preserve"> </w:t>
+      </w:r>
+      <w:r>
+        <w:t xml:space="preserve">The first factor is a constant, so it comes out of the expectation:</w:t>
+      </w:r>
+    </w:p>
+    <w:p>
+      <w:pPr>
+        <w:pStyle w:val="BodyText"/>
+      </w:pPr>
+      <m:oMathPara>
+        <m:oMathParaPr>
+          <m:jc m:val="center"/>
+        </m:oMathParaPr>
+        <m:oMath>
+          <m:eqArr>
+            <m:e>
+              <m:r>
+                <m:rPr>
+                  <m:sty m:val="p"/>
+                </m:rPr>
+                <m:t>E</m:t>
+              </m:r>
+              <m:r>
+                <m:t>​</m:t>
+              </m:r>
+              <m:d>
+                <m:dPr>
+                  <m:begChr m:val="["/>
+                  <m:sepChr m:val=""/>
+                  <m:endChr m:val="]"/>
+                  <m:grow/>
+                </m:dPr>
+                <m:e>
+                  <m:r>
+                    <m:t>2</m:t>
+                  </m:r>
+                  <m:r>
+                    <m:t>​</m:t>
+                  </m:r>
+                  <m:d>
+                    <m:dPr>
+                      <m:begChr m:val="("/>
+                      <m:sepChr m:val=""/>
+                      <m:endChr m:val=")"/>
+                      <m:grow/>
+                    </m:dPr>
+                    <m:e>
+                      <m:r>
+                        <m:t>μ</m:t>
+                      </m:r>
+                      <m:r>
+                        <m:t>​</m:t>
+                      </m:r>
+                      <m:d>
+                        <m:dPr>
+                          <m:begChr m:val="("/>
+                          <m:sepChr m:val=""/>
+                          <m:endChr m:val=")"/>
+                          <m:grow/>
+                        </m:dPr>
+                        <m:e>
+                          <m:r>
+                            <m:t>x</m:t>
+                          </m:r>
+                        </m:e>
+                      </m:d>
+                      <m:r>
+                        <m:t>​</m:t>
+                      </m:r>
+                      <m:r>
+                        <m:rPr>
+                          <m:sty m:val="p"/>
+                        </m:rPr>
+                        <m:t>−</m:t>
+                      </m:r>
+                      <m:sSub>
+                        <m:e>
+                          <m:r>
+                            <m:rPr>
+                              <m:sty m:val="p"/>
+                            </m:rPr>
+                            <m:t>E</m:t>
+                          </m:r>
+                        </m:e>
+                        <m:sub>
+                          <m:sSub>
+                            <m:e>
+                              <m:r>
+                                <m:rPr>
+                                  <m:scr m:val="script"/>
+                                  <m:sty m:val="p"/>
+                                </m:rPr>
+                                <m:t>D</m:t>
+                              </m:r>
+                            </m:e>
+                            <m:sub>
+                              <m:r>
+                                <m:rPr>
+                                  <m:nor/>
+                                  <m:sty m:val="p"/>
+                                </m:rPr>
+                                <m:t>train</m:t>
+                              </m:r>
+                            </m:sub>
+                          </m:sSub>
+                        </m:sub>
+                      </m:sSub>
+                      <m:r>
+                        <m:t>​</m:t>
+                      </m:r>
+                      <m:d>
+                        <m:dPr>
+                          <m:begChr m:val="["/>
+                          <m:sepChr m:val=""/>
+                          <m:endChr m:val="]"/>
+                          <m:grow/>
+                        </m:dPr>
+                        <m:e>
+                          <m:acc>
+                            <m:accPr>
+                              <m:chr m:val="̂"/>
+                            </m:accPr>
+                            <m:e>
+                              <m:r>
+                                <m:t>y</m:t>
+                              </m:r>
+                            </m:e>
+                          </m:acc>
+                        </m:e>
+                      </m:d>
+                      <m:r>
+                        <m:t>​</m:t>
+                      </m:r>
+                    </m:e>
+                  </m:d>
+                  <m:r>
+                    <m:t>​</m:t>
+                  </m:r>
+                  <m:r>
+                    <m:t>​</m:t>
+                  </m:r>
+                  <m:d>
+                    <m:dPr>
+                      <m:begChr m:val="("/>
+                      <m:sepChr m:val=""/>
+                      <m:endChr m:val=")"/>
+                      <m:grow/>
+                    </m:dPr>
+                    <m:e>
+                      <m:sSub>
+                        <m:e>
+                          <m:r>
+                            <m:rPr>
+                              <m:sty m:val="p"/>
+                            </m:rPr>
+                            <m:t>E</m:t>
+                          </m:r>
+                        </m:e>
+                        <m:sub>
+                          <m:sSub>
+                            <m:e>
+                              <m:r>
+                                <m:rPr>
+                                  <m:scr m:val="script"/>
+                                  <m:sty m:val="p"/>
+                                </m:rPr>
+                                <m:t>D</m:t>
+                              </m:r>
+                            </m:e>
+                            <m:sub>
+                              <m:r>
+                                <m:rPr>
+                                  <m:nor/>
+                                  <m:sty m:val="p"/>
+                                </m:rPr>
+                                <m:t>train</m:t>
+                              </m:r>
+                            </m:sub>
+                          </m:sSub>
+                        </m:sub>
+                      </m:sSub>
+                      <m:r>
+                        <m:t>​</m:t>
+                      </m:r>
+                      <m:d>
+                        <m:dPr>
+                          <m:begChr m:val="["/>
+                          <m:sepChr m:val=""/>
+                          <m:endChr m:val="]"/>
+                          <m:grow/>
+                        </m:dPr>
+                        <m:e>
+                          <m:acc>
+                            <m:accPr>
+                              <m:chr m:val="̂"/>
+                            </m:accPr>
+                            <m:e>
+                              <m:r>
+                                <m:t>y</m:t>
+                              </m:r>
+                            </m:e>
+                          </m:acc>
+                        </m:e>
+                      </m:d>
+                      <m:r>
+                        <m:t>​</m:t>
+                      </m:r>
+                      <m:r>
+                        <m:rPr>
+                          <m:sty m:val="p"/>
+                        </m:rPr>
+                        <m:t>−</m:t>
+                      </m:r>
+                      <m:acc>
+                        <m:accPr>
+                          <m:chr m:val="̂"/>
+                        </m:accPr>
+                        <m:e>
+                          <m:r>
+                            <m:t>y</m:t>
+                          </m:r>
+                        </m:e>
+                      </m:acc>
+                    </m:e>
+                  </m:d>
+                  <m:r>
+                    <m:t>​</m:t>
+                  </m:r>
+                </m:e>
+              </m:d>
+              <m:r>
+                <m:t>​</m:t>
+              </m:r>
               <m:r>
                 <m:t>&amp;</m:t>
               </m:r>
@@ -26053,6 +26621,25 @@
                     <m:t>μ</m:t>
                   </m:r>
                   <m:r>
+                    <m:t>​</m:t>
+                  </m:r>
+                  <m:d>
+                    <m:dPr>
+                      <m:begChr m:val="("/>
+                      <m:sepChr m:val=""/>
+                      <m:endChr m:val=")"/>
+                      <m:grow/>
+                    </m:dPr>
+                    <m:e>
+                      <m:r>
+                        <m:t>x</m:t>
+                      </m:r>
+                    </m:e>
+                  </m:d>
+                  <m:r>
+                    <m:t>​</m:t>
+                  </m:r>
+                  <m:r>
                     <m:rPr>
                       <m:sty m:val="p"/>
                     </m:rPr>
@@ -26061,15 +26648,1057 @@
                   <m:sSub>
                     <m:e>
                       <m:r>
-                        <m:t>μ</m:t>
+                        <m:rPr>
+                          <m:sty m:val="p"/>
+                        </m:rPr>
+                        <m:t>E</m:t>
                       </m:r>
                     </m:e>
                     <m:sub>
-                      <m:r>
-                        <m:t>h</m:t>
-                      </m:r>
+                      <m:sSub>
+                        <m:e>
+                          <m:r>
+                            <m:rPr>
+                              <m:scr m:val="script"/>
+                              <m:sty m:val="p"/>
+                            </m:rPr>
+                            <m:t>D</m:t>
+                          </m:r>
+                        </m:e>
+                        <m:sub>
+                          <m:r>
+                            <m:rPr>
+                              <m:nor/>
+                              <m:sty m:val="p"/>
+                            </m:rPr>
+                            <m:t>train</m:t>
+                          </m:r>
+                        </m:sub>
+                      </m:sSub>
                     </m:sub>
                   </m:sSub>
+                  <m:r>
+                    <m:t>​</m:t>
+                  </m:r>
+                  <m:d>
+                    <m:dPr>
+                      <m:begChr m:val="["/>
+                      <m:sepChr m:val=""/>
+                      <m:endChr m:val="]"/>
+                      <m:grow/>
+                    </m:dPr>
+                    <m:e>
+                      <m:acc>
+                        <m:accPr>
+                          <m:chr m:val="̂"/>
+                        </m:accPr>
+                        <m:e>
+                          <m:r>
+                            <m:t>y</m:t>
+                          </m:r>
+                        </m:e>
+                      </m:acc>
+                    </m:e>
+                  </m:d>
+                  <m:r>
+                    <m:t>​</m:t>
+                  </m:r>
+                </m:e>
+              </m:d>
+              <m:r>
+                <m:t>​</m:t>
+              </m:r>
+              <m:r>
+                <m:rPr>
+                  <m:sty m:val="p"/>
+                </m:rPr>
+                <m:t>E</m:t>
+              </m:r>
+              <m:r>
+                <m:t>​</m:t>
+              </m:r>
+              <m:d>
+                <m:dPr>
+                  <m:begChr m:val="["/>
+                  <m:sepChr m:val=""/>
+                  <m:endChr m:val="]"/>
+                  <m:grow/>
+                </m:dPr>
+                <m:e>
+                  <m:sSub>
+                    <m:e>
+                      <m:r>
+                        <m:rPr>
+                          <m:sty m:val="p"/>
+                        </m:rPr>
+                        <m:t>E</m:t>
+                      </m:r>
+                    </m:e>
+                    <m:sub>
+                      <m:sSub>
+                        <m:e>
+                          <m:r>
+                            <m:rPr>
+                              <m:scr m:val="script"/>
+                              <m:sty m:val="p"/>
+                            </m:rPr>
+                            <m:t>D</m:t>
+                          </m:r>
+                        </m:e>
+                        <m:sub>
+                          <m:r>
+                            <m:rPr>
+                              <m:nor/>
+                              <m:sty m:val="p"/>
+                            </m:rPr>
+                            <m:t>train</m:t>
+                          </m:r>
+                        </m:sub>
+                      </m:sSub>
+                    </m:sub>
+                  </m:sSub>
+                  <m:r>
+                    <m:t>​</m:t>
+                  </m:r>
+                  <m:d>
+                    <m:dPr>
+                      <m:begChr m:val="["/>
+                      <m:sepChr m:val=""/>
+                      <m:endChr m:val="]"/>
+                      <m:grow/>
+                    </m:dPr>
+                    <m:e>
+                      <m:acc>
+                        <m:accPr>
+                          <m:chr m:val="̂"/>
+                        </m:accPr>
+                        <m:e>
+                          <m:r>
+                            <m:t>y</m:t>
+                          </m:r>
+                        </m:e>
+                      </m:acc>
+                    </m:e>
+                  </m:d>
+                  <m:r>
+                    <m:t>​</m:t>
+                  </m:r>
+                  <m:r>
+                    <m:rPr>
+                      <m:sty m:val="p"/>
+                    </m:rPr>
+                    <m:t>−</m:t>
+                  </m:r>
+                  <m:acc>
+                    <m:accPr>
+                      <m:chr m:val="̂"/>
+                    </m:accPr>
+                    <m:e>
+                      <m:r>
+                        <m:t>y</m:t>
+                      </m:r>
+                    </m:e>
+                  </m:acc>
+                </m:e>
+              </m:d>
+              <m:r>
+                <m:t>​</m:t>
+              </m:r>
+              <m:r>
+                <m:t>&amp;</m:t>
+              </m:r>
+              <m:r>
+                <m:t>&amp;</m:t>
+              </m:r>
+              <m:r>
+                <m:rPr>
+                  <m:nor/>
+                  <m:sty m:val="p"/>
+                </m:rPr>
+                <m:t>(constant factors)</m:t>
+              </m:r>
+            </m:e>
+            <m:e>
+              <m:r>
+                <m:t>&amp;</m:t>
+              </m:r>
+              <m:r>
+                <m:rPr>
+                  <m:sty m:val="p"/>
+                </m:rPr>
+                <m:t>=</m:t>
+              </m:r>
+              <m:r>
+                <m:t>2</m:t>
+              </m:r>
+              <m:r>
+                <m:t>​</m:t>
+              </m:r>
+              <m:d>
+                <m:dPr>
+                  <m:begChr m:val="("/>
+                  <m:sepChr m:val=""/>
+                  <m:endChr m:val=")"/>
+                  <m:grow/>
+                </m:dPr>
+                <m:e>
+                  <m:r>
+                    <m:t>μ</m:t>
+                  </m:r>
+                  <m:r>
+                    <m:t>​</m:t>
+                  </m:r>
+                  <m:d>
+                    <m:dPr>
+                      <m:begChr m:val="("/>
+                      <m:sepChr m:val=""/>
+                      <m:endChr m:val=")"/>
+                      <m:grow/>
+                    </m:dPr>
+                    <m:e>
+                      <m:r>
+                        <m:t>x</m:t>
+                      </m:r>
+                    </m:e>
+                  </m:d>
+                  <m:r>
+                    <m:t>​</m:t>
+                  </m:r>
+                  <m:r>
+                    <m:rPr>
+                      <m:sty m:val="p"/>
+                    </m:rPr>
+                    <m:t>−</m:t>
+                  </m:r>
+                  <m:sSub>
+                    <m:e>
+                      <m:r>
+                        <m:rPr>
+                          <m:sty m:val="p"/>
+                        </m:rPr>
+                        <m:t>E</m:t>
+                      </m:r>
+                    </m:e>
+                    <m:sub>
+                      <m:sSub>
+                        <m:e>
+                          <m:r>
+                            <m:rPr>
+                              <m:scr m:val="script"/>
+                              <m:sty m:val="p"/>
+                            </m:rPr>
+                            <m:t>D</m:t>
+                          </m:r>
+                        </m:e>
+                        <m:sub>
+                          <m:r>
+                            <m:rPr>
+                              <m:nor/>
+                              <m:sty m:val="p"/>
+                            </m:rPr>
+                            <m:t>train</m:t>
+                          </m:r>
+                        </m:sub>
+                      </m:sSub>
+                    </m:sub>
+                  </m:sSub>
+                  <m:r>
+                    <m:t>​</m:t>
+                  </m:r>
+                  <m:d>
+                    <m:dPr>
+                      <m:begChr m:val="["/>
+                      <m:sepChr m:val=""/>
+                      <m:endChr m:val="]"/>
+                      <m:grow/>
+                    </m:dPr>
+                    <m:e>
+                      <m:acc>
+                        <m:accPr>
+                          <m:chr m:val="̂"/>
+                        </m:accPr>
+                        <m:e>
+                          <m:r>
+                            <m:t>y</m:t>
+                          </m:r>
+                        </m:e>
+                      </m:acc>
+                    </m:e>
+                  </m:d>
+                  <m:r>
+                    <m:t>​</m:t>
+                  </m:r>
+                </m:e>
+              </m:d>
+              <m:r>
+                <m:t>​</m:t>
+              </m:r>
+              <m:r>
+                <m:t>​</m:t>
+              </m:r>
+              <m:d>
+                <m:dPr>
+                  <m:begChr m:val="("/>
+                  <m:sepChr m:val=""/>
+                  <m:endChr m:val=")"/>
+                  <m:grow/>
+                </m:dPr>
+                <m:e>
+                  <m:r>
+                    <m:rPr>
+                      <m:sty m:val="p"/>
+                    </m:rPr>
+                    <m:t>E</m:t>
+                  </m:r>
+                  <m:r>
+                    <m:t>​</m:t>
+                  </m:r>
+                  <m:d>
+                    <m:dPr>
+                      <m:begChr m:val="["/>
+                      <m:sepChr m:val=""/>
+                      <m:endChr m:val="]"/>
+                      <m:grow/>
+                    </m:dPr>
+                    <m:e>
+                      <m:sSub>
+                        <m:e>
+                          <m:r>
+                            <m:rPr>
+                              <m:sty m:val="p"/>
+                            </m:rPr>
+                            <m:t>E</m:t>
+                          </m:r>
+                        </m:e>
+                        <m:sub>
+                          <m:sSub>
+                            <m:e>
+                              <m:r>
+                                <m:rPr>
+                                  <m:scr m:val="script"/>
+                                  <m:sty m:val="p"/>
+                                </m:rPr>
+                                <m:t>D</m:t>
+                              </m:r>
+                            </m:e>
+                            <m:sub>
+                              <m:r>
+                                <m:rPr>
+                                  <m:nor/>
+                                  <m:sty m:val="p"/>
+                                </m:rPr>
+                                <m:t>train</m:t>
+                              </m:r>
+                            </m:sub>
+                          </m:sSub>
+                        </m:sub>
+                      </m:sSub>
+                      <m:r>
+                        <m:t>​</m:t>
+                      </m:r>
+                      <m:d>
+                        <m:dPr>
+                          <m:begChr m:val="["/>
+                          <m:sepChr m:val=""/>
+                          <m:endChr m:val="]"/>
+                          <m:grow/>
+                        </m:dPr>
+                        <m:e>
+                          <m:acc>
+                            <m:accPr>
+                              <m:chr m:val="̂"/>
+                            </m:accPr>
+                            <m:e>
+                              <m:r>
+                                <m:t>y</m:t>
+                              </m:r>
+                            </m:e>
+                          </m:acc>
+                        </m:e>
+                      </m:d>
+                      <m:r>
+                        <m:t>​</m:t>
+                      </m:r>
+                    </m:e>
+                  </m:d>
+                  <m:r>
+                    <m:t>​</m:t>
+                  </m:r>
+                  <m:r>
+                    <m:rPr>
+                      <m:sty m:val="p"/>
+                    </m:rPr>
+                    <m:t>−</m:t>
+                  </m:r>
+                  <m:r>
+                    <m:rPr>
+                      <m:sty m:val="p"/>
+                    </m:rPr>
+                    <m:t>E</m:t>
+                  </m:r>
+                  <m:r>
+                    <m:t>​</m:t>
+                  </m:r>
+                  <m:d>
+                    <m:dPr>
+                      <m:begChr m:val="["/>
+                      <m:sepChr m:val=""/>
+                      <m:endChr m:val="]"/>
+                      <m:grow/>
+                    </m:dPr>
+                    <m:e>
+                      <m:acc>
+                        <m:accPr>
+                          <m:chr m:val="̂"/>
+                        </m:accPr>
+                        <m:e>
+                          <m:r>
+                            <m:t>y</m:t>
+                          </m:r>
+                        </m:e>
+                      </m:acc>
+                    </m:e>
+                  </m:d>
+                  <m:r>
+                    <m:t>​</m:t>
+                  </m:r>
+                </m:e>
+              </m:d>
+              <m:r>
+                <m:t>​</m:t>
+              </m:r>
+              <m:r>
+                <m:t>&amp;</m:t>
+              </m:r>
+              <m:r>
+                <m:t>&amp;</m:t>
+              </m:r>
+              <m:r>
+                <m:rPr>
+                  <m:nor/>
+                  <m:sty m:val="p"/>
+                </m:rPr>
+                <m:t>(linearity)</m:t>
+              </m:r>
+            </m:e>
+            <m:e>
+              <m:r>
+                <m:t>&amp;</m:t>
+              </m:r>
+              <m:r>
+                <m:rPr>
+                  <m:sty m:val="p"/>
+                </m:rPr>
+                <m:t>=</m:t>
+              </m:r>
+              <m:r>
+                <m:t>2</m:t>
+              </m:r>
+              <m:r>
+                <m:t>​</m:t>
+              </m:r>
+              <m:d>
+                <m:dPr>
+                  <m:begChr m:val="("/>
+                  <m:sepChr m:val=""/>
+                  <m:endChr m:val=")"/>
+                  <m:grow/>
+                </m:dPr>
+                <m:e>
+                  <m:r>
+                    <m:t>μ</m:t>
+                  </m:r>
+                  <m:r>
+                    <m:t>​</m:t>
+                  </m:r>
+                  <m:d>
+                    <m:dPr>
+                      <m:begChr m:val="("/>
+                      <m:sepChr m:val=""/>
+                      <m:endChr m:val=")"/>
+                      <m:grow/>
+                    </m:dPr>
+                    <m:e>
+                      <m:r>
+                        <m:t>x</m:t>
+                      </m:r>
+                    </m:e>
+                  </m:d>
+                  <m:r>
+                    <m:t>​</m:t>
+                  </m:r>
+                  <m:r>
+                    <m:rPr>
+                      <m:sty m:val="p"/>
+                    </m:rPr>
+                    <m:t>−</m:t>
+                  </m:r>
+                  <m:sSub>
+                    <m:e>
+                      <m:r>
+                        <m:rPr>
+                          <m:sty m:val="p"/>
+                        </m:rPr>
+                        <m:t>E</m:t>
+                      </m:r>
+                    </m:e>
+                    <m:sub>
+                      <m:sSub>
+                        <m:e>
+                          <m:r>
+                            <m:rPr>
+                              <m:scr m:val="script"/>
+                              <m:sty m:val="p"/>
+                            </m:rPr>
+                            <m:t>D</m:t>
+                          </m:r>
+                        </m:e>
+                        <m:sub>
+                          <m:r>
+                            <m:rPr>
+                              <m:nor/>
+                              <m:sty m:val="p"/>
+                            </m:rPr>
+                            <m:t>train</m:t>
+                          </m:r>
+                        </m:sub>
+                      </m:sSub>
+                    </m:sub>
+                  </m:sSub>
+                  <m:r>
+                    <m:t>​</m:t>
+                  </m:r>
+                  <m:d>
+                    <m:dPr>
+                      <m:begChr m:val="["/>
+                      <m:sepChr m:val=""/>
+                      <m:endChr m:val="]"/>
+                      <m:grow/>
+                    </m:dPr>
+                    <m:e>
+                      <m:acc>
+                        <m:accPr>
+                          <m:chr m:val="̂"/>
+                        </m:accPr>
+                        <m:e>
+                          <m:r>
+                            <m:t>y</m:t>
+                          </m:r>
+                        </m:e>
+                      </m:acc>
+                    </m:e>
+                  </m:d>
+                  <m:r>
+                    <m:t>​</m:t>
+                  </m:r>
+                </m:e>
+              </m:d>
+              <m:r>
+                <m:t>​</m:t>
+              </m:r>
+              <m:r>
+                <m:t>​</m:t>
+              </m:r>
+              <m:d>
+                <m:dPr>
+                  <m:begChr m:val="("/>
+                  <m:sepChr m:val=""/>
+                  <m:endChr m:val=")"/>
+                  <m:grow/>
+                </m:dPr>
+                <m:e>
+                  <m:sSub>
+                    <m:e>
+                      <m:r>
+                        <m:rPr>
+                          <m:sty m:val="p"/>
+                        </m:rPr>
+                        <m:t>E</m:t>
+                      </m:r>
+                    </m:e>
+                    <m:sub>
+                      <m:sSub>
+                        <m:e>
+                          <m:r>
+                            <m:rPr>
+                              <m:scr m:val="script"/>
+                              <m:sty m:val="p"/>
+                            </m:rPr>
+                            <m:t>D</m:t>
+                          </m:r>
+                        </m:e>
+                        <m:sub>
+                          <m:r>
+                            <m:rPr>
+                              <m:nor/>
+                              <m:sty m:val="p"/>
+                            </m:rPr>
+                            <m:t>train</m:t>
+                          </m:r>
+                        </m:sub>
+                      </m:sSub>
+                    </m:sub>
+                  </m:sSub>
+                  <m:r>
+                    <m:t>​</m:t>
+                  </m:r>
+                  <m:d>
+                    <m:dPr>
+                      <m:begChr m:val="["/>
+                      <m:sepChr m:val=""/>
+                      <m:endChr m:val="]"/>
+                      <m:grow/>
+                    </m:dPr>
+                    <m:e>
+                      <m:acc>
+                        <m:accPr>
+                          <m:chr m:val="̂"/>
+                        </m:accPr>
+                        <m:e>
+                          <m:r>
+                            <m:t>y</m:t>
+                          </m:r>
+                        </m:e>
+                      </m:acc>
+                    </m:e>
+                  </m:d>
+                  <m:r>
+                    <m:t>​</m:t>
+                  </m:r>
+                  <m:r>
+                    <m:rPr>
+                      <m:sty m:val="p"/>
+                    </m:rPr>
+                    <m:t>−</m:t>
+                  </m:r>
+                  <m:r>
+                    <m:rPr>
+                      <m:sty m:val="p"/>
+                    </m:rPr>
+                    <m:t>E</m:t>
+                  </m:r>
+                  <m:r>
+                    <m:t>​</m:t>
+                  </m:r>
+                  <m:d>
+                    <m:dPr>
+                      <m:begChr m:val="["/>
+                      <m:sepChr m:val=""/>
+                      <m:endChr m:val="]"/>
+                      <m:grow/>
+                    </m:dPr>
+                    <m:e>
+                      <m:acc>
+                        <m:accPr>
+                          <m:chr m:val="̂"/>
+                        </m:accPr>
+                        <m:e>
+                          <m:r>
+                            <m:t>y</m:t>
+                          </m:r>
+                        </m:e>
+                      </m:acc>
+                    </m:e>
+                  </m:d>
+                  <m:r>
+                    <m:t>​</m:t>
+                  </m:r>
+                </m:e>
+              </m:d>
+              <m:r>
+                <m:t>​</m:t>
+              </m:r>
+              <m:r>
+                <m:t>&amp;</m:t>
+              </m:r>
+              <m:r>
+                <m:t>&amp;</m:t>
+              </m:r>
+              <m:r>
+                <m:rPr>
+                  <m:nor/>
+                  <m:sty m:val="p"/>
+                </m:rPr>
+                <m:t>(expectation of a constant)</m:t>
+              </m:r>
+            </m:e>
+            <m:e>
+              <m:r>
+                <m:t>&amp;</m:t>
+              </m:r>
+              <m:r>
+                <m:rPr>
+                  <m:sty m:val="p"/>
+                </m:rPr>
+                <m:t>=</m:t>
+              </m:r>
+              <m:r>
+                <m:t>2</m:t>
+              </m:r>
+              <m:r>
+                <m:t>​</m:t>
+              </m:r>
+              <m:d>
+                <m:dPr>
+                  <m:begChr m:val="("/>
+                  <m:sepChr m:val=""/>
+                  <m:endChr m:val=")"/>
+                  <m:grow/>
+                </m:dPr>
+                <m:e>
+                  <m:r>
+                    <m:t>μ</m:t>
+                  </m:r>
+                  <m:r>
+                    <m:t>​</m:t>
+                  </m:r>
+                  <m:d>
+                    <m:dPr>
+                      <m:begChr m:val="("/>
+                      <m:sepChr m:val=""/>
+                      <m:endChr m:val=")"/>
+                      <m:grow/>
+                    </m:dPr>
+                    <m:e>
+                      <m:r>
+                        <m:t>x</m:t>
+                      </m:r>
+                    </m:e>
+                  </m:d>
+                  <m:r>
+                    <m:t>​</m:t>
+                  </m:r>
+                  <m:r>
+                    <m:rPr>
+                      <m:sty m:val="p"/>
+                    </m:rPr>
+                    <m:t>−</m:t>
+                  </m:r>
+                  <m:sSub>
+                    <m:e>
+                      <m:r>
+                        <m:rPr>
+                          <m:sty m:val="p"/>
+                        </m:rPr>
+                        <m:t>E</m:t>
+                      </m:r>
+                    </m:e>
+                    <m:sub>
+                      <m:sSub>
+                        <m:e>
+                          <m:r>
+                            <m:rPr>
+                              <m:scr m:val="script"/>
+                              <m:sty m:val="p"/>
+                            </m:rPr>
+                            <m:t>D</m:t>
+                          </m:r>
+                        </m:e>
+                        <m:sub>
+                          <m:r>
+                            <m:rPr>
+                              <m:nor/>
+                              <m:sty m:val="p"/>
+                            </m:rPr>
+                            <m:t>train</m:t>
+                          </m:r>
+                        </m:sub>
+                      </m:sSub>
+                    </m:sub>
+                  </m:sSub>
+                  <m:r>
+                    <m:t>​</m:t>
+                  </m:r>
+                  <m:d>
+                    <m:dPr>
+                      <m:begChr m:val="["/>
+                      <m:sepChr m:val=""/>
+                      <m:endChr m:val="]"/>
+                      <m:grow/>
+                    </m:dPr>
+                    <m:e>
+                      <m:acc>
+                        <m:accPr>
+                          <m:chr m:val="̂"/>
+                        </m:accPr>
+                        <m:e>
+                          <m:r>
+                            <m:t>y</m:t>
+                          </m:r>
+                        </m:e>
+                      </m:acc>
+                    </m:e>
+                  </m:d>
+                  <m:r>
+                    <m:t>​</m:t>
+                  </m:r>
+                </m:e>
+              </m:d>
+              <m:r>
+                <m:t>​</m:t>
+              </m:r>
+              <m:r>
+                <m:t>​</m:t>
+              </m:r>
+              <m:d>
+                <m:dPr>
+                  <m:begChr m:val="("/>
+                  <m:sepChr m:val=""/>
+                  <m:endChr m:val=")"/>
+                  <m:grow/>
+                </m:dPr>
+                <m:e>
+                  <m:sSub>
+                    <m:e>
+                      <m:r>
+                        <m:rPr>
+                          <m:sty m:val="p"/>
+                        </m:rPr>
+                        <m:t>E</m:t>
+                      </m:r>
+                    </m:e>
+                    <m:sub>
+                      <m:sSub>
+                        <m:e>
+                          <m:r>
+                            <m:rPr>
+                              <m:scr m:val="script"/>
+                              <m:sty m:val="p"/>
+                            </m:rPr>
+                            <m:t>D</m:t>
+                          </m:r>
+                        </m:e>
+                        <m:sub>
+                          <m:r>
+                            <m:rPr>
+                              <m:nor/>
+                              <m:sty m:val="p"/>
+                            </m:rPr>
+                            <m:t>train</m:t>
+                          </m:r>
+                        </m:sub>
+                      </m:sSub>
+                    </m:sub>
+                  </m:sSub>
+                  <m:r>
+                    <m:t>​</m:t>
+                  </m:r>
+                  <m:d>
+                    <m:dPr>
+                      <m:begChr m:val="["/>
+                      <m:sepChr m:val=""/>
+                      <m:endChr m:val="]"/>
+                      <m:grow/>
+                    </m:dPr>
+                    <m:e>
+                      <m:acc>
+                        <m:accPr>
+                          <m:chr m:val="̂"/>
+                        </m:accPr>
+                        <m:e>
+                          <m:r>
+                            <m:t>y</m:t>
+                          </m:r>
+                        </m:e>
+                      </m:acc>
+                    </m:e>
+                  </m:d>
+                  <m:r>
+                    <m:t>​</m:t>
+                  </m:r>
+                  <m:r>
+                    <m:rPr>
+                      <m:sty m:val="p"/>
+                    </m:rPr>
+                    <m:t>−</m:t>
+                  </m:r>
+                  <m:sSub>
+                    <m:e>
+                      <m:r>
+                        <m:rPr>
+                          <m:sty m:val="p"/>
+                        </m:rPr>
+                        <m:t>E</m:t>
+                      </m:r>
+                    </m:e>
+                    <m:sub>
+                      <m:sSub>
+                        <m:e>
+                          <m:r>
+                            <m:rPr>
+                              <m:scr m:val="script"/>
+                              <m:sty m:val="p"/>
+                            </m:rPr>
+                            <m:t>D</m:t>
+                          </m:r>
+                        </m:e>
+                        <m:sub>
+                          <m:r>
+                            <m:rPr>
+                              <m:nor/>
+                              <m:sty m:val="p"/>
+                            </m:rPr>
+                            <m:t>train</m:t>
+                          </m:r>
+                        </m:sub>
+                      </m:sSub>
+                    </m:sub>
+                  </m:sSub>
+                  <m:r>
+                    <m:t>​</m:t>
+                  </m:r>
+                  <m:d>
+                    <m:dPr>
+                      <m:begChr m:val="["/>
+                      <m:sepChr m:val=""/>
+                      <m:endChr m:val="]"/>
+                      <m:grow/>
+                    </m:dPr>
+                    <m:e>
+                      <m:acc>
+                        <m:accPr>
+                          <m:chr m:val="̂"/>
+                        </m:accPr>
+                        <m:e>
+                          <m:r>
+                            <m:t>y</m:t>
+                          </m:r>
+                        </m:e>
+                      </m:acc>
+                    </m:e>
+                  </m:d>
+                  <m:r>
+                    <m:t>​</m:t>
+                  </m:r>
+                </m:e>
+              </m:d>
+              <m:r>
+                <m:t>​</m:t>
+              </m:r>
+              <m:r>
+                <m:t>&amp;</m:t>
+              </m:r>
+              <m:r>
+                <m:t>&amp;</m:t>
+              </m:r>
+              <m:r>
+                <m:rPr>
+                  <m:nor/>
+                  <m:sty m:val="p"/>
+                </m:rPr>
+                <m:t>(definition of the expected prediction)</m:t>
+              </m:r>
+            </m:e>
+            <m:e>
+              <m:r>
+                <m:t>&amp;</m:t>
+              </m:r>
+              <m:r>
+                <m:rPr>
+                  <m:sty m:val="p"/>
+                </m:rPr>
+                <m:t>=</m:t>
+              </m:r>
+              <m:r>
+                <m:t>2</m:t>
+              </m:r>
+              <m:r>
+                <m:t>​</m:t>
+              </m:r>
+              <m:d>
+                <m:dPr>
+                  <m:begChr m:val="("/>
+                  <m:sepChr m:val=""/>
+                  <m:endChr m:val=")"/>
+                  <m:grow/>
+                </m:dPr>
+                <m:e>
+                  <m:r>
+                    <m:t>μ</m:t>
+                  </m:r>
+                  <m:r>
+                    <m:t>​</m:t>
+                  </m:r>
+                  <m:d>
+                    <m:dPr>
+                      <m:begChr m:val="("/>
+                      <m:sepChr m:val=""/>
+                      <m:endChr m:val=")"/>
+                      <m:grow/>
+                    </m:dPr>
+                    <m:e>
+                      <m:r>
+                        <m:t>x</m:t>
+                      </m:r>
+                    </m:e>
+                  </m:d>
+                  <m:r>
+                    <m:t>​</m:t>
+                  </m:r>
+                  <m:r>
+                    <m:rPr>
+                      <m:sty m:val="p"/>
+                    </m:rPr>
+                    <m:t>−</m:t>
+                  </m:r>
+                  <m:sSub>
+                    <m:e>
+                      <m:r>
+                        <m:rPr>
+                          <m:sty m:val="p"/>
+                        </m:rPr>
+                        <m:t>E</m:t>
+                      </m:r>
+                    </m:e>
+                    <m:sub>
+                      <m:sSub>
+                        <m:e>
+                          <m:r>
+                            <m:rPr>
+                              <m:scr m:val="script"/>
+                              <m:sty m:val="p"/>
+                            </m:rPr>
+                            <m:t>D</m:t>
+                          </m:r>
+                        </m:e>
+                        <m:sub>
+                          <m:r>
+                            <m:rPr>
+                              <m:nor/>
+                              <m:sty m:val="p"/>
+                            </m:rPr>
+                            <m:t>train</m:t>
+                          </m:r>
+                        </m:sub>
+                      </m:sSub>
+                    </m:sub>
+                  </m:sSub>
+                  <m:r>
+                    <m:t>​</m:t>
+                  </m:r>
+                  <m:d>
+                    <m:dPr>
+                      <m:begChr m:val="["/>
+                      <m:sepChr m:val=""/>
+                      <m:endChr m:val="]"/>
+                      <m:grow/>
+                    </m:dPr>
+                    <m:e>
+                      <m:acc>
+                        <m:accPr>
+                          <m:chr m:val="̂"/>
+                        </m:accPr>
+                        <m:e>
+                          <m:r>
+                            <m:t>y</m:t>
+                          </m:r>
+                        </m:e>
+                      </m:acc>
+                    </m:e>
+                  </m:d>
+                  <m:r>
+                    <m:t>​</m:t>
+                  </m:r>
                 </m:e>
               </m:d>
               <m:r>
@@ -26232,15 +27861,61 @@
                           <m:sSub>
                             <m:e>
                               <m:r>
-                                <m:t>μ</m:t>
+                                <m:rPr>
+                                  <m:sty m:val="p"/>
+                                </m:rPr>
+                                <m:t>E</m:t>
                               </m:r>
                             </m:e>
                             <m:sub>
-                              <m:r>
-                                <m:t>h</m:t>
-                              </m:r>
+                              <m:sSub>
+                                <m:e>
+                                  <m:r>
+                                    <m:rPr>
+                                      <m:scr m:val="script"/>
+                                      <m:sty m:val="p"/>
+                                    </m:rPr>
+                                    <m:t>D</m:t>
+                                  </m:r>
+                                </m:e>
+                                <m:sub>
+                                  <m:r>
+                                    <m:rPr>
+                                      <m:nor/>
+                                      <m:sty m:val="p"/>
+                                    </m:rPr>
+                                    <m:t>train</m:t>
+                                  </m:r>
+                                </m:sub>
+                              </m:sSub>
                             </m:sub>
                           </m:sSub>
+                          <m:r>
+                            <m:t>​</m:t>
+                          </m:r>
+                          <m:d>
+                            <m:dPr>
+                              <m:begChr m:val="["/>
+                              <m:sepChr m:val=""/>
+                              <m:endChr m:val="]"/>
+                              <m:grow/>
+                            </m:dPr>
+                            <m:e>
+                              <m:acc>
+                                <m:accPr>
+                                  <m:chr m:val="̂"/>
+                                </m:accPr>
+                                <m:e>
+                                  <m:r>
+                                    <m:t>y</m:t>
+                                  </m:r>
+                                </m:e>
+                              </m:acc>
+                            </m:e>
+                          </m:d>
+                          <m:r>
+                            <m:t>​</m:t>
+                          </m:r>
                           <m:r>
                             <m:rPr>
                               <m:sty m:val="p"/>
@@ -26274,105 +27949,6 @@
               <m:r>
                 <m:t>​</m:t>
               </m:r>
-              <m:r>
-                <m:t>&amp;</m:t>
-              </m:r>
-              <m:r>
-                <m:rPr>
-                  <m:sty m:val="p"/>
-                </m:rPr>
-                <m:t>=</m:t>
-              </m:r>
-              <m:r>
-                <m:rPr>
-                  <m:sty m:val="p"/>
-                </m:rPr>
-                <m:t>E</m:t>
-              </m:r>
-              <m:r>
-                <m:t>​</m:t>
-              </m:r>
-              <m:d>
-                <m:dPr>
-                  <m:begChr m:val="["/>
-                  <m:sepChr m:val=""/>
-                  <m:endChr m:val="]"/>
-                  <m:grow/>
-                </m:dPr>
-                <m:e>
-                  <m:sSup>
-                    <m:e>
-                      <m:r>
-                        <m:t>​</m:t>
-                      </m:r>
-                      <m:d>
-                        <m:dPr>
-                          <m:begChr m:val="("/>
-                          <m:sepChr m:val=""/>
-                          <m:endChr m:val=")"/>
-                          <m:grow/>
-                        </m:dPr>
-                        <m:e>
-                          <m:acc>
-                            <m:accPr>
-                              <m:chr m:val="̂"/>
-                            </m:accPr>
-                            <m:e>
-                              <m:r>
-                                <m:t>y</m:t>
-                              </m:r>
-                            </m:e>
-                          </m:acc>
-                          <m:r>
-                            <m:rPr>
-                              <m:sty m:val="p"/>
-                            </m:rPr>
-                            <m:t>−</m:t>
-                          </m:r>
-                          <m:sSub>
-                            <m:e>
-                              <m:r>
-                                <m:t>μ</m:t>
-                              </m:r>
-                            </m:e>
-                            <m:sub>
-                              <m:r>
-                                <m:t>h</m:t>
-                              </m:r>
-                            </m:sub>
-                          </m:sSub>
-                        </m:e>
-                      </m:d>
-                      <m:r>
-                        <m:t>​</m:t>
-                      </m:r>
-                    </m:e>
-                    <m:sup>
-                      <m:r>
-                        <m:t>2</m:t>
-                      </m:r>
-                    </m:sup>
-                  </m:sSup>
-                </m:e>
-              </m:d>
-              <m:r>
-                <m:t>​</m:t>
-              </m:r>
-              <m:r>
-                <m:t>&amp;</m:t>
-              </m:r>
-              <m:r>
-                <m:t>&amp;</m:t>
-              </m:r>
-              <m:r>
-                <m:rPr>
-                  <m:nor/>
-                  <m:sty m:val="p"/>
-                </m:rPr>
-                <m:t>(a number and its negative have the same square)</m:t>
-              </m:r>
-            </m:e>
-            <m:e>
               <m:r>
                 <m:t>&amp;</m:t>
               </m:r>
@@ -26514,7 +28090,7 @@
                   <m:nor/>
                   <m:sty m:val="p"/>
                 </m:rPr>
-                <m:t>(definition of the expected prediction)</m:t>
+                <m:t>(a number and its negative have the same square)</m:t>
               </m:r>
             </m:e>
             <m:e>
@@ -26627,6 +28203,25 @@
                     <m:e>
                       <m:r>
                         <m:t>μ</m:t>
+                      </m:r>
+                      <m:r>
+                        <m:t>​</m:t>
+                      </m:r>
+                      <m:d>
+                        <m:dPr>
+                          <m:begChr m:val="("/>
+                          <m:sepChr m:val=""/>
+                          <m:endChr m:val=")"/>
+                          <m:grow/>
+                        </m:dPr>
+                        <m:e>
+                          <m:r>
+                            <m:t>x</m:t>
+                          </m:r>
+                        </m:e>
+                      </m:d>
+                      <m:r>
+                        <m:t>​</m:t>
                       </m:r>
                       <m:r>
                         <m:rPr>
@@ -26947,6 +28542,25 @@
           <m:t>μ</m:t>
         </m:r>
         <m:r>
+          <m:t>​</m:t>
+        </m:r>
+        <m:d>
+          <m:dPr>
+            <m:begChr m:val="("/>
+            <m:sepChr m:val=""/>
+            <m:endChr m:val=")"/>
+            <m:grow/>
+          </m:dPr>
+          <m:e>
+            <m:r>
+              <m:t>x</m:t>
+            </m:r>
+          </m:e>
+        </m:d>
+        <m:r>
+          <m:t>​</m:t>
+        </m:r>
+        <m:r>
           <m:rPr>
             <m:sty m:val="p"/>
           </m:rPr>
@@ -27256,6 +28870,25 @@
       <m:oMath>
         <m:r>
           <m:t>μ</m:t>
+        </m:r>
+        <m:r>
+          <m:t>​</m:t>
+        </m:r>
+        <m:d>
+          <m:dPr>
+            <m:begChr m:val="("/>
+            <m:sepChr m:val=""/>
+            <m:endChr m:val=")"/>
+            <m:grow/>
+          </m:dPr>
+          <m:e>
+            <m:r>
+              <m:t>x</m:t>
+            </m:r>
+          </m:e>
+        </m:d>
+        <m:r>
+          <m:t>​</m:t>
         </m:r>
       </m:oMath>
       <w:r>
@@ -27598,6 +29231,25 @@
         <m:r>
           <m:t>μ</m:t>
         </m:r>
+        <m:r>
+          <m:t>​</m:t>
+        </m:r>
+        <m:d>
+          <m:dPr>
+            <m:begChr m:val="("/>
+            <m:sepChr m:val=""/>
+            <m:endChr m:val=")"/>
+            <m:grow/>
+          </m:dPr>
+          <m:e>
+            <m:r>
+              <m:t>x</m:t>
+            </m:r>
+          </m:e>
+        </m:d>
+        <m:r>
+          <m:t>​</m:t>
+        </m:r>
       </m:oMath>
       <w:r>
         <w:t xml:space="preserve">.</w:t>
@@ -27769,6 +29421,25 @@
                         <m:e>
                           <m:r>
                             <m:t>μ</m:t>
+                          </m:r>
+                          <m:r>
+                            <m:t>​</m:t>
+                          </m:r>
+                          <m:d>
+                            <m:dPr>
+                              <m:begChr m:val="("/>
+                              <m:sepChr m:val=""/>
+                              <m:endChr m:val=")"/>
+                              <m:grow/>
+                            </m:dPr>
+                            <m:e>
+                              <m:r>
+                                <m:t>x</m:t>
+                              </m:r>
+                            </m:e>
+                          </m:d>
+                          <m:r>
+                            <m:t>​</m:t>
                           </m:r>
                           <m:r>
                             <m:rPr>
@@ -29666,6 +31337,25 @@
       <m:oMath>
         <m:r>
           <m:t>μ</m:t>
+        </m:r>
+        <m:r>
+          <m:t>​</m:t>
+        </m:r>
+        <m:d>
+          <m:dPr>
+            <m:begChr m:val="("/>
+            <m:sepChr m:val=""/>
+            <m:endChr m:val=")"/>
+            <m:grow/>
+          </m:dPr>
+          <m:e>
+            <m:r>
+              <m:t>x</m:t>
+            </m:r>
+          </m:e>
+        </m:d>
+        <m:r>
+          <m:t>​</m:t>
         </m:r>
       </m:oMath>
       <w:r>
